--- a/Java/Java-Notes.docx
+++ b/Java/Java-Notes.docx
@@ -899,7 +899,7 @@
     </w:p>
     <w:tbl>
       <w:tblPr>
-        <w:tblStyle w:val="4"/>
+        <w:tblStyle w:val="5"/>
         <w:tblW w:w="0" w:type="auto"/>
         <w:tblInd w:w="126" w:type="dxa"/>
         <w:tblBorders>
@@ -3354,7 +3354,7 @@
     </w:p>
     <w:tbl>
       <w:tblPr>
-        <w:tblStyle w:val="4"/>
+        <w:tblStyle w:val="5"/>
         <w:tblW w:w="0" w:type="auto"/>
         <w:tblInd w:w="126" w:type="dxa"/>
         <w:tblBorders>
@@ -7867,20 +7867,6 @@
         </w:numPr>
         <w:rPr>
           <w:rFonts w:hint="default"/>
-          <w:i w:val="0"/>
-          <w:iCs w:val="0"/>
-          <w:lang w:val="en-US"/>
-        </w:rPr>
-      </w:pPr>
-    </w:p>
-    <w:p>
-      <w:pPr>
-        <w:numPr>
-          <w:ilvl w:val="0"/>
-          <w:numId w:val="0"/>
-        </w:numPr>
-        <w:rPr>
-          <w:rFonts w:hint="default"/>
           <w:b/>
           <w:bCs/>
           <w:i w:val="0"/>
@@ -8159,7 +8145,7 @@
           <w:iCs w:val="0"/>
           <w:lang w:val="en-IN"/>
         </w:rPr>
-        <w:t>long</w:t>
+        <w:t>Int</w:t>
       </w:r>
       <w:r>
         <w:rPr>
@@ -8168,91 +8154,20 @@
           <w:iCs w:val="0"/>
           <w:lang w:val="en-IN"/>
         </w:rPr>
-        <w:t>: 8</w:t>
-      </w:r>
-      <w:r>
-        <w:rPr>
-          <w:rFonts w:hint="default"/>
-          <w:i w:val="0"/>
-          <w:iCs w:val="0"/>
-          <w:lang w:val="en-US"/>
-        </w:rPr>
-        <w:t xml:space="preserve"> bytes / </w:t>
-      </w:r>
-      <w:r>
-        <w:rPr>
-          <w:rFonts w:hint="default"/>
-          <w:i w:val="0"/>
-          <w:iCs w:val="0"/>
-          <w:lang w:val="en-IN"/>
-        </w:rPr>
-        <w:t>84</w:t>
-      </w:r>
-      <w:r>
-        <w:rPr>
-          <w:rFonts w:hint="default"/>
-          <w:i w:val="0"/>
-          <w:iCs w:val="0"/>
-          <w:lang w:val="en-US"/>
-        </w:rPr>
-        <w:t xml:space="preserve"> bits.</w:t>
-      </w:r>
-      <w:r>
-        <w:rPr>
-          <w:rFonts w:hint="default"/>
-          <w:i w:val="0"/>
-          <w:iCs w:val="0"/>
-          <w:lang w:val="en-IN"/>
-        </w:rPr>
-        <w:t>Signed 2 complement, Range: -2</w:t>
-      </w:r>
-      <w:r>
-        <w:rPr>
-          <w:rFonts w:hint="default"/>
-          <w:i w:val="0"/>
-          <w:iCs w:val="0"/>
-          <w:vertAlign w:val="superscript"/>
-          <w:lang w:val="en-IN"/>
-        </w:rPr>
-        <w:t>63</w:t>
-      </w:r>
-      <w:r>
-        <w:rPr>
-          <w:rFonts w:hint="default"/>
-          <w:i w:val="0"/>
-          <w:iCs w:val="0"/>
-          <w:lang w:val="en-IN"/>
-        </w:rPr>
-        <w:t xml:space="preserve"> to 2</w:t>
-      </w:r>
-      <w:r>
-        <w:rPr>
-          <w:rFonts w:hint="default"/>
-          <w:i w:val="0"/>
-          <w:iCs w:val="0"/>
-          <w:vertAlign w:val="superscript"/>
-          <w:lang w:val="en-IN"/>
-        </w:rPr>
-        <w:t>63</w:t>
-      </w:r>
-      <w:r>
-        <w:rPr>
-          <w:rFonts w:hint="default"/>
-          <w:i w:val="0"/>
-          <w:iCs w:val="0"/>
-          <w:vertAlign w:val="baseline"/>
-          <w:lang w:val="en-IN"/>
-        </w:rPr>
-        <w:t>-1</w:t>
-      </w:r>
-      <w:r>
-        <w:rPr>
-          <w:rFonts w:hint="default"/>
-          <w:i w:val="0"/>
-          <w:iCs w:val="0"/>
-          <w:lang w:val="en-IN"/>
-        </w:rPr>
-        <w:t>, default value is 0.  assign value like -&gt; long = 500L;</w:t>
+        <w:t xml:space="preserve">: </w:t>
+      </w:r>
+      <w:r>
+        <w:t>4</w:t>
+      </w:r>
+      <w:r>
+        <w:rPr>
+          <w:rFonts w:hint="default"/>
+          <w:lang w:val="en-IN"/>
+        </w:rPr>
+        <w:t xml:space="preserve"> bytes </w:t>
+      </w:r>
+      <w:r>
+        <w:t>-2B to 2B</w:t>
       </w:r>
     </w:p>
     <w:p>
@@ -8291,7 +8206,7 @@
           <w:iCs w:val="0"/>
           <w:lang w:val="en-IN"/>
         </w:rPr>
-        <w:t>float</w:t>
+        <w:t>long</w:t>
       </w:r>
       <w:r>
         <w:rPr>
@@ -8300,7 +8215,91 @@
           <w:iCs w:val="0"/>
           <w:lang w:val="en-IN"/>
         </w:rPr>
-        <w:t>: 32 bits. IEEE 754 values.  IEEE 754 with this format float stores the data</w:t>
+        <w:t>: 8</w:t>
+      </w:r>
+      <w:r>
+        <w:rPr>
+          <w:rFonts w:hint="default"/>
+          <w:i w:val="0"/>
+          <w:iCs w:val="0"/>
+          <w:lang w:val="en-US"/>
+        </w:rPr>
+        <w:t xml:space="preserve"> bytes / </w:t>
+      </w:r>
+      <w:r>
+        <w:rPr>
+          <w:rFonts w:hint="default"/>
+          <w:i w:val="0"/>
+          <w:iCs w:val="0"/>
+          <w:lang w:val="en-IN"/>
+        </w:rPr>
+        <w:t>84</w:t>
+      </w:r>
+      <w:r>
+        <w:rPr>
+          <w:rFonts w:hint="default"/>
+          <w:i w:val="0"/>
+          <w:iCs w:val="0"/>
+          <w:lang w:val="en-US"/>
+        </w:rPr>
+        <w:t xml:space="preserve"> bits.</w:t>
+      </w:r>
+      <w:r>
+        <w:rPr>
+          <w:rFonts w:hint="default"/>
+          <w:i w:val="0"/>
+          <w:iCs w:val="0"/>
+          <w:lang w:val="en-IN"/>
+        </w:rPr>
+        <w:t>Signed 2 complement, Range: -2</w:t>
+      </w:r>
+      <w:r>
+        <w:rPr>
+          <w:rFonts w:hint="default"/>
+          <w:i w:val="0"/>
+          <w:iCs w:val="0"/>
+          <w:vertAlign w:val="superscript"/>
+          <w:lang w:val="en-IN"/>
+        </w:rPr>
+        <w:t>63</w:t>
+      </w:r>
+      <w:r>
+        <w:rPr>
+          <w:rFonts w:hint="default"/>
+          <w:i w:val="0"/>
+          <w:iCs w:val="0"/>
+          <w:lang w:val="en-IN"/>
+        </w:rPr>
+        <w:t xml:space="preserve"> to 2</w:t>
+      </w:r>
+      <w:r>
+        <w:rPr>
+          <w:rFonts w:hint="default"/>
+          <w:i w:val="0"/>
+          <w:iCs w:val="0"/>
+          <w:vertAlign w:val="superscript"/>
+          <w:lang w:val="en-IN"/>
+        </w:rPr>
+        <w:t>63</w:t>
+      </w:r>
+      <w:r>
+        <w:rPr>
+          <w:rFonts w:hint="default"/>
+          <w:i w:val="0"/>
+          <w:iCs w:val="0"/>
+          <w:vertAlign w:val="baseline"/>
+          <w:lang w:val="en-IN"/>
+        </w:rPr>
+        <w:t>-1</w:t>
+      </w:r>
+      <w:r>
+        <w:rPr>
+          <w:rFonts w:hint="default"/>
+          <w:i w:val="0"/>
+          <w:iCs w:val="0"/>
+          <w:lang w:val="en-IN"/>
+        </w:rPr>
+        <w:t>, default value is 0.  assign value like -&gt; long = 500L;</w:t>
       </w:r>
     </w:p>
     <w:p>
@@ -8339,7 +8338,7 @@
           <w:iCs w:val="0"/>
           <w:lang w:val="en-IN"/>
         </w:rPr>
-        <w:t>double</w:t>
+        <w:t>float</w:t>
       </w:r>
       <w:r>
         <w:rPr>
@@ -8348,7 +8347,92 @@
           <w:iCs w:val="0"/>
           <w:lang w:val="en-IN"/>
         </w:rPr>
+        <w:t>: 32 bits. IEEE 754 values.  IEEE 754 with this format float stores the data</w:t>
+      </w:r>
+    </w:p>
+    <w:p>
+      <w:pPr>
+        <w:numPr>
+          <w:ilvl w:val="0"/>
+          <w:numId w:val="0"/>
+        </w:numPr>
+        <w:rPr>
+          <w:rFonts w:hint="default"/>
+          <w:i w:val="0"/>
+          <w:iCs w:val="0"/>
+          <w:lang w:val="en-IN"/>
+        </w:rPr>
+      </w:pPr>
+    </w:p>
+    <w:p>
+      <w:pPr>
+        <w:numPr>
+          <w:ilvl w:val="0"/>
+          <w:numId w:val="0"/>
+        </w:numPr>
+        <w:rPr>
+          <w:rFonts w:hint="default"/>
+          <w:i w:val="0"/>
+          <w:iCs w:val="0"/>
+          <w:lang w:val="en-IN"/>
+        </w:rPr>
+      </w:pPr>
+      <w:r>
+        <w:rPr>
+          <w:rFonts w:hint="default"/>
+          <w:b/>
+          <w:bCs/>
+          <w:i w:val="0"/>
+          <w:iCs w:val="0"/>
+          <w:lang w:val="en-IN"/>
+        </w:rPr>
+        <w:t>double</w:t>
+      </w:r>
+      <w:r>
+        <w:rPr>
+          <w:rFonts w:hint="default"/>
+          <w:i w:val="0"/>
+          <w:iCs w:val="0"/>
+          <w:lang w:val="en-IN"/>
+        </w:rPr>
         <w:t>: 64 bits. IEEE 754 values</w:t>
+      </w:r>
+    </w:p>
+    <w:p>
+      <w:pPr>
+        <w:numPr>
+          <w:ilvl w:val="0"/>
+          <w:numId w:val="0"/>
+        </w:numPr>
+        <w:rPr>
+          <w:rFonts w:hint="default"/>
+          <w:i w:val="0"/>
+          <w:iCs w:val="0"/>
+          <w:lang w:val="en-IN"/>
+        </w:rPr>
+      </w:pPr>
+    </w:p>
+    <w:p>
+      <w:pPr>
+        <w:numPr>
+          <w:ilvl w:val="0"/>
+          <w:numId w:val="0"/>
+        </w:numPr>
+        <w:rPr>
+          <w:rFonts w:hint="default"/>
+          <w:i w:val="0"/>
+          <w:iCs w:val="0"/>
+          <w:lang w:val="en-IN"/>
+        </w:rPr>
+      </w:pPr>
+      <w:r>
+        <w:rPr>
+          <w:rFonts w:hint="default"/>
+          <w:i w:val="0"/>
+          <w:iCs w:val="0"/>
+          <w:lang w:val="en-IN"/>
+        </w:rPr>
+        <w:t>boolean: 1 byte, true/false</w:t>
       </w:r>
     </w:p>
     <w:p>
@@ -8388,22 +8472,20 @@
         <w:ind w:left="0" w:leftChars="0" w:firstLine="0" w:firstLineChars="0"/>
         <w:rPr>
           <w:rFonts w:hint="default"/>
+          <w:i w:val="0"/>
+          <w:iCs w:val="0"/>
+          <w:lang w:val="en-IN"/>
+        </w:rPr>
+      </w:pPr>
+      <w:r>
+        <w:rPr>
+          <w:rFonts w:hint="default"/>
           <w:b/>
           <w:bCs/>
           <w:i w:val="0"/>
           <w:iCs w:val="0"/>
           <w:lang w:val="en-IN"/>
         </w:rPr>
-      </w:pPr>
-      <w:r>
-        <w:rPr>
-          <w:rFonts w:hint="default"/>
-          <w:b/>
-          <w:bCs/>
-          <w:i w:val="0"/>
-          <w:iCs w:val="0"/>
-          <w:lang w:val="en-IN"/>
-        </w:rPr>
         <w:t>Non-Primitive Type /  Referance Data type</w:t>
       </w:r>
     </w:p>
@@ -8434,21 +8516,6 @@
           <w:lang w:val="en-IN"/>
         </w:rPr>
       </w:pPr>
-    </w:p>
-    <w:p>
-      <w:pPr>
-        <w:numPr>
-          <w:ilvl w:val="0"/>
-          <w:numId w:val="0"/>
-        </w:numPr>
-        <w:rPr>
-          <w:rFonts w:hint="default"/>
-          <w:i w:val="0"/>
-          <w:iCs w:val="0"/>
-          <w:lang w:val="en-IN"/>
-        </w:rPr>
-      </w:pPr>
-      <w:bookmarkStart w:id="0" w:name="_GoBack"/>
       <w:r>
         <w:rPr>
           <w:rFonts w:hint="default"/>
@@ -8472,147 +8539,6 @@
           </wp:inline>
         </w:drawing>
       </w:r>
-      <w:bookmarkEnd w:id="0"/>
-    </w:p>
-    <w:p>
-      <w:pPr>
-        <w:numPr>
-          <w:ilvl w:val="0"/>
-          <w:numId w:val="0"/>
-        </w:numPr>
-        <w:rPr>
-          <w:rFonts w:hint="default"/>
-          <w:i w:val="0"/>
-          <w:iCs w:val="0"/>
-          <w:lang w:val="en-IN"/>
-        </w:rPr>
-      </w:pPr>
-    </w:p>
-    <w:p>
-      <w:pPr>
-        <w:numPr>
-          <w:ilvl w:val="0"/>
-          <w:numId w:val="0"/>
-        </w:numPr>
-        <w:rPr>
-          <w:rFonts w:hint="default"/>
-          <w:i w:val="0"/>
-          <w:iCs w:val="0"/>
-          <w:lang w:val="en-IN"/>
-        </w:rPr>
-      </w:pPr>
-    </w:p>
-    <w:p>
-      <w:pPr>
-        <w:numPr>
-          <w:ilvl w:val="0"/>
-          <w:numId w:val="0"/>
-        </w:numPr>
-        <w:rPr>
-          <w:rFonts w:hint="default"/>
-          <w:i w:val="0"/>
-          <w:iCs w:val="0"/>
-          <w:lang w:val="en-IN"/>
-        </w:rPr>
-      </w:pPr>
-    </w:p>
-    <w:p>
-      <w:pPr>
-        <w:numPr>
-          <w:ilvl w:val="0"/>
-          <w:numId w:val="0"/>
-        </w:numPr>
-        <w:rPr>
-          <w:rFonts w:hint="default"/>
-          <w:i w:val="0"/>
-          <w:iCs w:val="0"/>
-          <w:lang w:val="en-IN"/>
-        </w:rPr>
-      </w:pPr>
-    </w:p>
-    <w:p>
-      <w:pPr>
-        <w:numPr>
-          <w:ilvl w:val="0"/>
-          <w:numId w:val="0"/>
-        </w:numPr>
-        <w:rPr>
-          <w:rFonts w:hint="default"/>
-          <w:i w:val="0"/>
-          <w:iCs w:val="0"/>
-          <w:lang w:val="en-IN"/>
-        </w:rPr>
-      </w:pPr>
-    </w:p>
-    <w:p>
-      <w:pPr>
-        <w:numPr>
-          <w:ilvl w:val="0"/>
-          <w:numId w:val="0"/>
-        </w:numPr>
-        <w:rPr>
-          <w:rFonts w:hint="default"/>
-          <w:i w:val="0"/>
-          <w:iCs w:val="0"/>
-          <w:lang w:val="en-IN"/>
-        </w:rPr>
-      </w:pPr>
-    </w:p>
-    <w:p>
-      <w:pPr>
-        <w:numPr>
-          <w:ilvl w:val="0"/>
-          <w:numId w:val="0"/>
-        </w:numPr>
-        <w:rPr>
-          <w:rFonts w:hint="default"/>
-          <w:i w:val="0"/>
-          <w:iCs w:val="0"/>
-          <w:lang w:val="en-IN"/>
-        </w:rPr>
-      </w:pPr>
-    </w:p>
-    <w:p>
-      <w:pPr>
-        <w:numPr>
-          <w:ilvl w:val="0"/>
-          <w:numId w:val="0"/>
-        </w:numPr>
-        <w:rPr>
-          <w:rFonts w:hint="default"/>
-          <w:i w:val="0"/>
-          <w:iCs w:val="0"/>
-          <w:lang w:val="en-IN"/>
-        </w:rPr>
-      </w:pPr>
-    </w:p>
-    <w:p>
-      <w:pPr>
-        <w:numPr>
-          <w:ilvl w:val="0"/>
-          <w:numId w:val="0"/>
-        </w:numPr>
-        <w:rPr>
-          <w:rFonts w:hint="default"/>
-          <w:i w:val="0"/>
-          <w:iCs w:val="0"/>
-          <w:lang w:val="en-IN"/>
-        </w:rPr>
-      </w:pPr>
-    </w:p>
-    <w:p>
-      <w:pPr>
-        <w:numPr>
-          <w:ilvl w:val="0"/>
-          <w:numId w:val="0"/>
-        </w:numPr>
-        <w:rPr>
-          <w:rFonts w:hint="default"/>
-          <w:i w:val="0"/>
-          <w:iCs w:val="0"/>
-          <w:lang w:val="en-IN"/>
-        </w:rPr>
-      </w:pPr>
     </w:p>
     <w:p>
       <w:pPr>
@@ -10138,6 +10064,7 @@
     <w:p>
       <w:pPr>
         <w:numPr>
+          <w:ilvl w:val="0"/>
           <w:numId w:val="0"/>
         </w:numPr>
         <w:rPr>
@@ -10570,6 +10497,7 @@
     <w:p>
       <w:pPr>
         <w:numPr>
+          <w:ilvl w:val="0"/>
           <w:numId w:val="0"/>
         </w:numPr>
         <w:rPr>
@@ -10585,6 +10513,7 @@
     <w:p>
       <w:pPr>
         <w:numPr>
+          <w:ilvl w:val="0"/>
           <w:numId w:val="0"/>
         </w:numPr>
         <w:rPr>
@@ -11776,6 +11705,7 @@
     <w:p>
       <w:pPr>
         <w:numPr>
+          <w:ilvl w:val="0"/>
           <w:numId w:val="0"/>
         </w:numPr>
         <w:ind w:leftChars="0"/>
@@ -13034,51 +12964,7 @@
     <w:p>
       <w:pPr>
         <w:numPr>
-          <w:numId w:val="0"/>
-        </w:numPr>
-        <w:rPr>
-          <w:rFonts w:hint="default"/>
-          <w:b w:val="0"/>
-          <w:bCs w:val="0"/>
-          <w:i/>
-          <w:iCs/>
-          <w:lang w:val="en-IN"/>
-        </w:rPr>
-      </w:pPr>
-    </w:p>
-    <w:p>
-      <w:pPr>
-        <w:numPr>
-          <w:numId w:val="0"/>
-        </w:numPr>
-        <w:rPr>
-          <w:rFonts w:hint="default"/>
-          <w:b w:val="0"/>
-          <w:bCs w:val="0"/>
-          <w:i/>
-          <w:iCs/>
-          <w:lang w:val="en-IN"/>
-        </w:rPr>
-      </w:pPr>
-    </w:p>
-    <w:p>
-      <w:pPr>
-        <w:numPr>
-          <w:numId w:val="0"/>
-        </w:numPr>
-        <w:rPr>
-          <w:rFonts w:hint="default"/>
-          <w:b w:val="0"/>
-          <w:bCs w:val="0"/>
-          <w:i/>
-          <w:iCs/>
-          <w:lang w:val="en-IN"/>
-        </w:rPr>
-      </w:pPr>
-    </w:p>
-    <w:p>
-      <w:pPr>
-        <w:numPr>
+          <w:ilvl w:val="0"/>
           <w:numId w:val="0"/>
         </w:numPr>
         <w:rPr>
@@ -13122,6 +13008,7 @@
     <w:p>
       <w:pPr>
         <w:numPr>
+          <w:ilvl w:val="0"/>
           <w:numId w:val="0"/>
         </w:numPr>
         <w:rPr>
@@ -13732,6 +13619,7 @@
     <w:p>
       <w:pPr>
         <w:numPr>
+          <w:ilvl w:val="0"/>
           <w:numId w:val="0"/>
         </w:numPr>
         <w:rPr>
@@ -13786,6 +13674,7 @@
     <w:p>
       <w:pPr>
         <w:numPr>
+          <w:ilvl w:val="0"/>
           <w:numId w:val="0"/>
         </w:numPr>
         <w:ind w:leftChars="0"/>
@@ -14013,21 +13902,7 @@
     <w:p>
       <w:pPr>
         <w:numPr>
-          <w:numId w:val="0"/>
-        </w:numPr>
-        <w:rPr>
-          <w:rFonts w:hint="default"/>
-          <w:b w:val="0"/>
-          <w:bCs w:val="0"/>
-          <w:i/>
-          <w:iCs/>
-          <w:lang w:val="en-IN"/>
-        </w:rPr>
-      </w:pPr>
-    </w:p>
-    <w:p>
-      <w:pPr>
-        <w:numPr>
+          <w:ilvl w:val="0"/>
           <w:numId w:val="0"/>
         </w:numPr>
         <w:rPr>
@@ -14048,8 +13923,10 @@
         </w:numPr>
         <w:rPr>
           <w:rFonts w:hint="default"/>
-          <w:i w:val="0"/>
-          <w:iCs w:val="0"/>
+          <w:b w:val="0"/>
+          <w:bCs w:val="0"/>
+          <w:i/>
+          <w:iCs/>
           <w:lang w:val="en-IN"/>
         </w:rPr>
       </w:pPr>
@@ -14062,11 +13939,24 @@
         </w:numPr>
         <w:rPr>
           <w:rFonts w:hint="default"/>
+          <w:b/>
+          <w:bCs/>
           <w:i w:val="0"/>
           <w:iCs w:val="0"/>
           <w:lang w:val="en-IN"/>
         </w:rPr>
       </w:pPr>
+      <w:r>
+        <w:rPr>
+          <w:rFonts w:hint="default"/>
+          <w:b/>
+          <w:bCs/>
+          <w:i w:val="0"/>
+          <w:iCs w:val="0"/>
+          <w:lang w:val="en-IN"/>
+        </w:rPr>
+        <w:t>Declare Variables and Uses</w:t>
+      </w:r>
     </w:p>
     <w:p>
       <w:pPr>
@@ -14081,6 +13971,6379 @@
           <w:lang w:val="en-IN"/>
         </w:rPr>
       </w:pPr>
+    </w:p>
+    <w:p>
+      <w:pPr>
+        <w:keepNext w:val="0"/>
+        <w:keepLines w:val="0"/>
+        <w:widowControl/>
+        <w:suppressLineNumbers w:val="0"/>
+        <w:shd w:val="clear" w:fill="1E1E1E"/>
+        <w:spacing w:line="240" w:lineRule="auto"/>
+        <w:jc w:val="left"/>
+        <w:rPr>
+          <w:rFonts w:ascii="Consolas" w:hAnsi="Consolas" w:eastAsia="Consolas" w:cs="Consolas"/>
+          <w:b w:val="0"/>
+          <w:bCs w:val="0"/>
+          <w:color w:val="D4D4D4"/>
+          <w:sz w:val="18"/>
+          <w:szCs w:val="18"/>
+        </w:rPr>
+      </w:pPr>
+      <w:r>
+        <w:rPr>
+          <w:rFonts w:hint="default" w:ascii="Consolas" w:hAnsi="Consolas" w:eastAsia="Consolas" w:cs="Consolas"/>
+          <w:b w:val="0"/>
+          <w:bCs w:val="0"/>
+          <w:color w:val="569CD6"/>
+          <w:kern w:val="0"/>
+          <w:sz w:val="18"/>
+          <w:szCs w:val="18"/>
+          <w:shd w:val="clear" w:fill="1E1E1E"/>
+          <w:lang w:val="en-US" w:eastAsia="zh-CN" w:bidi="ar"/>
+        </w:rPr>
+        <w:t>public</w:t>
+      </w:r>
+      <w:r>
+        <w:rPr>
+          <w:rFonts w:hint="default" w:ascii="Consolas" w:hAnsi="Consolas" w:eastAsia="Consolas" w:cs="Consolas"/>
+          <w:b w:val="0"/>
+          <w:bCs w:val="0"/>
+          <w:color w:val="D4D4D4"/>
+          <w:kern w:val="0"/>
+          <w:sz w:val="18"/>
+          <w:szCs w:val="18"/>
+          <w:shd w:val="clear" w:fill="1E1E1E"/>
+          <w:lang w:val="en-US" w:eastAsia="zh-CN" w:bidi="ar"/>
+        </w:rPr>
+        <w:t xml:space="preserve"> </w:t>
+      </w:r>
+      <w:r>
+        <w:rPr>
+          <w:rFonts w:hint="default" w:ascii="Consolas" w:hAnsi="Consolas" w:eastAsia="Consolas" w:cs="Consolas"/>
+          <w:b w:val="0"/>
+          <w:bCs w:val="0"/>
+          <w:color w:val="569CD6"/>
+          <w:kern w:val="0"/>
+          <w:sz w:val="18"/>
+          <w:szCs w:val="18"/>
+          <w:shd w:val="clear" w:fill="1E1E1E"/>
+          <w:lang w:val="en-US" w:eastAsia="zh-CN" w:bidi="ar"/>
+        </w:rPr>
+        <w:t>class</w:t>
+      </w:r>
+      <w:r>
+        <w:rPr>
+          <w:rFonts w:hint="default" w:ascii="Consolas" w:hAnsi="Consolas" w:eastAsia="Consolas" w:cs="Consolas"/>
+          <w:b w:val="0"/>
+          <w:bCs w:val="0"/>
+          <w:color w:val="D4D4D4"/>
+          <w:kern w:val="0"/>
+          <w:sz w:val="18"/>
+          <w:szCs w:val="18"/>
+          <w:shd w:val="clear" w:fill="1E1E1E"/>
+          <w:lang w:val="en-US" w:eastAsia="zh-CN" w:bidi="ar"/>
+        </w:rPr>
+        <w:t xml:space="preserve"> </w:t>
+      </w:r>
+      <w:r>
+        <w:rPr>
+          <w:rFonts w:hint="default" w:ascii="Consolas" w:hAnsi="Consolas" w:eastAsia="Consolas" w:cs="Consolas"/>
+          <w:b w:val="0"/>
+          <w:bCs w:val="0"/>
+          <w:color w:val="4EC9B0"/>
+          <w:kern w:val="0"/>
+          <w:sz w:val="18"/>
+          <w:szCs w:val="18"/>
+          <w:shd w:val="clear" w:fill="1E1E1E"/>
+          <w:lang w:val="en-US" w:eastAsia="zh-CN" w:bidi="ar"/>
+        </w:rPr>
+        <w:t>Main</w:t>
+      </w:r>
+      <w:r>
+        <w:rPr>
+          <w:rFonts w:hint="default" w:ascii="Consolas" w:hAnsi="Consolas" w:eastAsia="Consolas" w:cs="Consolas"/>
+          <w:b w:val="0"/>
+          <w:bCs w:val="0"/>
+          <w:color w:val="D4D4D4"/>
+          <w:kern w:val="0"/>
+          <w:sz w:val="18"/>
+          <w:szCs w:val="18"/>
+          <w:shd w:val="clear" w:fill="1E1E1E"/>
+          <w:lang w:val="en-US" w:eastAsia="zh-CN" w:bidi="ar"/>
+        </w:rPr>
+        <w:t xml:space="preserve"> {</w:t>
+      </w:r>
+    </w:p>
+    <w:p>
+      <w:pPr>
+        <w:keepNext w:val="0"/>
+        <w:keepLines w:val="0"/>
+        <w:widowControl/>
+        <w:suppressLineNumbers w:val="0"/>
+        <w:shd w:val="clear" w:fill="1E1E1E"/>
+        <w:spacing w:line="240" w:lineRule="auto"/>
+        <w:jc w:val="left"/>
+        <w:rPr>
+          <w:rFonts w:hint="default" w:ascii="Consolas" w:hAnsi="Consolas" w:eastAsia="Consolas" w:cs="Consolas"/>
+          <w:b w:val="0"/>
+          <w:bCs w:val="0"/>
+          <w:color w:val="D4D4D4"/>
+          <w:sz w:val="18"/>
+          <w:szCs w:val="18"/>
+        </w:rPr>
+      </w:pPr>
+      <w:r>
+        <w:rPr>
+          <w:rFonts w:hint="default" w:ascii="Consolas" w:hAnsi="Consolas" w:eastAsia="Consolas" w:cs="Consolas"/>
+          <w:b w:val="0"/>
+          <w:bCs w:val="0"/>
+          <w:color w:val="D4D4D4"/>
+          <w:kern w:val="0"/>
+          <w:sz w:val="18"/>
+          <w:szCs w:val="18"/>
+          <w:shd w:val="clear" w:fill="1E1E1E"/>
+          <w:lang w:val="en-US" w:eastAsia="zh-CN" w:bidi="ar"/>
+        </w:rPr>
+        <w:t xml:space="preserve">    </w:t>
+      </w:r>
+      <w:r>
+        <w:rPr>
+          <w:rFonts w:hint="default" w:ascii="Consolas" w:hAnsi="Consolas" w:eastAsia="Consolas" w:cs="Consolas"/>
+          <w:b w:val="0"/>
+          <w:bCs w:val="0"/>
+          <w:color w:val="569CD6"/>
+          <w:kern w:val="0"/>
+          <w:sz w:val="18"/>
+          <w:szCs w:val="18"/>
+          <w:shd w:val="clear" w:fill="1E1E1E"/>
+          <w:lang w:val="en-US" w:eastAsia="zh-CN" w:bidi="ar"/>
+        </w:rPr>
+        <w:t>public</w:t>
+      </w:r>
+      <w:r>
+        <w:rPr>
+          <w:rFonts w:hint="default" w:ascii="Consolas" w:hAnsi="Consolas" w:eastAsia="Consolas" w:cs="Consolas"/>
+          <w:b w:val="0"/>
+          <w:bCs w:val="0"/>
+          <w:color w:val="D4D4D4"/>
+          <w:kern w:val="0"/>
+          <w:sz w:val="18"/>
+          <w:szCs w:val="18"/>
+          <w:shd w:val="clear" w:fill="1E1E1E"/>
+          <w:lang w:val="en-US" w:eastAsia="zh-CN" w:bidi="ar"/>
+        </w:rPr>
+        <w:t xml:space="preserve"> </w:t>
+      </w:r>
+      <w:r>
+        <w:rPr>
+          <w:rFonts w:hint="default" w:ascii="Consolas" w:hAnsi="Consolas" w:eastAsia="Consolas" w:cs="Consolas"/>
+          <w:b w:val="0"/>
+          <w:bCs w:val="0"/>
+          <w:color w:val="569CD6"/>
+          <w:kern w:val="0"/>
+          <w:sz w:val="18"/>
+          <w:szCs w:val="18"/>
+          <w:shd w:val="clear" w:fill="1E1E1E"/>
+          <w:lang w:val="en-US" w:eastAsia="zh-CN" w:bidi="ar"/>
+        </w:rPr>
+        <w:t>static</w:t>
+      </w:r>
+      <w:r>
+        <w:rPr>
+          <w:rFonts w:hint="default" w:ascii="Consolas" w:hAnsi="Consolas" w:eastAsia="Consolas" w:cs="Consolas"/>
+          <w:b w:val="0"/>
+          <w:bCs w:val="0"/>
+          <w:color w:val="D4D4D4"/>
+          <w:kern w:val="0"/>
+          <w:sz w:val="18"/>
+          <w:szCs w:val="18"/>
+          <w:shd w:val="clear" w:fill="1E1E1E"/>
+          <w:lang w:val="en-US" w:eastAsia="zh-CN" w:bidi="ar"/>
+        </w:rPr>
+        <w:t xml:space="preserve"> </w:t>
+      </w:r>
+      <w:r>
+        <w:rPr>
+          <w:rFonts w:hint="default" w:ascii="Consolas" w:hAnsi="Consolas" w:eastAsia="Consolas" w:cs="Consolas"/>
+          <w:b w:val="0"/>
+          <w:bCs w:val="0"/>
+          <w:color w:val="4EC9B0"/>
+          <w:kern w:val="0"/>
+          <w:sz w:val="18"/>
+          <w:szCs w:val="18"/>
+          <w:shd w:val="clear" w:fill="1E1E1E"/>
+          <w:lang w:val="en-US" w:eastAsia="zh-CN" w:bidi="ar"/>
+        </w:rPr>
+        <w:t>void</w:t>
+      </w:r>
+      <w:r>
+        <w:rPr>
+          <w:rFonts w:hint="default" w:ascii="Consolas" w:hAnsi="Consolas" w:eastAsia="Consolas" w:cs="Consolas"/>
+          <w:b w:val="0"/>
+          <w:bCs w:val="0"/>
+          <w:color w:val="D4D4D4"/>
+          <w:kern w:val="0"/>
+          <w:sz w:val="18"/>
+          <w:szCs w:val="18"/>
+          <w:shd w:val="clear" w:fill="1E1E1E"/>
+          <w:lang w:val="en-US" w:eastAsia="zh-CN" w:bidi="ar"/>
+        </w:rPr>
+        <w:t xml:space="preserve"> </w:t>
+      </w:r>
+      <w:r>
+        <w:rPr>
+          <w:rFonts w:hint="default" w:ascii="Consolas" w:hAnsi="Consolas" w:eastAsia="Consolas" w:cs="Consolas"/>
+          <w:b w:val="0"/>
+          <w:bCs w:val="0"/>
+          <w:color w:val="DCDCAA"/>
+          <w:kern w:val="0"/>
+          <w:sz w:val="18"/>
+          <w:szCs w:val="18"/>
+          <w:shd w:val="clear" w:fill="1E1E1E"/>
+          <w:lang w:val="en-US" w:eastAsia="zh-CN" w:bidi="ar"/>
+        </w:rPr>
+        <w:t>main</w:t>
+      </w:r>
+      <w:r>
+        <w:rPr>
+          <w:rFonts w:hint="default" w:ascii="Consolas" w:hAnsi="Consolas" w:eastAsia="Consolas" w:cs="Consolas"/>
+          <w:b w:val="0"/>
+          <w:bCs w:val="0"/>
+          <w:color w:val="D4D4D4"/>
+          <w:kern w:val="0"/>
+          <w:sz w:val="18"/>
+          <w:szCs w:val="18"/>
+          <w:shd w:val="clear" w:fill="1E1E1E"/>
+          <w:lang w:val="en-US" w:eastAsia="zh-CN" w:bidi="ar"/>
+        </w:rPr>
+        <w:t>(</w:t>
+      </w:r>
+      <w:r>
+        <w:rPr>
+          <w:rFonts w:hint="default" w:ascii="Consolas" w:hAnsi="Consolas" w:eastAsia="Consolas" w:cs="Consolas"/>
+          <w:b w:val="0"/>
+          <w:bCs w:val="0"/>
+          <w:color w:val="4EC9B0"/>
+          <w:kern w:val="0"/>
+          <w:sz w:val="18"/>
+          <w:szCs w:val="18"/>
+          <w:shd w:val="clear" w:fill="1E1E1E"/>
+          <w:lang w:val="en-US" w:eastAsia="zh-CN" w:bidi="ar"/>
+        </w:rPr>
+        <w:t>String</w:t>
+      </w:r>
+      <w:r>
+        <w:rPr>
+          <w:rFonts w:hint="default" w:ascii="Consolas" w:hAnsi="Consolas" w:eastAsia="Consolas" w:cs="Consolas"/>
+          <w:b w:val="0"/>
+          <w:bCs w:val="0"/>
+          <w:color w:val="D4D4D4"/>
+          <w:kern w:val="0"/>
+          <w:sz w:val="18"/>
+          <w:szCs w:val="18"/>
+          <w:shd w:val="clear" w:fill="1E1E1E"/>
+          <w:lang w:val="en-US" w:eastAsia="zh-CN" w:bidi="ar"/>
+        </w:rPr>
+        <w:t xml:space="preserve">[] </w:t>
+      </w:r>
+      <w:r>
+        <w:rPr>
+          <w:rFonts w:hint="default" w:ascii="Consolas" w:hAnsi="Consolas" w:eastAsia="Consolas" w:cs="Consolas"/>
+          <w:b w:val="0"/>
+          <w:bCs w:val="0"/>
+          <w:color w:val="9CDCFE"/>
+          <w:kern w:val="0"/>
+          <w:sz w:val="18"/>
+          <w:szCs w:val="18"/>
+          <w:shd w:val="clear" w:fill="1E1E1E"/>
+          <w:lang w:val="en-US" w:eastAsia="zh-CN" w:bidi="ar"/>
+        </w:rPr>
+        <w:t>args</w:t>
+      </w:r>
+      <w:r>
+        <w:rPr>
+          <w:rFonts w:hint="default" w:ascii="Consolas" w:hAnsi="Consolas" w:eastAsia="Consolas" w:cs="Consolas"/>
+          <w:b w:val="0"/>
+          <w:bCs w:val="0"/>
+          <w:color w:val="D4D4D4"/>
+          <w:kern w:val="0"/>
+          <w:sz w:val="18"/>
+          <w:szCs w:val="18"/>
+          <w:shd w:val="clear" w:fill="1E1E1E"/>
+          <w:lang w:val="en-US" w:eastAsia="zh-CN" w:bidi="ar"/>
+        </w:rPr>
+        <w:t>) {</w:t>
+      </w:r>
+    </w:p>
+    <w:p>
+      <w:pPr>
+        <w:keepNext w:val="0"/>
+        <w:keepLines w:val="0"/>
+        <w:widowControl/>
+        <w:suppressLineNumbers w:val="0"/>
+        <w:shd w:val="clear" w:fill="1E1E1E"/>
+        <w:spacing w:line="240" w:lineRule="auto"/>
+        <w:jc w:val="left"/>
+        <w:rPr>
+          <w:rFonts w:hint="default" w:ascii="Consolas" w:hAnsi="Consolas" w:eastAsia="Consolas" w:cs="Consolas"/>
+          <w:b w:val="0"/>
+          <w:bCs w:val="0"/>
+          <w:color w:val="D4D4D4"/>
+          <w:sz w:val="18"/>
+          <w:szCs w:val="18"/>
+        </w:rPr>
+      </w:pPr>
+    </w:p>
+    <w:p>
+      <w:pPr>
+        <w:keepNext w:val="0"/>
+        <w:keepLines w:val="0"/>
+        <w:widowControl/>
+        <w:suppressLineNumbers w:val="0"/>
+        <w:shd w:val="clear" w:fill="1E1E1E"/>
+        <w:spacing w:line="240" w:lineRule="auto"/>
+        <w:jc w:val="left"/>
+        <w:rPr>
+          <w:rFonts w:hint="default" w:ascii="Consolas" w:hAnsi="Consolas" w:eastAsia="Consolas" w:cs="Consolas"/>
+          <w:b w:val="0"/>
+          <w:bCs w:val="0"/>
+          <w:color w:val="D4D4D4"/>
+          <w:sz w:val="18"/>
+          <w:szCs w:val="18"/>
+        </w:rPr>
+      </w:pPr>
+      <w:r>
+        <w:rPr>
+          <w:rFonts w:hint="default" w:ascii="Consolas" w:hAnsi="Consolas" w:eastAsia="Consolas" w:cs="Consolas"/>
+          <w:b w:val="0"/>
+          <w:bCs w:val="0"/>
+          <w:color w:val="D4D4D4"/>
+          <w:kern w:val="0"/>
+          <w:sz w:val="18"/>
+          <w:szCs w:val="18"/>
+          <w:shd w:val="clear" w:fill="1E1E1E"/>
+          <w:lang w:val="en-US" w:eastAsia="zh-CN" w:bidi="ar"/>
+        </w:rPr>
+        <w:t xml:space="preserve">        </w:t>
+      </w:r>
+      <w:r>
+        <w:rPr>
+          <w:rFonts w:hint="default" w:ascii="Consolas" w:hAnsi="Consolas" w:eastAsia="Consolas" w:cs="Consolas"/>
+          <w:b w:val="0"/>
+          <w:bCs w:val="0"/>
+          <w:color w:val="6A9955"/>
+          <w:kern w:val="0"/>
+          <w:sz w:val="18"/>
+          <w:szCs w:val="18"/>
+          <w:shd w:val="clear" w:fill="1E1E1E"/>
+          <w:lang w:val="en-US" w:eastAsia="zh-CN" w:bidi="ar"/>
+        </w:rPr>
+        <w:t>// variable</w:t>
+      </w:r>
+    </w:p>
+    <w:p>
+      <w:pPr>
+        <w:keepNext w:val="0"/>
+        <w:keepLines w:val="0"/>
+        <w:widowControl/>
+        <w:suppressLineNumbers w:val="0"/>
+        <w:shd w:val="clear" w:fill="1E1E1E"/>
+        <w:spacing w:line="240" w:lineRule="auto"/>
+        <w:jc w:val="left"/>
+        <w:rPr>
+          <w:rFonts w:hint="default" w:ascii="Consolas" w:hAnsi="Consolas" w:eastAsia="Consolas" w:cs="Consolas"/>
+          <w:b w:val="0"/>
+          <w:bCs w:val="0"/>
+          <w:color w:val="D4D4D4"/>
+          <w:sz w:val="18"/>
+          <w:szCs w:val="18"/>
+        </w:rPr>
+      </w:pPr>
+      <w:r>
+        <w:rPr>
+          <w:rFonts w:hint="default" w:ascii="Consolas" w:hAnsi="Consolas" w:eastAsia="Consolas" w:cs="Consolas"/>
+          <w:b w:val="0"/>
+          <w:bCs w:val="0"/>
+          <w:color w:val="D4D4D4"/>
+          <w:kern w:val="0"/>
+          <w:sz w:val="18"/>
+          <w:szCs w:val="18"/>
+          <w:shd w:val="clear" w:fill="1E1E1E"/>
+          <w:lang w:val="en-US" w:eastAsia="zh-CN" w:bidi="ar"/>
+        </w:rPr>
+        <w:t xml:space="preserve">        </w:t>
+      </w:r>
+      <w:r>
+        <w:rPr>
+          <w:rFonts w:hint="default" w:ascii="Consolas" w:hAnsi="Consolas" w:eastAsia="Consolas" w:cs="Consolas"/>
+          <w:b w:val="0"/>
+          <w:bCs w:val="0"/>
+          <w:color w:val="4EC9B0"/>
+          <w:kern w:val="0"/>
+          <w:sz w:val="18"/>
+          <w:szCs w:val="18"/>
+          <w:shd w:val="clear" w:fill="1E1E1E"/>
+          <w:lang w:val="en-US" w:eastAsia="zh-CN" w:bidi="ar"/>
+        </w:rPr>
+        <w:t>int</w:t>
+      </w:r>
+      <w:r>
+        <w:rPr>
+          <w:rFonts w:hint="default" w:ascii="Consolas" w:hAnsi="Consolas" w:eastAsia="Consolas" w:cs="Consolas"/>
+          <w:b w:val="0"/>
+          <w:bCs w:val="0"/>
+          <w:color w:val="D4D4D4"/>
+          <w:kern w:val="0"/>
+          <w:sz w:val="18"/>
+          <w:szCs w:val="18"/>
+          <w:shd w:val="clear" w:fill="1E1E1E"/>
+          <w:lang w:val="en-US" w:eastAsia="zh-CN" w:bidi="ar"/>
+        </w:rPr>
+        <w:t xml:space="preserve"> </w:t>
+      </w:r>
+      <w:r>
+        <w:rPr>
+          <w:rFonts w:hint="default" w:ascii="Consolas" w:hAnsi="Consolas" w:eastAsia="Consolas" w:cs="Consolas"/>
+          <w:b w:val="0"/>
+          <w:bCs w:val="0"/>
+          <w:color w:val="9CDCFE"/>
+          <w:kern w:val="0"/>
+          <w:sz w:val="18"/>
+          <w:szCs w:val="18"/>
+          <w:shd w:val="clear" w:fill="1E1E1E"/>
+          <w:lang w:val="en-US" w:eastAsia="zh-CN" w:bidi="ar"/>
+        </w:rPr>
+        <w:t>a</w:t>
+      </w:r>
+      <w:r>
+        <w:rPr>
+          <w:rFonts w:hint="default" w:ascii="Consolas" w:hAnsi="Consolas" w:eastAsia="Consolas" w:cs="Consolas"/>
+          <w:b w:val="0"/>
+          <w:bCs w:val="0"/>
+          <w:color w:val="D4D4D4"/>
+          <w:kern w:val="0"/>
+          <w:sz w:val="18"/>
+          <w:szCs w:val="18"/>
+          <w:shd w:val="clear" w:fill="1E1E1E"/>
+          <w:lang w:val="en-US" w:eastAsia="zh-CN" w:bidi="ar"/>
+        </w:rPr>
+        <w:t xml:space="preserve"> = </w:t>
+      </w:r>
+      <w:r>
+        <w:rPr>
+          <w:rFonts w:hint="default" w:ascii="Consolas" w:hAnsi="Consolas" w:eastAsia="Consolas" w:cs="Consolas"/>
+          <w:b w:val="0"/>
+          <w:bCs w:val="0"/>
+          <w:color w:val="B5CEA8"/>
+          <w:kern w:val="0"/>
+          <w:sz w:val="18"/>
+          <w:szCs w:val="18"/>
+          <w:shd w:val="clear" w:fill="1E1E1E"/>
+          <w:lang w:val="en-US" w:eastAsia="zh-CN" w:bidi="ar"/>
+        </w:rPr>
+        <w:t>10</w:t>
+      </w:r>
+      <w:r>
+        <w:rPr>
+          <w:rFonts w:hint="default" w:ascii="Consolas" w:hAnsi="Consolas" w:eastAsia="Consolas" w:cs="Consolas"/>
+          <w:b w:val="0"/>
+          <w:bCs w:val="0"/>
+          <w:color w:val="D4D4D4"/>
+          <w:kern w:val="0"/>
+          <w:sz w:val="18"/>
+          <w:szCs w:val="18"/>
+          <w:shd w:val="clear" w:fill="1E1E1E"/>
+          <w:lang w:val="en-US" w:eastAsia="zh-CN" w:bidi="ar"/>
+        </w:rPr>
+        <w:t>;</w:t>
+      </w:r>
+    </w:p>
+    <w:p>
+      <w:pPr>
+        <w:keepNext w:val="0"/>
+        <w:keepLines w:val="0"/>
+        <w:widowControl/>
+        <w:suppressLineNumbers w:val="0"/>
+        <w:shd w:val="clear" w:fill="1E1E1E"/>
+        <w:spacing w:line="240" w:lineRule="auto"/>
+        <w:jc w:val="left"/>
+        <w:rPr>
+          <w:rFonts w:hint="default" w:ascii="Consolas" w:hAnsi="Consolas" w:eastAsia="Consolas" w:cs="Consolas"/>
+          <w:b w:val="0"/>
+          <w:bCs w:val="0"/>
+          <w:color w:val="D4D4D4"/>
+          <w:sz w:val="18"/>
+          <w:szCs w:val="18"/>
+        </w:rPr>
+      </w:pPr>
+      <w:r>
+        <w:rPr>
+          <w:rFonts w:hint="default" w:ascii="Consolas" w:hAnsi="Consolas" w:eastAsia="Consolas" w:cs="Consolas"/>
+          <w:b w:val="0"/>
+          <w:bCs w:val="0"/>
+          <w:color w:val="D4D4D4"/>
+          <w:kern w:val="0"/>
+          <w:sz w:val="18"/>
+          <w:szCs w:val="18"/>
+          <w:shd w:val="clear" w:fill="1E1E1E"/>
+          <w:lang w:val="en-US" w:eastAsia="zh-CN" w:bidi="ar"/>
+        </w:rPr>
+        <w:t xml:space="preserve">        </w:t>
+      </w:r>
+      <w:r>
+        <w:rPr>
+          <w:rFonts w:hint="default" w:ascii="Consolas" w:hAnsi="Consolas" w:eastAsia="Consolas" w:cs="Consolas"/>
+          <w:b w:val="0"/>
+          <w:bCs w:val="0"/>
+          <w:color w:val="4EC9B0"/>
+          <w:kern w:val="0"/>
+          <w:sz w:val="18"/>
+          <w:szCs w:val="18"/>
+          <w:shd w:val="clear" w:fill="1E1E1E"/>
+          <w:lang w:val="en-US" w:eastAsia="zh-CN" w:bidi="ar"/>
+        </w:rPr>
+        <w:t>int</w:t>
+      </w:r>
+      <w:r>
+        <w:rPr>
+          <w:rFonts w:hint="default" w:ascii="Consolas" w:hAnsi="Consolas" w:eastAsia="Consolas" w:cs="Consolas"/>
+          <w:b w:val="0"/>
+          <w:bCs w:val="0"/>
+          <w:color w:val="D4D4D4"/>
+          <w:kern w:val="0"/>
+          <w:sz w:val="18"/>
+          <w:szCs w:val="18"/>
+          <w:shd w:val="clear" w:fill="1E1E1E"/>
+          <w:lang w:val="en-US" w:eastAsia="zh-CN" w:bidi="ar"/>
+        </w:rPr>
+        <w:t xml:space="preserve"> </w:t>
+      </w:r>
+      <w:r>
+        <w:rPr>
+          <w:rFonts w:hint="default" w:ascii="Consolas" w:hAnsi="Consolas" w:eastAsia="Consolas" w:cs="Consolas"/>
+          <w:b w:val="0"/>
+          <w:bCs w:val="0"/>
+          <w:color w:val="9CDCFE"/>
+          <w:kern w:val="0"/>
+          <w:sz w:val="18"/>
+          <w:szCs w:val="18"/>
+          <w:shd w:val="clear" w:fill="1E1E1E"/>
+          <w:lang w:val="en-US" w:eastAsia="zh-CN" w:bidi="ar"/>
+        </w:rPr>
+        <w:t>b</w:t>
+      </w:r>
+      <w:r>
+        <w:rPr>
+          <w:rFonts w:hint="default" w:ascii="Consolas" w:hAnsi="Consolas" w:eastAsia="Consolas" w:cs="Consolas"/>
+          <w:b w:val="0"/>
+          <w:bCs w:val="0"/>
+          <w:color w:val="D4D4D4"/>
+          <w:kern w:val="0"/>
+          <w:sz w:val="18"/>
+          <w:szCs w:val="18"/>
+          <w:shd w:val="clear" w:fill="1E1E1E"/>
+          <w:lang w:val="en-US" w:eastAsia="zh-CN" w:bidi="ar"/>
+        </w:rPr>
+        <w:t xml:space="preserve"> = </w:t>
+      </w:r>
+      <w:r>
+        <w:rPr>
+          <w:rFonts w:hint="default" w:ascii="Consolas" w:hAnsi="Consolas" w:eastAsia="Consolas" w:cs="Consolas"/>
+          <w:b w:val="0"/>
+          <w:bCs w:val="0"/>
+          <w:color w:val="B5CEA8"/>
+          <w:kern w:val="0"/>
+          <w:sz w:val="18"/>
+          <w:szCs w:val="18"/>
+          <w:shd w:val="clear" w:fill="1E1E1E"/>
+          <w:lang w:val="en-US" w:eastAsia="zh-CN" w:bidi="ar"/>
+        </w:rPr>
+        <w:t>5</w:t>
+      </w:r>
+      <w:r>
+        <w:rPr>
+          <w:rFonts w:hint="default" w:ascii="Consolas" w:hAnsi="Consolas" w:eastAsia="Consolas" w:cs="Consolas"/>
+          <w:b w:val="0"/>
+          <w:bCs w:val="0"/>
+          <w:color w:val="D4D4D4"/>
+          <w:kern w:val="0"/>
+          <w:sz w:val="18"/>
+          <w:szCs w:val="18"/>
+          <w:shd w:val="clear" w:fill="1E1E1E"/>
+          <w:lang w:val="en-US" w:eastAsia="zh-CN" w:bidi="ar"/>
+        </w:rPr>
+        <w:t>;</w:t>
+      </w:r>
+    </w:p>
+    <w:p>
+      <w:pPr>
+        <w:keepNext w:val="0"/>
+        <w:keepLines w:val="0"/>
+        <w:widowControl/>
+        <w:suppressLineNumbers w:val="0"/>
+        <w:shd w:val="clear" w:fill="1E1E1E"/>
+        <w:spacing w:line="240" w:lineRule="auto"/>
+        <w:jc w:val="left"/>
+        <w:rPr>
+          <w:rFonts w:hint="default" w:ascii="Consolas" w:hAnsi="Consolas" w:eastAsia="Consolas" w:cs="Consolas"/>
+          <w:b w:val="0"/>
+          <w:bCs w:val="0"/>
+          <w:color w:val="D4D4D4"/>
+          <w:sz w:val="18"/>
+          <w:szCs w:val="18"/>
+        </w:rPr>
+      </w:pPr>
+      <w:r>
+        <w:rPr>
+          <w:rFonts w:hint="default" w:ascii="Consolas" w:hAnsi="Consolas" w:eastAsia="Consolas" w:cs="Consolas"/>
+          <w:b w:val="0"/>
+          <w:bCs w:val="0"/>
+          <w:color w:val="D4D4D4"/>
+          <w:kern w:val="0"/>
+          <w:sz w:val="18"/>
+          <w:szCs w:val="18"/>
+          <w:shd w:val="clear" w:fill="1E1E1E"/>
+          <w:lang w:val="en-US" w:eastAsia="zh-CN" w:bidi="ar"/>
+        </w:rPr>
+        <w:t xml:space="preserve">        </w:t>
+      </w:r>
+      <w:r>
+        <w:rPr>
+          <w:rFonts w:hint="default" w:ascii="Consolas" w:hAnsi="Consolas" w:eastAsia="Consolas" w:cs="Consolas"/>
+          <w:b w:val="0"/>
+          <w:bCs w:val="0"/>
+          <w:color w:val="4EC9B0"/>
+          <w:kern w:val="0"/>
+          <w:sz w:val="18"/>
+          <w:szCs w:val="18"/>
+          <w:shd w:val="clear" w:fill="1E1E1E"/>
+          <w:lang w:val="en-US" w:eastAsia="zh-CN" w:bidi="ar"/>
+        </w:rPr>
+        <w:t>int</w:t>
+      </w:r>
+      <w:r>
+        <w:rPr>
+          <w:rFonts w:hint="default" w:ascii="Consolas" w:hAnsi="Consolas" w:eastAsia="Consolas" w:cs="Consolas"/>
+          <w:b w:val="0"/>
+          <w:bCs w:val="0"/>
+          <w:color w:val="D4D4D4"/>
+          <w:kern w:val="0"/>
+          <w:sz w:val="18"/>
+          <w:szCs w:val="18"/>
+          <w:shd w:val="clear" w:fill="1E1E1E"/>
+          <w:lang w:val="en-US" w:eastAsia="zh-CN" w:bidi="ar"/>
+        </w:rPr>
+        <w:t xml:space="preserve"> </w:t>
+      </w:r>
+      <w:r>
+        <w:rPr>
+          <w:rFonts w:hint="default" w:ascii="Consolas" w:hAnsi="Consolas" w:eastAsia="Consolas" w:cs="Consolas"/>
+          <w:b w:val="0"/>
+          <w:bCs w:val="0"/>
+          <w:color w:val="9CDCFE"/>
+          <w:kern w:val="0"/>
+          <w:sz w:val="18"/>
+          <w:szCs w:val="18"/>
+          <w:shd w:val="clear" w:fill="1E1E1E"/>
+          <w:lang w:val="en-US" w:eastAsia="zh-CN" w:bidi="ar"/>
+        </w:rPr>
+        <w:t>sum</w:t>
+      </w:r>
+      <w:r>
+        <w:rPr>
+          <w:rFonts w:hint="default" w:ascii="Consolas" w:hAnsi="Consolas" w:eastAsia="Consolas" w:cs="Consolas"/>
+          <w:b w:val="0"/>
+          <w:bCs w:val="0"/>
+          <w:color w:val="D4D4D4"/>
+          <w:kern w:val="0"/>
+          <w:sz w:val="18"/>
+          <w:szCs w:val="18"/>
+          <w:shd w:val="clear" w:fill="1E1E1E"/>
+          <w:lang w:val="en-US" w:eastAsia="zh-CN" w:bidi="ar"/>
+        </w:rPr>
+        <w:t xml:space="preserve"> = a+b;</w:t>
+      </w:r>
+    </w:p>
+    <w:p>
+      <w:pPr>
+        <w:keepNext w:val="0"/>
+        <w:keepLines w:val="0"/>
+        <w:widowControl/>
+        <w:suppressLineNumbers w:val="0"/>
+        <w:shd w:val="clear" w:fill="1E1E1E"/>
+        <w:spacing w:line="240" w:lineRule="auto"/>
+        <w:jc w:val="left"/>
+        <w:rPr>
+          <w:rFonts w:hint="default" w:ascii="Consolas" w:hAnsi="Consolas" w:eastAsia="Consolas" w:cs="Consolas"/>
+          <w:b w:val="0"/>
+          <w:bCs w:val="0"/>
+          <w:color w:val="D4D4D4"/>
+          <w:sz w:val="18"/>
+          <w:szCs w:val="18"/>
+        </w:rPr>
+      </w:pPr>
+      <w:r>
+        <w:rPr>
+          <w:rFonts w:hint="default" w:ascii="Consolas" w:hAnsi="Consolas" w:eastAsia="Consolas" w:cs="Consolas"/>
+          <w:b w:val="0"/>
+          <w:bCs w:val="0"/>
+          <w:color w:val="D4D4D4"/>
+          <w:kern w:val="0"/>
+          <w:sz w:val="18"/>
+          <w:szCs w:val="18"/>
+          <w:shd w:val="clear" w:fill="1E1E1E"/>
+          <w:lang w:val="en-US" w:eastAsia="zh-CN" w:bidi="ar"/>
+        </w:rPr>
+        <w:t xml:space="preserve">        </w:t>
+      </w:r>
+      <w:r>
+        <w:rPr>
+          <w:rFonts w:hint="default" w:ascii="Consolas" w:hAnsi="Consolas" w:eastAsia="Consolas" w:cs="Consolas"/>
+          <w:b w:val="0"/>
+          <w:bCs w:val="0"/>
+          <w:color w:val="9CDCFE"/>
+          <w:kern w:val="0"/>
+          <w:sz w:val="18"/>
+          <w:szCs w:val="18"/>
+          <w:shd w:val="clear" w:fill="1E1E1E"/>
+          <w:lang w:val="en-US" w:eastAsia="zh-CN" w:bidi="ar"/>
+        </w:rPr>
+        <w:t>System</w:t>
+      </w:r>
+      <w:r>
+        <w:rPr>
+          <w:rFonts w:hint="default" w:ascii="Consolas" w:hAnsi="Consolas" w:eastAsia="Consolas" w:cs="Consolas"/>
+          <w:b w:val="0"/>
+          <w:bCs w:val="0"/>
+          <w:color w:val="D4D4D4"/>
+          <w:kern w:val="0"/>
+          <w:sz w:val="18"/>
+          <w:szCs w:val="18"/>
+          <w:shd w:val="clear" w:fill="1E1E1E"/>
+          <w:lang w:val="en-US" w:eastAsia="zh-CN" w:bidi="ar"/>
+        </w:rPr>
+        <w:t>.</w:t>
+      </w:r>
+      <w:r>
+        <w:rPr>
+          <w:rFonts w:hint="default" w:ascii="Consolas" w:hAnsi="Consolas" w:eastAsia="Consolas" w:cs="Consolas"/>
+          <w:b w:val="0"/>
+          <w:bCs w:val="0"/>
+          <w:color w:val="9CDCFE"/>
+          <w:kern w:val="0"/>
+          <w:sz w:val="18"/>
+          <w:szCs w:val="18"/>
+          <w:shd w:val="clear" w:fill="1E1E1E"/>
+          <w:lang w:val="en-US" w:eastAsia="zh-CN" w:bidi="ar"/>
+        </w:rPr>
+        <w:t>out</w:t>
+      </w:r>
+      <w:r>
+        <w:rPr>
+          <w:rFonts w:hint="default" w:ascii="Consolas" w:hAnsi="Consolas" w:eastAsia="Consolas" w:cs="Consolas"/>
+          <w:b w:val="0"/>
+          <w:bCs w:val="0"/>
+          <w:color w:val="D4D4D4"/>
+          <w:kern w:val="0"/>
+          <w:sz w:val="18"/>
+          <w:szCs w:val="18"/>
+          <w:shd w:val="clear" w:fill="1E1E1E"/>
+          <w:lang w:val="en-US" w:eastAsia="zh-CN" w:bidi="ar"/>
+        </w:rPr>
+        <w:t>.</w:t>
+      </w:r>
+      <w:r>
+        <w:rPr>
+          <w:rFonts w:hint="default" w:ascii="Consolas" w:hAnsi="Consolas" w:eastAsia="Consolas" w:cs="Consolas"/>
+          <w:b w:val="0"/>
+          <w:bCs w:val="0"/>
+          <w:color w:val="DCDCAA"/>
+          <w:kern w:val="0"/>
+          <w:sz w:val="18"/>
+          <w:szCs w:val="18"/>
+          <w:shd w:val="clear" w:fill="1E1E1E"/>
+          <w:lang w:val="en-US" w:eastAsia="zh-CN" w:bidi="ar"/>
+        </w:rPr>
+        <w:t>println</w:t>
+      </w:r>
+      <w:r>
+        <w:rPr>
+          <w:rFonts w:hint="default" w:ascii="Consolas" w:hAnsi="Consolas" w:eastAsia="Consolas" w:cs="Consolas"/>
+          <w:b w:val="0"/>
+          <w:bCs w:val="0"/>
+          <w:color w:val="D4D4D4"/>
+          <w:kern w:val="0"/>
+          <w:sz w:val="18"/>
+          <w:szCs w:val="18"/>
+          <w:shd w:val="clear" w:fill="1E1E1E"/>
+          <w:lang w:val="en-US" w:eastAsia="zh-CN" w:bidi="ar"/>
+        </w:rPr>
+        <w:t>(sum);</w:t>
+      </w:r>
+    </w:p>
+    <w:p>
+      <w:pPr>
+        <w:keepNext w:val="0"/>
+        <w:keepLines w:val="0"/>
+        <w:widowControl/>
+        <w:suppressLineNumbers w:val="0"/>
+        <w:shd w:val="clear" w:fill="1E1E1E"/>
+        <w:spacing w:line="240" w:lineRule="auto"/>
+        <w:jc w:val="left"/>
+        <w:rPr>
+          <w:rFonts w:hint="default" w:ascii="Consolas" w:hAnsi="Consolas" w:eastAsia="Consolas" w:cs="Consolas"/>
+          <w:b w:val="0"/>
+          <w:bCs w:val="0"/>
+          <w:color w:val="D4D4D4"/>
+          <w:sz w:val="18"/>
+          <w:szCs w:val="18"/>
+        </w:rPr>
+      </w:pPr>
+      <w:r>
+        <w:rPr>
+          <w:rFonts w:hint="default" w:ascii="Consolas" w:hAnsi="Consolas" w:eastAsia="Consolas" w:cs="Consolas"/>
+          <w:b w:val="0"/>
+          <w:bCs w:val="0"/>
+          <w:color w:val="D4D4D4"/>
+          <w:kern w:val="0"/>
+          <w:sz w:val="18"/>
+          <w:szCs w:val="18"/>
+          <w:shd w:val="clear" w:fill="1E1E1E"/>
+          <w:lang w:val="en-US" w:eastAsia="zh-CN" w:bidi="ar"/>
+        </w:rPr>
+        <w:t xml:space="preserve">        </w:t>
+      </w:r>
+      <w:r>
+        <w:rPr>
+          <w:rFonts w:hint="default" w:ascii="Consolas" w:hAnsi="Consolas" w:eastAsia="Consolas" w:cs="Consolas"/>
+          <w:b w:val="0"/>
+          <w:bCs w:val="0"/>
+          <w:color w:val="4EC9B0"/>
+          <w:kern w:val="0"/>
+          <w:sz w:val="18"/>
+          <w:szCs w:val="18"/>
+          <w:shd w:val="clear" w:fill="1E1E1E"/>
+          <w:lang w:val="en-US" w:eastAsia="zh-CN" w:bidi="ar"/>
+        </w:rPr>
+        <w:t>int</w:t>
+      </w:r>
+      <w:r>
+        <w:rPr>
+          <w:rFonts w:hint="default" w:ascii="Consolas" w:hAnsi="Consolas" w:eastAsia="Consolas" w:cs="Consolas"/>
+          <w:b w:val="0"/>
+          <w:bCs w:val="0"/>
+          <w:color w:val="D4D4D4"/>
+          <w:kern w:val="0"/>
+          <w:sz w:val="18"/>
+          <w:szCs w:val="18"/>
+          <w:shd w:val="clear" w:fill="1E1E1E"/>
+          <w:lang w:val="en-US" w:eastAsia="zh-CN" w:bidi="ar"/>
+        </w:rPr>
+        <w:t xml:space="preserve"> </w:t>
+      </w:r>
+      <w:r>
+        <w:rPr>
+          <w:rFonts w:hint="default" w:ascii="Consolas" w:hAnsi="Consolas" w:eastAsia="Consolas" w:cs="Consolas"/>
+          <w:b w:val="0"/>
+          <w:bCs w:val="0"/>
+          <w:color w:val="9CDCFE"/>
+          <w:kern w:val="0"/>
+          <w:sz w:val="18"/>
+          <w:szCs w:val="18"/>
+          <w:shd w:val="clear" w:fill="1E1E1E"/>
+          <w:lang w:val="en-US" w:eastAsia="zh-CN" w:bidi="ar"/>
+        </w:rPr>
+        <w:t>calculate</w:t>
+      </w:r>
+      <w:r>
+        <w:rPr>
+          <w:rFonts w:hint="default" w:ascii="Consolas" w:hAnsi="Consolas" w:eastAsia="Consolas" w:cs="Consolas"/>
+          <w:b w:val="0"/>
+          <w:bCs w:val="0"/>
+          <w:color w:val="D4D4D4"/>
+          <w:kern w:val="0"/>
+          <w:sz w:val="18"/>
+          <w:szCs w:val="18"/>
+          <w:shd w:val="clear" w:fill="1E1E1E"/>
+          <w:lang w:val="en-US" w:eastAsia="zh-CN" w:bidi="ar"/>
+        </w:rPr>
+        <w:t xml:space="preserve"> = a * b / a - b;</w:t>
+      </w:r>
+    </w:p>
+    <w:p>
+      <w:pPr>
+        <w:keepNext w:val="0"/>
+        <w:keepLines w:val="0"/>
+        <w:widowControl/>
+        <w:suppressLineNumbers w:val="0"/>
+        <w:shd w:val="clear" w:fill="1E1E1E"/>
+        <w:spacing w:line="240" w:lineRule="auto"/>
+        <w:jc w:val="left"/>
+        <w:rPr>
+          <w:rFonts w:hint="default" w:ascii="Consolas" w:hAnsi="Consolas" w:eastAsia="Consolas" w:cs="Consolas"/>
+          <w:b w:val="0"/>
+          <w:bCs w:val="0"/>
+          <w:color w:val="D4D4D4"/>
+          <w:sz w:val="18"/>
+          <w:szCs w:val="18"/>
+        </w:rPr>
+      </w:pPr>
+      <w:r>
+        <w:rPr>
+          <w:rFonts w:hint="default" w:ascii="Consolas" w:hAnsi="Consolas" w:eastAsia="Consolas" w:cs="Consolas"/>
+          <w:b w:val="0"/>
+          <w:bCs w:val="0"/>
+          <w:color w:val="D4D4D4"/>
+          <w:kern w:val="0"/>
+          <w:sz w:val="18"/>
+          <w:szCs w:val="18"/>
+          <w:shd w:val="clear" w:fill="1E1E1E"/>
+          <w:lang w:val="en-US" w:eastAsia="zh-CN" w:bidi="ar"/>
+        </w:rPr>
+        <w:t xml:space="preserve">        </w:t>
+      </w:r>
+      <w:r>
+        <w:rPr>
+          <w:rFonts w:hint="default" w:ascii="Consolas" w:hAnsi="Consolas" w:eastAsia="Consolas" w:cs="Consolas"/>
+          <w:b w:val="0"/>
+          <w:bCs w:val="0"/>
+          <w:color w:val="9CDCFE"/>
+          <w:kern w:val="0"/>
+          <w:sz w:val="18"/>
+          <w:szCs w:val="18"/>
+          <w:shd w:val="clear" w:fill="1E1E1E"/>
+          <w:lang w:val="en-US" w:eastAsia="zh-CN" w:bidi="ar"/>
+        </w:rPr>
+        <w:t>System</w:t>
+      </w:r>
+      <w:r>
+        <w:rPr>
+          <w:rFonts w:hint="default" w:ascii="Consolas" w:hAnsi="Consolas" w:eastAsia="Consolas" w:cs="Consolas"/>
+          <w:b w:val="0"/>
+          <w:bCs w:val="0"/>
+          <w:color w:val="D4D4D4"/>
+          <w:kern w:val="0"/>
+          <w:sz w:val="18"/>
+          <w:szCs w:val="18"/>
+          <w:shd w:val="clear" w:fill="1E1E1E"/>
+          <w:lang w:val="en-US" w:eastAsia="zh-CN" w:bidi="ar"/>
+        </w:rPr>
+        <w:t>.</w:t>
+      </w:r>
+      <w:r>
+        <w:rPr>
+          <w:rFonts w:hint="default" w:ascii="Consolas" w:hAnsi="Consolas" w:eastAsia="Consolas" w:cs="Consolas"/>
+          <w:b w:val="0"/>
+          <w:bCs w:val="0"/>
+          <w:color w:val="9CDCFE"/>
+          <w:kern w:val="0"/>
+          <w:sz w:val="18"/>
+          <w:szCs w:val="18"/>
+          <w:shd w:val="clear" w:fill="1E1E1E"/>
+          <w:lang w:val="en-US" w:eastAsia="zh-CN" w:bidi="ar"/>
+        </w:rPr>
+        <w:t>out</w:t>
+      </w:r>
+      <w:r>
+        <w:rPr>
+          <w:rFonts w:hint="default" w:ascii="Consolas" w:hAnsi="Consolas" w:eastAsia="Consolas" w:cs="Consolas"/>
+          <w:b w:val="0"/>
+          <w:bCs w:val="0"/>
+          <w:color w:val="D4D4D4"/>
+          <w:kern w:val="0"/>
+          <w:sz w:val="18"/>
+          <w:szCs w:val="18"/>
+          <w:shd w:val="clear" w:fill="1E1E1E"/>
+          <w:lang w:val="en-US" w:eastAsia="zh-CN" w:bidi="ar"/>
+        </w:rPr>
+        <w:t>.</w:t>
+      </w:r>
+      <w:r>
+        <w:rPr>
+          <w:rFonts w:hint="default" w:ascii="Consolas" w:hAnsi="Consolas" w:eastAsia="Consolas" w:cs="Consolas"/>
+          <w:b w:val="0"/>
+          <w:bCs w:val="0"/>
+          <w:color w:val="DCDCAA"/>
+          <w:kern w:val="0"/>
+          <w:sz w:val="18"/>
+          <w:szCs w:val="18"/>
+          <w:shd w:val="clear" w:fill="1E1E1E"/>
+          <w:lang w:val="en-US" w:eastAsia="zh-CN" w:bidi="ar"/>
+        </w:rPr>
+        <w:t>println</w:t>
+      </w:r>
+      <w:r>
+        <w:rPr>
+          <w:rFonts w:hint="default" w:ascii="Consolas" w:hAnsi="Consolas" w:eastAsia="Consolas" w:cs="Consolas"/>
+          <w:b w:val="0"/>
+          <w:bCs w:val="0"/>
+          <w:color w:val="D4D4D4"/>
+          <w:kern w:val="0"/>
+          <w:sz w:val="18"/>
+          <w:szCs w:val="18"/>
+          <w:shd w:val="clear" w:fill="1E1E1E"/>
+          <w:lang w:val="en-US" w:eastAsia="zh-CN" w:bidi="ar"/>
+        </w:rPr>
+        <w:t xml:space="preserve">(calculate); </w:t>
+      </w:r>
+      <w:r>
+        <w:rPr>
+          <w:rFonts w:hint="default" w:ascii="Consolas" w:hAnsi="Consolas" w:eastAsia="Consolas" w:cs="Consolas"/>
+          <w:b w:val="0"/>
+          <w:bCs w:val="0"/>
+          <w:color w:val="6A9955"/>
+          <w:kern w:val="0"/>
+          <w:sz w:val="18"/>
+          <w:szCs w:val="18"/>
+          <w:shd w:val="clear" w:fill="1E1E1E"/>
+          <w:lang w:val="en-US" w:eastAsia="zh-CN" w:bidi="ar"/>
+        </w:rPr>
+        <w:t>// result 0</w:t>
+      </w:r>
+    </w:p>
+    <w:p>
+      <w:pPr>
+        <w:keepNext w:val="0"/>
+        <w:keepLines w:val="0"/>
+        <w:widowControl/>
+        <w:suppressLineNumbers w:val="0"/>
+        <w:shd w:val="clear" w:fill="1E1E1E"/>
+        <w:spacing w:line="240" w:lineRule="auto"/>
+        <w:jc w:val="left"/>
+        <w:rPr>
+          <w:rFonts w:hint="default" w:ascii="Consolas" w:hAnsi="Consolas" w:eastAsia="Consolas" w:cs="Consolas"/>
+          <w:b w:val="0"/>
+          <w:bCs w:val="0"/>
+          <w:color w:val="D4D4D4"/>
+          <w:sz w:val="18"/>
+          <w:szCs w:val="18"/>
+        </w:rPr>
+      </w:pPr>
+      <w:r>
+        <w:rPr>
+          <w:rFonts w:hint="default" w:ascii="Consolas" w:hAnsi="Consolas" w:eastAsia="Consolas" w:cs="Consolas"/>
+          <w:b w:val="0"/>
+          <w:bCs w:val="0"/>
+          <w:color w:val="D4D4D4"/>
+          <w:kern w:val="0"/>
+          <w:sz w:val="18"/>
+          <w:szCs w:val="18"/>
+          <w:shd w:val="clear" w:fill="1E1E1E"/>
+          <w:lang w:val="en-US" w:eastAsia="zh-CN" w:bidi="ar"/>
+        </w:rPr>
+        <w:t xml:space="preserve">        </w:t>
+      </w:r>
+      <w:r>
+        <w:rPr>
+          <w:rFonts w:hint="default" w:ascii="Consolas" w:hAnsi="Consolas" w:eastAsia="Consolas" w:cs="Consolas"/>
+          <w:b w:val="0"/>
+          <w:bCs w:val="0"/>
+          <w:color w:val="4EC9B0"/>
+          <w:kern w:val="0"/>
+          <w:sz w:val="18"/>
+          <w:szCs w:val="18"/>
+          <w:shd w:val="clear" w:fill="1E1E1E"/>
+          <w:lang w:val="en-US" w:eastAsia="zh-CN" w:bidi="ar"/>
+        </w:rPr>
+        <w:t>int</w:t>
+      </w:r>
+      <w:r>
+        <w:rPr>
+          <w:rFonts w:hint="default" w:ascii="Consolas" w:hAnsi="Consolas" w:eastAsia="Consolas" w:cs="Consolas"/>
+          <w:b w:val="0"/>
+          <w:bCs w:val="0"/>
+          <w:color w:val="D4D4D4"/>
+          <w:kern w:val="0"/>
+          <w:sz w:val="18"/>
+          <w:szCs w:val="18"/>
+          <w:shd w:val="clear" w:fill="1E1E1E"/>
+          <w:lang w:val="en-US" w:eastAsia="zh-CN" w:bidi="ar"/>
+        </w:rPr>
+        <w:t xml:space="preserve"> </w:t>
+      </w:r>
+      <w:r>
+        <w:rPr>
+          <w:rFonts w:hint="default" w:ascii="Consolas" w:hAnsi="Consolas" w:eastAsia="Consolas" w:cs="Consolas"/>
+          <w:b w:val="0"/>
+          <w:bCs w:val="0"/>
+          <w:color w:val="9CDCFE"/>
+          <w:kern w:val="0"/>
+          <w:sz w:val="18"/>
+          <w:szCs w:val="18"/>
+          <w:shd w:val="clear" w:fill="1E1E1E"/>
+          <w:lang w:val="en-US" w:eastAsia="zh-CN" w:bidi="ar"/>
+        </w:rPr>
+        <w:t>calculate_parenthesis</w:t>
+      </w:r>
+      <w:r>
+        <w:rPr>
+          <w:rFonts w:hint="default" w:ascii="Consolas" w:hAnsi="Consolas" w:eastAsia="Consolas" w:cs="Consolas"/>
+          <w:b w:val="0"/>
+          <w:bCs w:val="0"/>
+          <w:color w:val="D4D4D4"/>
+          <w:kern w:val="0"/>
+          <w:sz w:val="18"/>
+          <w:szCs w:val="18"/>
+          <w:shd w:val="clear" w:fill="1E1E1E"/>
+          <w:lang w:val="en-US" w:eastAsia="zh-CN" w:bidi="ar"/>
+        </w:rPr>
+        <w:t xml:space="preserve"> = (a * b) / (a - b);</w:t>
+      </w:r>
+    </w:p>
+    <w:p>
+      <w:pPr>
+        <w:keepNext w:val="0"/>
+        <w:keepLines w:val="0"/>
+        <w:widowControl/>
+        <w:suppressLineNumbers w:val="0"/>
+        <w:shd w:val="clear" w:fill="1E1E1E"/>
+        <w:spacing w:line="240" w:lineRule="auto"/>
+        <w:jc w:val="left"/>
+        <w:rPr>
+          <w:rFonts w:hint="default" w:ascii="Consolas" w:hAnsi="Consolas" w:eastAsia="Consolas" w:cs="Consolas"/>
+          <w:b w:val="0"/>
+          <w:bCs w:val="0"/>
+          <w:color w:val="D4D4D4"/>
+          <w:sz w:val="18"/>
+          <w:szCs w:val="18"/>
+        </w:rPr>
+      </w:pPr>
+      <w:r>
+        <w:rPr>
+          <w:rFonts w:hint="default" w:ascii="Consolas" w:hAnsi="Consolas" w:eastAsia="Consolas" w:cs="Consolas"/>
+          <w:b w:val="0"/>
+          <w:bCs w:val="0"/>
+          <w:color w:val="D4D4D4"/>
+          <w:kern w:val="0"/>
+          <w:sz w:val="18"/>
+          <w:szCs w:val="18"/>
+          <w:shd w:val="clear" w:fill="1E1E1E"/>
+          <w:lang w:val="en-US" w:eastAsia="zh-CN" w:bidi="ar"/>
+        </w:rPr>
+        <w:t xml:space="preserve">        </w:t>
+      </w:r>
+      <w:r>
+        <w:rPr>
+          <w:rFonts w:hint="default" w:ascii="Consolas" w:hAnsi="Consolas" w:eastAsia="Consolas" w:cs="Consolas"/>
+          <w:b w:val="0"/>
+          <w:bCs w:val="0"/>
+          <w:color w:val="9CDCFE"/>
+          <w:kern w:val="0"/>
+          <w:sz w:val="18"/>
+          <w:szCs w:val="18"/>
+          <w:shd w:val="clear" w:fill="1E1E1E"/>
+          <w:lang w:val="en-US" w:eastAsia="zh-CN" w:bidi="ar"/>
+        </w:rPr>
+        <w:t>System</w:t>
+      </w:r>
+      <w:r>
+        <w:rPr>
+          <w:rFonts w:hint="default" w:ascii="Consolas" w:hAnsi="Consolas" w:eastAsia="Consolas" w:cs="Consolas"/>
+          <w:b w:val="0"/>
+          <w:bCs w:val="0"/>
+          <w:color w:val="D4D4D4"/>
+          <w:kern w:val="0"/>
+          <w:sz w:val="18"/>
+          <w:szCs w:val="18"/>
+          <w:shd w:val="clear" w:fill="1E1E1E"/>
+          <w:lang w:val="en-US" w:eastAsia="zh-CN" w:bidi="ar"/>
+        </w:rPr>
+        <w:t>.</w:t>
+      </w:r>
+      <w:r>
+        <w:rPr>
+          <w:rFonts w:hint="default" w:ascii="Consolas" w:hAnsi="Consolas" w:eastAsia="Consolas" w:cs="Consolas"/>
+          <w:b w:val="0"/>
+          <w:bCs w:val="0"/>
+          <w:color w:val="9CDCFE"/>
+          <w:kern w:val="0"/>
+          <w:sz w:val="18"/>
+          <w:szCs w:val="18"/>
+          <w:shd w:val="clear" w:fill="1E1E1E"/>
+          <w:lang w:val="en-US" w:eastAsia="zh-CN" w:bidi="ar"/>
+        </w:rPr>
+        <w:t>out</w:t>
+      </w:r>
+      <w:r>
+        <w:rPr>
+          <w:rFonts w:hint="default" w:ascii="Consolas" w:hAnsi="Consolas" w:eastAsia="Consolas" w:cs="Consolas"/>
+          <w:b w:val="0"/>
+          <w:bCs w:val="0"/>
+          <w:color w:val="D4D4D4"/>
+          <w:kern w:val="0"/>
+          <w:sz w:val="18"/>
+          <w:szCs w:val="18"/>
+          <w:shd w:val="clear" w:fill="1E1E1E"/>
+          <w:lang w:val="en-US" w:eastAsia="zh-CN" w:bidi="ar"/>
+        </w:rPr>
+        <w:t>.</w:t>
+      </w:r>
+      <w:r>
+        <w:rPr>
+          <w:rFonts w:hint="default" w:ascii="Consolas" w:hAnsi="Consolas" w:eastAsia="Consolas" w:cs="Consolas"/>
+          <w:b w:val="0"/>
+          <w:bCs w:val="0"/>
+          <w:color w:val="DCDCAA"/>
+          <w:kern w:val="0"/>
+          <w:sz w:val="18"/>
+          <w:szCs w:val="18"/>
+          <w:shd w:val="clear" w:fill="1E1E1E"/>
+          <w:lang w:val="en-US" w:eastAsia="zh-CN" w:bidi="ar"/>
+        </w:rPr>
+        <w:t>println</w:t>
+      </w:r>
+      <w:r>
+        <w:rPr>
+          <w:rFonts w:hint="default" w:ascii="Consolas" w:hAnsi="Consolas" w:eastAsia="Consolas" w:cs="Consolas"/>
+          <w:b w:val="0"/>
+          <w:bCs w:val="0"/>
+          <w:color w:val="D4D4D4"/>
+          <w:kern w:val="0"/>
+          <w:sz w:val="18"/>
+          <w:szCs w:val="18"/>
+          <w:shd w:val="clear" w:fill="1E1E1E"/>
+          <w:lang w:val="en-US" w:eastAsia="zh-CN" w:bidi="ar"/>
+        </w:rPr>
+        <w:t>(calculate_parenthesis);  </w:t>
+      </w:r>
+      <w:r>
+        <w:rPr>
+          <w:rFonts w:hint="default" w:ascii="Consolas" w:hAnsi="Consolas" w:eastAsia="Consolas" w:cs="Consolas"/>
+          <w:b w:val="0"/>
+          <w:bCs w:val="0"/>
+          <w:color w:val="6A9955"/>
+          <w:kern w:val="0"/>
+          <w:sz w:val="18"/>
+          <w:szCs w:val="18"/>
+          <w:shd w:val="clear" w:fill="1E1E1E"/>
+          <w:lang w:val="en-US" w:eastAsia="zh-CN" w:bidi="ar"/>
+        </w:rPr>
+        <w:t>// result 10</w:t>
+      </w:r>
+    </w:p>
+    <w:p>
+      <w:pPr>
+        <w:keepNext w:val="0"/>
+        <w:keepLines w:val="0"/>
+        <w:widowControl/>
+        <w:suppressLineNumbers w:val="0"/>
+        <w:shd w:val="clear" w:fill="1E1E1E"/>
+        <w:spacing w:line="240" w:lineRule="auto"/>
+        <w:jc w:val="left"/>
+        <w:rPr>
+          <w:rFonts w:hint="default" w:ascii="Consolas" w:hAnsi="Consolas" w:eastAsia="Consolas" w:cs="Consolas"/>
+          <w:b w:val="0"/>
+          <w:bCs w:val="0"/>
+          <w:color w:val="D4D4D4"/>
+          <w:sz w:val="18"/>
+          <w:szCs w:val="18"/>
+        </w:rPr>
+      </w:pPr>
+      <w:r>
+        <w:rPr>
+          <w:rFonts w:hint="default" w:ascii="Consolas" w:hAnsi="Consolas" w:eastAsia="Consolas" w:cs="Consolas"/>
+          <w:b w:val="0"/>
+          <w:bCs w:val="0"/>
+          <w:color w:val="D4D4D4"/>
+          <w:kern w:val="0"/>
+          <w:sz w:val="18"/>
+          <w:szCs w:val="18"/>
+          <w:shd w:val="clear" w:fill="1E1E1E"/>
+          <w:lang w:val="en-US" w:eastAsia="zh-CN" w:bidi="ar"/>
+        </w:rPr>
+        <w:t>    }</w:t>
+      </w:r>
+    </w:p>
+    <w:p>
+      <w:pPr>
+        <w:keepNext w:val="0"/>
+        <w:keepLines w:val="0"/>
+        <w:widowControl/>
+        <w:suppressLineNumbers w:val="0"/>
+        <w:shd w:val="clear" w:fill="1E1E1E"/>
+        <w:spacing w:line="240" w:lineRule="auto"/>
+        <w:jc w:val="left"/>
+        <w:rPr>
+          <w:rFonts w:hint="default" w:ascii="Consolas" w:hAnsi="Consolas" w:eastAsia="Consolas" w:cs="Consolas"/>
+          <w:b w:val="0"/>
+          <w:bCs w:val="0"/>
+          <w:color w:val="D4D4D4"/>
+          <w:sz w:val="18"/>
+          <w:szCs w:val="18"/>
+        </w:rPr>
+      </w:pPr>
+      <w:r>
+        <w:rPr>
+          <w:rFonts w:hint="default" w:ascii="Consolas" w:hAnsi="Consolas" w:eastAsia="Consolas" w:cs="Consolas"/>
+          <w:b w:val="0"/>
+          <w:bCs w:val="0"/>
+          <w:color w:val="D4D4D4"/>
+          <w:kern w:val="0"/>
+          <w:sz w:val="18"/>
+          <w:szCs w:val="18"/>
+          <w:shd w:val="clear" w:fill="1E1E1E"/>
+          <w:lang w:val="en-US" w:eastAsia="zh-CN" w:bidi="ar"/>
+        </w:rPr>
+        <w:t>}</w:t>
+      </w:r>
+    </w:p>
+    <w:p>
+      <w:pPr>
+        <w:numPr>
+          <w:ilvl w:val="0"/>
+          <w:numId w:val="0"/>
+        </w:numPr>
+        <w:rPr>
+          <w:rFonts w:hint="default"/>
+          <w:i w:val="0"/>
+          <w:iCs w:val="0"/>
+          <w:lang w:val="en-IN"/>
+        </w:rPr>
+      </w:pPr>
+    </w:p>
+    <w:p>
+      <w:pPr>
+        <w:numPr>
+          <w:ilvl w:val="0"/>
+          <w:numId w:val="0"/>
+        </w:numPr>
+        <w:rPr>
+          <w:rFonts w:hint="default"/>
+          <w:b/>
+          <w:bCs/>
+          <w:i w:val="0"/>
+          <w:iCs w:val="0"/>
+          <w:lang w:val="en-IN"/>
+        </w:rPr>
+      </w:pPr>
+      <w:r>
+        <w:rPr>
+          <w:rFonts w:hint="default"/>
+          <w:i w:val="0"/>
+          <w:iCs w:val="0"/>
+          <w:lang w:val="en-IN"/>
+        </w:rPr>
+        <w:t xml:space="preserve">Notes: Java can </w:t>
+      </w:r>
+      <w:r>
+        <w:rPr>
+          <w:rFonts w:hint="default"/>
+          <w:b/>
+          <w:bCs/>
+          <w:i/>
+          <w:iCs/>
+          <w:lang w:val="en-IN"/>
+        </w:rPr>
+        <w:t>not support BODMAS rule</w:t>
+      </w:r>
+      <w:r>
+        <w:rPr>
+          <w:rFonts w:hint="default"/>
+          <w:i w:val="0"/>
+          <w:iCs w:val="0"/>
+          <w:lang w:val="en-IN"/>
+        </w:rPr>
+        <w:t xml:space="preserve">. action </w:t>
+      </w:r>
+      <w:r>
+        <w:rPr>
+          <w:rFonts w:hint="default"/>
+          <w:b/>
+          <w:bCs/>
+          <w:i/>
+          <w:iCs/>
+          <w:lang w:val="en-IN"/>
+        </w:rPr>
+        <w:t>start from left to right</w:t>
+      </w:r>
+      <w:r>
+        <w:rPr>
+          <w:rFonts w:hint="default"/>
+          <w:i w:val="0"/>
+          <w:iCs w:val="0"/>
+          <w:lang w:val="en-IN"/>
+        </w:rPr>
+        <w:t xml:space="preserve"> and Priority operator are </w:t>
+      </w:r>
+      <w:r>
+        <w:rPr>
+          <w:rFonts w:hint="default"/>
+          <w:b/>
+          <w:bCs/>
+          <w:i w:val="0"/>
+          <w:iCs w:val="0"/>
+          <w:lang w:val="en-IN"/>
+        </w:rPr>
+        <w:t>Multiply &gt; divition &gt; remainder&gt; plus/minus</w:t>
+      </w:r>
+    </w:p>
+    <w:p>
+      <w:pPr>
+        <w:numPr>
+          <w:ilvl w:val="0"/>
+          <w:numId w:val="0"/>
+        </w:numPr>
+        <w:rPr>
+          <w:rFonts w:hint="default"/>
+          <w:b/>
+          <w:bCs/>
+          <w:i w:val="0"/>
+          <w:iCs w:val="0"/>
+          <w:lang w:val="en-IN"/>
+        </w:rPr>
+      </w:pPr>
+    </w:p>
+    <w:p>
+      <w:pPr>
+        <w:numPr>
+          <w:ilvl w:val="0"/>
+          <w:numId w:val="0"/>
+        </w:numPr>
+        <w:rPr>
+          <w:rFonts w:hint="default"/>
+          <w:b/>
+          <w:bCs/>
+          <w:i w:val="0"/>
+          <w:iCs w:val="0"/>
+          <w:lang w:val="en-IN"/>
+        </w:rPr>
+      </w:pPr>
+      <w:r>
+        <w:rPr>
+          <w:rFonts w:hint="default"/>
+          <w:b/>
+          <w:bCs/>
+          <w:i w:val="0"/>
+          <w:iCs w:val="0"/>
+          <w:lang w:val="en-IN"/>
+        </w:rPr>
+        <w:t>Take Input:</w:t>
+      </w:r>
+    </w:p>
+    <w:p>
+      <w:pPr>
+        <w:numPr>
+          <w:ilvl w:val="0"/>
+          <w:numId w:val="0"/>
+        </w:numPr>
+        <w:rPr>
+          <w:rFonts w:hint="default"/>
+          <w:b/>
+          <w:bCs/>
+          <w:i w:val="0"/>
+          <w:iCs w:val="0"/>
+          <w:lang w:val="en-IN"/>
+        </w:rPr>
+      </w:pPr>
+    </w:p>
+    <w:p>
+      <w:pPr>
+        <w:keepNext w:val="0"/>
+        <w:keepLines w:val="0"/>
+        <w:widowControl/>
+        <w:suppressLineNumbers w:val="0"/>
+        <w:shd w:val="clear" w:fill="1E1E1E"/>
+        <w:spacing w:line="240" w:lineRule="auto"/>
+        <w:jc w:val="left"/>
+        <w:rPr>
+          <w:rFonts w:ascii="Consolas" w:hAnsi="Consolas" w:eastAsia="Consolas" w:cs="Consolas"/>
+          <w:b w:val="0"/>
+          <w:bCs w:val="0"/>
+          <w:color w:val="D4D4D4"/>
+          <w:sz w:val="18"/>
+          <w:szCs w:val="18"/>
+        </w:rPr>
+      </w:pPr>
+      <w:r>
+        <w:rPr>
+          <w:rFonts w:hint="default" w:ascii="Consolas" w:hAnsi="Consolas" w:eastAsia="Consolas" w:cs="Consolas"/>
+          <w:b w:val="0"/>
+          <w:bCs w:val="0"/>
+          <w:color w:val="569CD6"/>
+          <w:kern w:val="0"/>
+          <w:sz w:val="18"/>
+          <w:szCs w:val="18"/>
+          <w:shd w:val="clear" w:fill="1E1E1E"/>
+          <w:lang w:val="en-US" w:eastAsia="zh-CN" w:bidi="ar"/>
+        </w:rPr>
+        <w:t>import</w:t>
+      </w:r>
+      <w:r>
+        <w:rPr>
+          <w:rFonts w:hint="default" w:ascii="Consolas" w:hAnsi="Consolas" w:eastAsia="Consolas" w:cs="Consolas"/>
+          <w:b w:val="0"/>
+          <w:bCs w:val="0"/>
+          <w:color w:val="D4D4D4"/>
+          <w:kern w:val="0"/>
+          <w:sz w:val="18"/>
+          <w:szCs w:val="18"/>
+          <w:shd w:val="clear" w:fill="1E1E1E"/>
+          <w:lang w:val="en-US" w:eastAsia="zh-CN" w:bidi="ar"/>
+        </w:rPr>
+        <w:t xml:space="preserve"> java.util.Scanner; </w:t>
+      </w:r>
+      <w:r>
+        <w:rPr>
+          <w:rFonts w:hint="default" w:ascii="Consolas" w:hAnsi="Consolas" w:eastAsia="Consolas" w:cs="Consolas"/>
+          <w:b w:val="0"/>
+          <w:bCs w:val="0"/>
+          <w:color w:val="6A9955"/>
+          <w:kern w:val="0"/>
+          <w:sz w:val="18"/>
+          <w:szCs w:val="18"/>
+          <w:shd w:val="clear" w:fill="1E1E1E"/>
+          <w:lang w:val="en-US" w:eastAsia="zh-CN" w:bidi="ar"/>
+        </w:rPr>
+        <w:t>// import this for Scanner input</w:t>
+      </w:r>
+    </w:p>
+    <w:p>
+      <w:pPr>
+        <w:keepNext w:val="0"/>
+        <w:keepLines w:val="0"/>
+        <w:widowControl/>
+        <w:suppressLineNumbers w:val="0"/>
+        <w:shd w:val="clear" w:fill="1E1E1E"/>
+        <w:spacing w:line="240" w:lineRule="auto"/>
+        <w:jc w:val="left"/>
+        <w:rPr>
+          <w:rFonts w:hint="default" w:ascii="Consolas" w:hAnsi="Consolas" w:eastAsia="Consolas" w:cs="Consolas"/>
+          <w:b w:val="0"/>
+          <w:bCs w:val="0"/>
+          <w:color w:val="D4D4D4"/>
+          <w:sz w:val="18"/>
+          <w:szCs w:val="18"/>
+        </w:rPr>
+      </w:pPr>
+    </w:p>
+    <w:p>
+      <w:pPr>
+        <w:keepNext w:val="0"/>
+        <w:keepLines w:val="0"/>
+        <w:widowControl/>
+        <w:suppressLineNumbers w:val="0"/>
+        <w:shd w:val="clear" w:fill="1E1E1E"/>
+        <w:spacing w:line="240" w:lineRule="auto"/>
+        <w:jc w:val="left"/>
+        <w:rPr>
+          <w:rFonts w:hint="default" w:ascii="Consolas" w:hAnsi="Consolas" w:eastAsia="Consolas" w:cs="Consolas"/>
+          <w:b w:val="0"/>
+          <w:bCs w:val="0"/>
+          <w:color w:val="D4D4D4"/>
+          <w:sz w:val="18"/>
+          <w:szCs w:val="18"/>
+        </w:rPr>
+      </w:pPr>
+      <w:r>
+        <w:rPr>
+          <w:rFonts w:hint="default" w:ascii="Consolas" w:hAnsi="Consolas" w:eastAsia="Consolas" w:cs="Consolas"/>
+          <w:b w:val="0"/>
+          <w:bCs w:val="0"/>
+          <w:color w:val="569CD6"/>
+          <w:kern w:val="0"/>
+          <w:sz w:val="18"/>
+          <w:szCs w:val="18"/>
+          <w:shd w:val="clear" w:fill="1E1E1E"/>
+          <w:lang w:val="en-US" w:eastAsia="zh-CN" w:bidi="ar"/>
+        </w:rPr>
+        <w:t>public</w:t>
+      </w:r>
+      <w:r>
+        <w:rPr>
+          <w:rFonts w:hint="default" w:ascii="Consolas" w:hAnsi="Consolas" w:eastAsia="Consolas" w:cs="Consolas"/>
+          <w:b w:val="0"/>
+          <w:bCs w:val="0"/>
+          <w:color w:val="D4D4D4"/>
+          <w:kern w:val="0"/>
+          <w:sz w:val="18"/>
+          <w:szCs w:val="18"/>
+          <w:shd w:val="clear" w:fill="1E1E1E"/>
+          <w:lang w:val="en-US" w:eastAsia="zh-CN" w:bidi="ar"/>
+        </w:rPr>
+        <w:t xml:space="preserve"> </w:t>
+      </w:r>
+      <w:r>
+        <w:rPr>
+          <w:rFonts w:hint="default" w:ascii="Consolas" w:hAnsi="Consolas" w:eastAsia="Consolas" w:cs="Consolas"/>
+          <w:b w:val="0"/>
+          <w:bCs w:val="0"/>
+          <w:color w:val="569CD6"/>
+          <w:kern w:val="0"/>
+          <w:sz w:val="18"/>
+          <w:szCs w:val="18"/>
+          <w:shd w:val="clear" w:fill="1E1E1E"/>
+          <w:lang w:val="en-US" w:eastAsia="zh-CN" w:bidi="ar"/>
+        </w:rPr>
+        <w:t>class</w:t>
+      </w:r>
+      <w:r>
+        <w:rPr>
+          <w:rFonts w:hint="default" w:ascii="Consolas" w:hAnsi="Consolas" w:eastAsia="Consolas" w:cs="Consolas"/>
+          <w:b w:val="0"/>
+          <w:bCs w:val="0"/>
+          <w:color w:val="D4D4D4"/>
+          <w:kern w:val="0"/>
+          <w:sz w:val="18"/>
+          <w:szCs w:val="18"/>
+          <w:shd w:val="clear" w:fill="1E1E1E"/>
+          <w:lang w:val="en-US" w:eastAsia="zh-CN" w:bidi="ar"/>
+        </w:rPr>
+        <w:t xml:space="preserve"> </w:t>
+      </w:r>
+      <w:r>
+        <w:rPr>
+          <w:rFonts w:hint="default" w:ascii="Consolas" w:hAnsi="Consolas" w:eastAsia="Consolas" w:cs="Consolas"/>
+          <w:b w:val="0"/>
+          <w:bCs w:val="0"/>
+          <w:color w:val="4EC9B0"/>
+          <w:kern w:val="0"/>
+          <w:sz w:val="18"/>
+          <w:szCs w:val="18"/>
+          <w:shd w:val="clear" w:fill="1E1E1E"/>
+          <w:lang w:val="en-US" w:eastAsia="zh-CN" w:bidi="ar"/>
+        </w:rPr>
+        <w:t>Main</w:t>
+      </w:r>
+      <w:r>
+        <w:rPr>
+          <w:rFonts w:hint="default" w:ascii="Consolas" w:hAnsi="Consolas" w:eastAsia="Consolas" w:cs="Consolas"/>
+          <w:b w:val="0"/>
+          <w:bCs w:val="0"/>
+          <w:color w:val="D4D4D4"/>
+          <w:kern w:val="0"/>
+          <w:sz w:val="18"/>
+          <w:szCs w:val="18"/>
+          <w:shd w:val="clear" w:fill="1E1E1E"/>
+          <w:lang w:val="en-US" w:eastAsia="zh-CN" w:bidi="ar"/>
+        </w:rPr>
+        <w:t xml:space="preserve"> {</w:t>
+      </w:r>
+    </w:p>
+    <w:p>
+      <w:pPr>
+        <w:keepNext w:val="0"/>
+        <w:keepLines w:val="0"/>
+        <w:widowControl/>
+        <w:suppressLineNumbers w:val="0"/>
+        <w:shd w:val="clear" w:fill="1E1E1E"/>
+        <w:spacing w:line="240" w:lineRule="auto"/>
+        <w:jc w:val="left"/>
+        <w:rPr>
+          <w:sz w:val="18"/>
+          <w:szCs w:val="18"/>
+        </w:rPr>
+      </w:pPr>
+      <w:r>
+        <w:rPr>
+          <w:rFonts w:hint="default" w:ascii="Consolas" w:hAnsi="Consolas" w:eastAsia="Consolas" w:cs="Consolas"/>
+          <w:b w:val="0"/>
+          <w:bCs w:val="0"/>
+          <w:color w:val="D4D4D4"/>
+          <w:kern w:val="0"/>
+          <w:sz w:val="18"/>
+          <w:szCs w:val="18"/>
+          <w:shd w:val="clear" w:fill="1E1E1E"/>
+          <w:lang w:val="en-US" w:eastAsia="zh-CN" w:bidi="ar"/>
+        </w:rPr>
+        <w:t xml:space="preserve">    </w:t>
+      </w:r>
+      <w:r>
+        <w:rPr>
+          <w:rFonts w:hint="default" w:ascii="Consolas" w:hAnsi="Consolas" w:eastAsia="Consolas" w:cs="Consolas"/>
+          <w:b w:val="0"/>
+          <w:bCs w:val="0"/>
+          <w:color w:val="569CD6"/>
+          <w:kern w:val="0"/>
+          <w:sz w:val="18"/>
+          <w:szCs w:val="18"/>
+          <w:shd w:val="clear" w:fill="1E1E1E"/>
+          <w:lang w:val="en-US" w:eastAsia="zh-CN" w:bidi="ar"/>
+        </w:rPr>
+        <w:t>public</w:t>
+      </w:r>
+      <w:r>
+        <w:rPr>
+          <w:rFonts w:hint="default" w:ascii="Consolas" w:hAnsi="Consolas" w:eastAsia="Consolas" w:cs="Consolas"/>
+          <w:b w:val="0"/>
+          <w:bCs w:val="0"/>
+          <w:color w:val="D4D4D4"/>
+          <w:kern w:val="0"/>
+          <w:sz w:val="18"/>
+          <w:szCs w:val="18"/>
+          <w:shd w:val="clear" w:fill="1E1E1E"/>
+          <w:lang w:val="en-US" w:eastAsia="zh-CN" w:bidi="ar"/>
+        </w:rPr>
+        <w:t xml:space="preserve"> </w:t>
+      </w:r>
+      <w:r>
+        <w:rPr>
+          <w:rFonts w:hint="default" w:ascii="Consolas" w:hAnsi="Consolas" w:eastAsia="Consolas" w:cs="Consolas"/>
+          <w:b w:val="0"/>
+          <w:bCs w:val="0"/>
+          <w:color w:val="569CD6"/>
+          <w:kern w:val="0"/>
+          <w:sz w:val="18"/>
+          <w:szCs w:val="18"/>
+          <w:shd w:val="clear" w:fill="1E1E1E"/>
+          <w:lang w:val="en-US" w:eastAsia="zh-CN" w:bidi="ar"/>
+        </w:rPr>
+        <w:t>static</w:t>
+      </w:r>
+      <w:r>
+        <w:rPr>
+          <w:rFonts w:hint="default" w:ascii="Consolas" w:hAnsi="Consolas" w:eastAsia="Consolas" w:cs="Consolas"/>
+          <w:b w:val="0"/>
+          <w:bCs w:val="0"/>
+          <w:color w:val="D4D4D4"/>
+          <w:kern w:val="0"/>
+          <w:sz w:val="18"/>
+          <w:szCs w:val="18"/>
+          <w:shd w:val="clear" w:fill="1E1E1E"/>
+          <w:lang w:val="en-US" w:eastAsia="zh-CN" w:bidi="ar"/>
+        </w:rPr>
+        <w:t xml:space="preserve"> </w:t>
+      </w:r>
+      <w:r>
+        <w:rPr>
+          <w:rFonts w:hint="default" w:ascii="Consolas" w:hAnsi="Consolas" w:eastAsia="Consolas" w:cs="Consolas"/>
+          <w:b w:val="0"/>
+          <w:bCs w:val="0"/>
+          <w:color w:val="4EC9B0"/>
+          <w:kern w:val="0"/>
+          <w:sz w:val="18"/>
+          <w:szCs w:val="18"/>
+          <w:shd w:val="clear" w:fill="1E1E1E"/>
+          <w:lang w:val="en-US" w:eastAsia="zh-CN" w:bidi="ar"/>
+        </w:rPr>
+        <w:t>void</w:t>
+      </w:r>
+      <w:r>
+        <w:rPr>
+          <w:rFonts w:hint="default" w:ascii="Consolas" w:hAnsi="Consolas" w:eastAsia="Consolas" w:cs="Consolas"/>
+          <w:b w:val="0"/>
+          <w:bCs w:val="0"/>
+          <w:color w:val="D4D4D4"/>
+          <w:kern w:val="0"/>
+          <w:sz w:val="18"/>
+          <w:szCs w:val="18"/>
+          <w:shd w:val="clear" w:fill="1E1E1E"/>
+          <w:lang w:val="en-US" w:eastAsia="zh-CN" w:bidi="ar"/>
+        </w:rPr>
+        <w:t xml:space="preserve"> </w:t>
+      </w:r>
+      <w:r>
+        <w:rPr>
+          <w:rFonts w:hint="default" w:ascii="Consolas" w:hAnsi="Consolas" w:eastAsia="Consolas" w:cs="Consolas"/>
+          <w:b w:val="0"/>
+          <w:bCs w:val="0"/>
+          <w:color w:val="DCDCAA"/>
+          <w:kern w:val="0"/>
+          <w:sz w:val="18"/>
+          <w:szCs w:val="18"/>
+          <w:shd w:val="clear" w:fill="1E1E1E"/>
+          <w:lang w:val="en-US" w:eastAsia="zh-CN" w:bidi="ar"/>
+        </w:rPr>
+        <w:t>main</w:t>
+      </w:r>
+      <w:r>
+        <w:rPr>
+          <w:rFonts w:hint="default" w:ascii="Consolas" w:hAnsi="Consolas" w:eastAsia="Consolas" w:cs="Consolas"/>
+          <w:b w:val="0"/>
+          <w:bCs w:val="0"/>
+          <w:color w:val="D4D4D4"/>
+          <w:kern w:val="0"/>
+          <w:sz w:val="18"/>
+          <w:szCs w:val="18"/>
+          <w:shd w:val="clear" w:fill="1E1E1E"/>
+          <w:lang w:val="en-US" w:eastAsia="zh-CN" w:bidi="ar"/>
+        </w:rPr>
+        <w:t>(</w:t>
+      </w:r>
+      <w:r>
+        <w:rPr>
+          <w:rFonts w:hint="default" w:ascii="Consolas" w:hAnsi="Consolas" w:eastAsia="Consolas" w:cs="Consolas"/>
+          <w:b w:val="0"/>
+          <w:bCs w:val="0"/>
+          <w:color w:val="4EC9B0"/>
+          <w:kern w:val="0"/>
+          <w:sz w:val="18"/>
+          <w:szCs w:val="18"/>
+          <w:shd w:val="clear" w:fill="1E1E1E"/>
+          <w:lang w:val="en-US" w:eastAsia="zh-CN" w:bidi="ar"/>
+        </w:rPr>
+        <w:t>String</w:t>
+      </w:r>
+      <w:r>
+        <w:rPr>
+          <w:rFonts w:hint="default" w:ascii="Consolas" w:hAnsi="Consolas" w:eastAsia="Consolas" w:cs="Consolas"/>
+          <w:b w:val="0"/>
+          <w:bCs w:val="0"/>
+          <w:color w:val="D4D4D4"/>
+          <w:kern w:val="0"/>
+          <w:sz w:val="18"/>
+          <w:szCs w:val="18"/>
+          <w:shd w:val="clear" w:fill="1E1E1E"/>
+          <w:lang w:val="en-US" w:eastAsia="zh-CN" w:bidi="ar"/>
+        </w:rPr>
+        <w:t xml:space="preserve">[] </w:t>
+      </w:r>
+      <w:r>
+        <w:rPr>
+          <w:rFonts w:hint="default" w:ascii="Consolas" w:hAnsi="Consolas" w:eastAsia="Consolas" w:cs="Consolas"/>
+          <w:b w:val="0"/>
+          <w:bCs w:val="0"/>
+          <w:color w:val="9CDCFE"/>
+          <w:kern w:val="0"/>
+          <w:sz w:val="18"/>
+          <w:szCs w:val="18"/>
+          <w:shd w:val="clear" w:fill="1E1E1E"/>
+          <w:lang w:val="en-US" w:eastAsia="zh-CN" w:bidi="ar"/>
+        </w:rPr>
+        <w:t>args</w:t>
+      </w:r>
+      <w:r>
+        <w:rPr>
+          <w:rFonts w:hint="default" w:ascii="Consolas" w:hAnsi="Consolas" w:eastAsia="Consolas" w:cs="Consolas"/>
+          <w:b w:val="0"/>
+          <w:bCs w:val="0"/>
+          <w:color w:val="D4D4D4"/>
+          <w:kern w:val="0"/>
+          <w:sz w:val="18"/>
+          <w:szCs w:val="18"/>
+          <w:shd w:val="clear" w:fill="1E1E1E"/>
+          <w:lang w:val="en-US" w:eastAsia="zh-CN" w:bidi="ar"/>
+        </w:rPr>
+        <w:t>) {</w:t>
+      </w:r>
+    </w:p>
+    <w:p>
+      <w:pPr>
+        <w:keepNext w:val="0"/>
+        <w:keepLines w:val="0"/>
+        <w:widowControl/>
+        <w:suppressLineNumbers w:val="0"/>
+        <w:shd w:val="clear" w:fill="1E1E1E"/>
+        <w:spacing w:line="240" w:lineRule="auto"/>
+        <w:jc w:val="left"/>
+        <w:rPr>
+          <w:rFonts w:ascii="Consolas" w:hAnsi="Consolas" w:eastAsia="Consolas" w:cs="Consolas"/>
+          <w:b w:val="0"/>
+          <w:bCs w:val="0"/>
+          <w:color w:val="D4D4D4"/>
+          <w:sz w:val="18"/>
+          <w:szCs w:val="18"/>
+        </w:rPr>
+      </w:pPr>
+      <w:r>
+        <w:rPr>
+          <w:rFonts w:hint="default" w:ascii="Consolas" w:hAnsi="Consolas" w:eastAsia="Consolas" w:cs="Consolas"/>
+          <w:b w:val="0"/>
+          <w:bCs w:val="0"/>
+          <w:color w:val="D4D4D4"/>
+          <w:kern w:val="0"/>
+          <w:sz w:val="18"/>
+          <w:szCs w:val="18"/>
+          <w:shd w:val="clear" w:fill="1E1E1E"/>
+          <w:lang w:val="en-US" w:eastAsia="zh-CN" w:bidi="ar"/>
+        </w:rPr>
+        <w:t xml:space="preserve">        </w:t>
+      </w:r>
+      <w:r>
+        <w:rPr>
+          <w:rFonts w:hint="default" w:ascii="Consolas" w:hAnsi="Consolas" w:eastAsia="Consolas" w:cs="Consolas"/>
+          <w:b w:val="0"/>
+          <w:bCs w:val="0"/>
+          <w:color w:val="9CDCFE"/>
+          <w:kern w:val="0"/>
+          <w:sz w:val="18"/>
+          <w:szCs w:val="18"/>
+          <w:shd w:val="clear" w:fill="1E1E1E"/>
+          <w:lang w:val="en-US" w:eastAsia="zh-CN" w:bidi="ar"/>
+        </w:rPr>
+        <w:t>System</w:t>
+      </w:r>
+      <w:r>
+        <w:rPr>
+          <w:rFonts w:hint="default" w:ascii="Consolas" w:hAnsi="Consolas" w:eastAsia="Consolas" w:cs="Consolas"/>
+          <w:b w:val="0"/>
+          <w:bCs w:val="0"/>
+          <w:color w:val="D4D4D4"/>
+          <w:kern w:val="0"/>
+          <w:sz w:val="18"/>
+          <w:szCs w:val="18"/>
+          <w:shd w:val="clear" w:fill="1E1E1E"/>
+          <w:lang w:val="en-US" w:eastAsia="zh-CN" w:bidi="ar"/>
+        </w:rPr>
+        <w:t>.</w:t>
+      </w:r>
+      <w:r>
+        <w:rPr>
+          <w:rFonts w:hint="default" w:ascii="Consolas" w:hAnsi="Consolas" w:eastAsia="Consolas" w:cs="Consolas"/>
+          <w:b w:val="0"/>
+          <w:bCs w:val="0"/>
+          <w:color w:val="9CDCFE"/>
+          <w:kern w:val="0"/>
+          <w:sz w:val="18"/>
+          <w:szCs w:val="18"/>
+          <w:shd w:val="clear" w:fill="1E1E1E"/>
+          <w:lang w:val="en-US" w:eastAsia="zh-CN" w:bidi="ar"/>
+        </w:rPr>
+        <w:t>out</w:t>
+      </w:r>
+      <w:r>
+        <w:rPr>
+          <w:rFonts w:hint="default" w:ascii="Consolas" w:hAnsi="Consolas" w:eastAsia="Consolas" w:cs="Consolas"/>
+          <w:b w:val="0"/>
+          <w:bCs w:val="0"/>
+          <w:color w:val="D4D4D4"/>
+          <w:kern w:val="0"/>
+          <w:sz w:val="18"/>
+          <w:szCs w:val="18"/>
+          <w:shd w:val="clear" w:fill="1E1E1E"/>
+          <w:lang w:val="en-US" w:eastAsia="zh-CN" w:bidi="ar"/>
+        </w:rPr>
+        <w:t>.</w:t>
+      </w:r>
+      <w:r>
+        <w:rPr>
+          <w:rFonts w:hint="default" w:ascii="Consolas" w:hAnsi="Consolas" w:eastAsia="Consolas" w:cs="Consolas"/>
+          <w:b w:val="0"/>
+          <w:bCs w:val="0"/>
+          <w:color w:val="DCDCAA"/>
+          <w:kern w:val="0"/>
+          <w:sz w:val="18"/>
+          <w:szCs w:val="18"/>
+          <w:shd w:val="clear" w:fill="1E1E1E"/>
+          <w:lang w:val="en-US" w:eastAsia="zh-CN" w:bidi="ar"/>
+        </w:rPr>
+        <w:t>print</w:t>
+      </w:r>
+      <w:r>
+        <w:rPr>
+          <w:rFonts w:hint="default" w:ascii="Consolas" w:hAnsi="Consolas" w:eastAsia="Consolas" w:cs="Consolas"/>
+          <w:b w:val="0"/>
+          <w:bCs w:val="0"/>
+          <w:color w:val="D4D4D4"/>
+          <w:kern w:val="0"/>
+          <w:sz w:val="18"/>
+          <w:szCs w:val="18"/>
+          <w:shd w:val="clear" w:fill="1E1E1E"/>
+          <w:lang w:val="en-US" w:eastAsia="zh-CN" w:bidi="ar"/>
+        </w:rPr>
+        <w:t>(</w:t>
+      </w:r>
+      <w:r>
+        <w:rPr>
+          <w:rFonts w:hint="default" w:ascii="Consolas" w:hAnsi="Consolas" w:eastAsia="Consolas" w:cs="Consolas"/>
+          <w:b w:val="0"/>
+          <w:bCs w:val="0"/>
+          <w:color w:val="CE9178"/>
+          <w:kern w:val="0"/>
+          <w:sz w:val="18"/>
+          <w:szCs w:val="18"/>
+          <w:shd w:val="clear" w:fill="1E1E1E"/>
+          <w:lang w:val="en-US" w:eastAsia="zh-CN" w:bidi="ar"/>
+        </w:rPr>
+        <w:t>"Enter your name: "</w:t>
+      </w:r>
+      <w:r>
+        <w:rPr>
+          <w:rFonts w:hint="default" w:ascii="Consolas" w:hAnsi="Consolas" w:eastAsia="Consolas" w:cs="Consolas"/>
+          <w:b w:val="0"/>
+          <w:bCs w:val="0"/>
+          <w:color w:val="D4D4D4"/>
+          <w:kern w:val="0"/>
+          <w:sz w:val="18"/>
+          <w:szCs w:val="18"/>
+          <w:shd w:val="clear" w:fill="1E1E1E"/>
+          <w:lang w:val="en-US" w:eastAsia="zh-CN" w:bidi="ar"/>
+        </w:rPr>
+        <w:t>);</w:t>
+      </w:r>
+    </w:p>
+    <w:p>
+      <w:pPr>
+        <w:keepNext w:val="0"/>
+        <w:keepLines w:val="0"/>
+        <w:widowControl/>
+        <w:suppressLineNumbers w:val="0"/>
+        <w:shd w:val="clear" w:fill="1E1E1E"/>
+        <w:spacing w:line="240" w:lineRule="auto"/>
+        <w:jc w:val="left"/>
+        <w:rPr>
+          <w:rFonts w:hint="default" w:ascii="Consolas" w:hAnsi="Consolas" w:eastAsia="Consolas" w:cs="Consolas"/>
+          <w:b w:val="0"/>
+          <w:bCs w:val="0"/>
+          <w:color w:val="D4D4D4"/>
+          <w:sz w:val="18"/>
+          <w:szCs w:val="18"/>
+        </w:rPr>
+      </w:pPr>
+      <w:r>
+        <w:rPr>
+          <w:rFonts w:hint="default" w:ascii="Consolas" w:hAnsi="Consolas" w:eastAsia="Consolas" w:cs="Consolas"/>
+          <w:b w:val="0"/>
+          <w:bCs w:val="0"/>
+          <w:color w:val="D4D4D4"/>
+          <w:kern w:val="0"/>
+          <w:sz w:val="18"/>
+          <w:szCs w:val="18"/>
+          <w:shd w:val="clear" w:fill="1E1E1E"/>
+          <w:lang w:val="en-US" w:eastAsia="zh-CN" w:bidi="ar"/>
+        </w:rPr>
+        <w:t xml:space="preserve">        </w:t>
+      </w:r>
+      <w:r>
+        <w:rPr>
+          <w:rFonts w:hint="default" w:ascii="Consolas" w:hAnsi="Consolas" w:eastAsia="Consolas" w:cs="Consolas"/>
+          <w:b w:val="0"/>
+          <w:bCs w:val="0"/>
+          <w:color w:val="4EC9B0"/>
+          <w:kern w:val="0"/>
+          <w:sz w:val="18"/>
+          <w:szCs w:val="18"/>
+          <w:shd w:val="clear" w:fill="1E1E1E"/>
+          <w:lang w:val="en-US" w:eastAsia="zh-CN" w:bidi="ar"/>
+        </w:rPr>
+        <w:t>Scanner</w:t>
+      </w:r>
+      <w:r>
+        <w:rPr>
+          <w:rFonts w:hint="default" w:ascii="Consolas" w:hAnsi="Consolas" w:eastAsia="Consolas" w:cs="Consolas"/>
+          <w:b w:val="0"/>
+          <w:bCs w:val="0"/>
+          <w:color w:val="D4D4D4"/>
+          <w:kern w:val="0"/>
+          <w:sz w:val="18"/>
+          <w:szCs w:val="18"/>
+          <w:shd w:val="clear" w:fill="1E1E1E"/>
+          <w:lang w:val="en-US" w:eastAsia="zh-CN" w:bidi="ar"/>
+        </w:rPr>
+        <w:t xml:space="preserve"> </w:t>
+      </w:r>
+      <w:r>
+        <w:rPr>
+          <w:rFonts w:hint="default" w:ascii="Consolas" w:hAnsi="Consolas" w:eastAsia="Consolas" w:cs="Consolas"/>
+          <w:b w:val="0"/>
+          <w:bCs w:val="0"/>
+          <w:color w:val="9CDCFE"/>
+          <w:kern w:val="0"/>
+          <w:sz w:val="18"/>
+          <w:szCs w:val="18"/>
+          <w:shd w:val="clear" w:fill="1E1E1E"/>
+          <w:lang w:val="en-US" w:eastAsia="zh-CN" w:bidi="ar"/>
+        </w:rPr>
+        <w:t>sc</w:t>
+      </w:r>
+      <w:r>
+        <w:rPr>
+          <w:rFonts w:hint="default" w:ascii="Consolas" w:hAnsi="Consolas" w:eastAsia="Consolas" w:cs="Consolas"/>
+          <w:b w:val="0"/>
+          <w:bCs w:val="0"/>
+          <w:color w:val="D4D4D4"/>
+          <w:kern w:val="0"/>
+          <w:sz w:val="18"/>
+          <w:szCs w:val="18"/>
+          <w:shd w:val="clear" w:fill="1E1E1E"/>
+          <w:lang w:val="en-US" w:eastAsia="zh-CN" w:bidi="ar"/>
+        </w:rPr>
+        <w:t xml:space="preserve"> = </w:t>
+      </w:r>
+      <w:r>
+        <w:rPr>
+          <w:rFonts w:hint="default" w:ascii="Consolas" w:hAnsi="Consolas" w:eastAsia="Consolas" w:cs="Consolas"/>
+          <w:b w:val="0"/>
+          <w:bCs w:val="0"/>
+          <w:color w:val="C586C0"/>
+          <w:kern w:val="0"/>
+          <w:sz w:val="18"/>
+          <w:szCs w:val="18"/>
+          <w:shd w:val="clear" w:fill="1E1E1E"/>
+          <w:lang w:val="en-US" w:eastAsia="zh-CN" w:bidi="ar"/>
+        </w:rPr>
+        <w:t>new</w:t>
+      </w:r>
+      <w:r>
+        <w:rPr>
+          <w:rFonts w:hint="default" w:ascii="Consolas" w:hAnsi="Consolas" w:eastAsia="Consolas" w:cs="Consolas"/>
+          <w:b w:val="0"/>
+          <w:bCs w:val="0"/>
+          <w:color w:val="D4D4D4"/>
+          <w:kern w:val="0"/>
+          <w:sz w:val="18"/>
+          <w:szCs w:val="18"/>
+          <w:shd w:val="clear" w:fill="1E1E1E"/>
+          <w:lang w:val="en-US" w:eastAsia="zh-CN" w:bidi="ar"/>
+        </w:rPr>
+        <w:t xml:space="preserve"> </w:t>
+      </w:r>
+      <w:r>
+        <w:rPr>
+          <w:rFonts w:hint="default" w:ascii="Consolas" w:hAnsi="Consolas" w:eastAsia="Consolas" w:cs="Consolas"/>
+          <w:b w:val="0"/>
+          <w:bCs w:val="0"/>
+          <w:color w:val="DCDCAA"/>
+          <w:kern w:val="0"/>
+          <w:sz w:val="18"/>
+          <w:szCs w:val="18"/>
+          <w:shd w:val="clear" w:fill="1E1E1E"/>
+          <w:lang w:val="en-US" w:eastAsia="zh-CN" w:bidi="ar"/>
+        </w:rPr>
+        <w:t>Scanner</w:t>
+      </w:r>
+      <w:r>
+        <w:rPr>
+          <w:rFonts w:hint="default" w:ascii="Consolas" w:hAnsi="Consolas" w:eastAsia="Consolas" w:cs="Consolas"/>
+          <w:b w:val="0"/>
+          <w:bCs w:val="0"/>
+          <w:color w:val="D4D4D4"/>
+          <w:kern w:val="0"/>
+          <w:sz w:val="18"/>
+          <w:szCs w:val="18"/>
+          <w:shd w:val="clear" w:fill="1E1E1E"/>
+          <w:lang w:val="en-US" w:eastAsia="zh-CN" w:bidi="ar"/>
+        </w:rPr>
+        <w:t>(</w:t>
+      </w:r>
+      <w:r>
+        <w:rPr>
+          <w:rFonts w:hint="default" w:ascii="Consolas" w:hAnsi="Consolas" w:eastAsia="Consolas" w:cs="Consolas"/>
+          <w:b w:val="0"/>
+          <w:bCs w:val="0"/>
+          <w:color w:val="9CDCFE"/>
+          <w:kern w:val="0"/>
+          <w:sz w:val="18"/>
+          <w:szCs w:val="18"/>
+          <w:shd w:val="clear" w:fill="1E1E1E"/>
+          <w:lang w:val="en-US" w:eastAsia="zh-CN" w:bidi="ar"/>
+        </w:rPr>
+        <w:t>System</w:t>
+      </w:r>
+      <w:r>
+        <w:rPr>
+          <w:rFonts w:hint="default" w:ascii="Consolas" w:hAnsi="Consolas" w:eastAsia="Consolas" w:cs="Consolas"/>
+          <w:b w:val="0"/>
+          <w:bCs w:val="0"/>
+          <w:color w:val="D4D4D4"/>
+          <w:kern w:val="0"/>
+          <w:sz w:val="18"/>
+          <w:szCs w:val="18"/>
+          <w:shd w:val="clear" w:fill="1E1E1E"/>
+          <w:lang w:val="en-US" w:eastAsia="zh-CN" w:bidi="ar"/>
+        </w:rPr>
+        <w:t>.</w:t>
+      </w:r>
+      <w:r>
+        <w:rPr>
+          <w:rFonts w:hint="default" w:ascii="Consolas" w:hAnsi="Consolas" w:eastAsia="Consolas" w:cs="Consolas"/>
+          <w:b w:val="0"/>
+          <w:bCs w:val="0"/>
+          <w:color w:val="9CDCFE"/>
+          <w:kern w:val="0"/>
+          <w:sz w:val="18"/>
+          <w:szCs w:val="18"/>
+          <w:shd w:val="clear" w:fill="1E1E1E"/>
+          <w:lang w:val="en-US" w:eastAsia="zh-CN" w:bidi="ar"/>
+        </w:rPr>
+        <w:t>in</w:t>
+      </w:r>
+      <w:r>
+        <w:rPr>
+          <w:rFonts w:hint="default" w:ascii="Consolas" w:hAnsi="Consolas" w:eastAsia="Consolas" w:cs="Consolas"/>
+          <w:b w:val="0"/>
+          <w:bCs w:val="0"/>
+          <w:color w:val="D4D4D4"/>
+          <w:kern w:val="0"/>
+          <w:sz w:val="18"/>
+          <w:szCs w:val="18"/>
+          <w:shd w:val="clear" w:fill="1E1E1E"/>
+          <w:lang w:val="en-US" w:eastAsia="zh-CN" w:bidi="ar"/>
+        </w:rPr>
+        <w:t xml:space="preserve">); </w:t>
+      </w:r>
+      <w:r>
+        <w:rPr>
+          <w:rFonts w:hint="default" w:ascii="Consolas" w:hAnsi="Consolas" w:eastAsia="Consolas" w:cs="Consolas"/>
+          <w:b w:val="0"/>
+          <w:bCs w:val="0"/>
+          <w:color w:val="6A9955"/>
+          <w:kern w:val="0"/>
+          <w:sz w:val="18"/>
+          <w:szCs w:val="18"/>
+          <w:shd w:val="clear" w:fill="1E1E1E"/>
+          <w:lang w:val="en-US" w:eastAsia="zh-CN" w:bidi="ar"/>
+        </w:rPr>
+        <w:t>// take input from console exp: Richard Roy</w:t>
+      </w:r>
+    </w:p>
+    <w:p>
+      <w:pPr>
+        <w:keepNext w:val="0"/>
+        <w:keepLines w:val="0"/>
+        <w:widowControl/>
+        <w:suppressLineNumbers w:val="0"/>
+        <w:shd w:val="clear" w:fill="1E1E1E"/>
+        <w:spacing w:line="240" w:lineRule="auto"/>
+        <w:jc w:val="left"/>
+        <w:rPr>
+          <w:rFonts w:hint="default" w:ascii="Consolas" w:hAnsi="Consolas" w:eastAsia="Consolas" w:cs="Consolas"/>
+          <w:b w:val="0"/>
+          <w:bCs w:val="0"/>
+          <w:color w:val="D4D4D4"/>
+          <w:sz w:val="18"/>
+          <w:szCs w:val="18"/>
+        </w:rPr>
+      </w:pPr>
+      <w:r>
+        <w:rPr>
+          <w:rFonts w:hint="default" w:ascii="Consolas" w:hAnsi="Consolas" w:eastAsia="Consolas" w:cs="Consolas"/>
+          <w:b w:val="0"/>
+          <w:bCs w:val="0"/>
+          <w:color w:val="D4D4D4"/>
+          <w:kern w:val="0"/>
+          <w:sz w:val="18"/>
+          <w:szCs w:val="18"/>
+          <w:shd w:val="clear" w:fill="1E1E1E"/>
+          <w:lang w:val="en-US" w:eastAsia="zh-CN" w:bidi="ar"/>
+        </w:rPr>
+        <w:t xml:space="preserve">        </w:t>
+      </w:r>
+      <w:r>
+        <w:rPr>
+          <w:rFonts w:hint="default" w:ascii="Consolas" w:hAnsi="Consolas" w:eastAsia="Consolas" w:cs="Consolas"/>
+          <w:b w:val="0"/>
+          <w:bCs w:val="0"/>
+          <w:color w:val="4EC9B0"/>
+          <w:kern w:val="0"/>
+          <w:sz w:val="18"/>
+          <w:szCs w:val="18"/>
+          <w:shd w:val="clear" w:fill="1E1E1E"/>
+          <w:lang w:val="en-US" w:eastAsia="zh-CN" w:bidi="ar"/>
+        </w:rPr>
+        <w:t>String</w:t>
+      </w:r>
+      <w:r>
+        <w:rPr>
+          <w:rFonts w:hint="default" w:ascii="Consolas" w:hAnsi="Consolas" w:eastAsia="Consolas" w:cs="Consolas"/>
+          <w:b w:val="0"/>
+          <w:bCs w:val="0"/>
+          <w:color w:val="D4D4D4"/>
+          <w:kern w:val="0"/>
+          <w:sz w:val="18"/>
+          <w:szCs w:val="18"/>
+          <w:shd w:val="clear" w:fill="1E1E1E"/>
+          <w:lang w:val="en-US" w:eastAsia="zh-CN" w:bidi="ar"/>
+        </w:rPr>
+        <w:t xml:space="preserve"> </w:t>
+      </w:r>
+      <w:r>
+        <w:rPr>
+          <w:rFonts w:hint="default" w:ascii="Consolas" w:hAnsi="Consolas" w:eastAsia="Consolas" w:cs="Consolas"/>
+          <w:b w:val="0"/>
+          <w:bCs w:val="0"/>
+          <w:color w:val="9CDCFE"/>
+          <w:kern w:val="0"/>
+          <w:sz w:val="18"/>
+          <w:szCs w:val="18"/>
+          <w:shd w:val="clear" w:fill="1E1E1E"/>
+          <w:lang w:val="en-US" w:eastAsia="zh-CN" w:bidi="ar"/>
+        </w:rPr>
+        <w:t>name</w:t>
+      </w:r>
+      <w:r>
+        <w:rPr>
+          <w:rFonts w:hint="default" w:ascii="Consolas" w:hAnsi="Consolas" w:eastAsia="Consolas" w:cs="Consolas"/>
+          <w:b w:val="0"/>
+          <w:bCs w:val="0"/>
+          <w:color w:val="D4D4D4"/>
+          <w:kern w:val="0"/>
+          <w:sz w:val="18"/>
+          <w:szCs w:val="18"/>
+          <w:shd w:val="clear" w:fill="1E1E1E"/>
+          <w:lang w:val="en-US" w:eastAsia="zh-CN" w:bidi="ar"/>
+        </w:rPr>
+        <w:t xml:space="preserve"> = </w:t>
+      </w:r>
+      <w:r>
+        <w:rPr>
+          <w:rFonts w:hint="default" w:ascii="Consolas" w:hAnsi="Consolas" w:eastAsia="Consolas" w:cs="Consolas"/>
+          <w:b w:val="0"/>
+          <w:bCs w:val="0"/>
+          <w:color w:val="9CDCFE"/>
+          <w:kern w:val="0"/>
+          <w:sz w:val="18"/>
+          <w:szCs w:val="18"/>
+          <w:shd w:val="clear" w:fill="1E1E1E"/>
+          <w:lang w:val="en-US" w:eastAsia="zh-CN" w:bidi="ar"/>
+        </w:rPr>
+        <w:t>sc</w:t>
+      </w:r>
+      <w:r>
+        <w:rPr>
+          <w:rFonts w:hint="default" w:ascii="Consolas" w:hAnsi="Consolas" w:eastAsia="Consolas" w:cs="Consolas"/>
+          <w:b w:val="0"/>
+          <w:bCs w:val="0"/>
+          <w:color w:val="D4D4D4"/>
+          <w:kern w:val="0"/>
+          <w:sz w:val="18"/>
+          <w:szCs w:val="18"/>
+          <w:shd w:val="clear" w:fill="1E1E1E"/>
+          <w:lang w:val="en-US" w:eastAsia="zh-CN" w:bidi="ar"/>
+        </w:rPr>
+        <w:t>.</w:t>
+      </w:r>
+      <w:r>
+        <w:rPr>
+          <w:rFonts w:hint="default" w:ascii="Consolas" w:hAnsi="Consolas" w:eastAsia="Consolas" w:cs="Consolas"/>
+          <w:b w:val="0"/>
+          <w:bCs w:val="0"/>
+          <w:color w:val="DCDCAA"/>
+          <w:kern w:val="0"/>
+          <w:sz w:val="18"/>
+          <w:szCs w:val="18"/>
+          <w:shd w:val="clear" w:fill="1E1E1E"/>
+          <w:lang w:val="en-US" w:eastAsia="zh-CN" w:bidi="ar"/>
+        </w:rPr>
+        <w:t>next</w:t>
+      </w:r>
+      <w:r>
+        <w:rPr>
+          <w:rFonts w:hint="default" w:ascii="Consolas" w:hAnsi="Consolas" w:eastAsia="Consolas" w:cs="Consolas"/>
+          <w:b w:val="0"/>
+          <w:bCs w:val="0"/>
+          <w:color w:val="D4D4D4"/>
+          <w:kern w:val="0"/>
+          <w:sz w:val="18"/>
+          <w:szCs w:val="18"/>
+          <w:shd w:val="clear" w:fill="1E1E1E"/>
+          <w:lang w:val="en-US" w:eastAsia="zh-CN" w:bidi="ar"/>
+        </w:rPr>
+        <w:t xml:space="preserve">(); </w:t>
+      </w:r>
+      <w:r>
+        <w:rPr>
+          <w:rFonts w:hint="default" w:ascii="Consolas" w:hAnsi="Consolas" w:eastAsia="Consolas" w:cs="Consolas"/>
+          <w:b w:val="0"/>
+          <w:bCs w:val="0"/>
+          <w:color w:val="6A9955"/>
+          <w:kern w:val="0"/>
+          <w:sz w:val="18"/>
+          <w:szCs w:val="18"/>
+          <w:shd w:val="clear" w:fill="1E1E1E"/>
+          <w:lang w:val="en-US" w:eastAsia="zh-CN" w:bidi="ar"/>
+        </w:rPr>
+        <w:t>// store input data</w:t>
+      </w:r>
+    </w:p>
+    <w:p>
+      <w:pPr>
+        <w:keepNext w:val="0"/>
+        <w:keepLines w:val="0"/>
+        <w:widowControl/>
+        <w:suppressLineNumbers w:val="0"/>
+        <w:shd w:val="clear" w:fill="1E1E1E"/>
+        <w:spacing w:line="240" w:lineRule="auto"/>
+        <w:jc w:val="left"/>
+        <w:rPr>
+          <w:rFonts w:hint="default" w:ascii="Consolas" w:hAnsi="Consolas" w:eastAsia="Consolas" w:cs="Consolas"/>
+          <w:b w:val="0"/>
+          <w:bCs w:val="0"/>
+          <w:color w:val="D4D4D4"/>
+          <w:sz w:val="18"/>
+          <w:szCs w:val="18"/>
+        </w:rPr>
+      </w:pPr>
+      <w:r>
+        <w:rPr>
+          <w:rFonts w:hint="default" w:ascii="Consolas" w:hAnsi="Consolas" w:eastAsia="Consolas" w:cs="Consolas"/>
+          <w:b w:val="0"/>
+          <w:bCs w:val="0"/>
+          <w:color w:val="D4D4D4"/>
+          <w:kern w:val="0"/>
+          <w:sz w:val="18"/>
+          <w:szCs w:val="18"/>
+          <w:shd w:val="clear" w:fill="1E1E1E"/>
+          <w:lang w:val="en-US" w:eastAsia="zh-CN" w:bidi="ar"/>
+        </w:rPr>
+        <w:t xml:space="preserve">        </w:t>
+      </w:r>
+      <w:r>
+        <w:rPr>
+          <w:rFonts w:hint="default" w:ascii="Consolas" w:hAnsi="Consolas" w:eastAsia="Consolas" w:cs="Consolas"/>
+          <w:b w:val="0"/>
+          <w:bCs w:val="0"/>
+          <w:color w:val="9CDCFE"/>
+          <w:kern w:val="0"/>
+          <w:sz w:val="18"/>
+          <w:szCs w:val="18"/>
+          <w:shd w:val="clear" w:fill="1E1E1E"/>
+          <w:lang w:val="en-US" w:eastAsia="zh-CN" w:bidi="ar"/>
+        </w:rPr>
+        <w:t>System</w:t>
+      </w:r>
+      <w:r>
+        <w:rPr>
+          <w:rFonts w:hint="default" w:ascii="Consolas" w:hAnsi="Consolas" w:eastAsia="Consolas" w:cs="Consolas"/>
+          <w:b w:val="0"/>
+          <w:bCs w:val="0"/>
+          <w:color w:val="D4D4D4"/>
+          <w:kern w:val="0"/>
+          <w:sz w:val="18"/>
+          <w:szCs w:val="18"/>
+          <w:shd w:val="clear" w:fill="1E1E1E"/>
+          <w:lang w:val="en-US" w:eastAsia="zh-CN" w:bidi="ar"/>
+        </w:rPr>
+        <w:t>.</w:t>
+      </w:r>
+      <w:r>
+        <w:rPr>
+          <w:rFonts w:hint="default" w:ascii="Consolas" w:hAnsi="Consolas" w:eastAsia="Consolas" w:cs="Consolas"/>
+          <w:b w:val="0"/>
+          <w:bCs w:val="0"/>
+          <w:color w:val="9CDCFE"/>
+          <w:kern w:val="0"/>
+          <w:sz w:val="18"/>
+          <w:szCs w:val="18"/>
+          <w:shd w:val="clear" w:fill="1E1E1E"/>
+          <w:lang w:val="en-US" w:eastAsia="zh-CN" w:bidi="ar"/>
+        </w:rPr>
+        <w:t>out</w:t>
+      </w:r>
+      <w:r>
+        <w:rPr>
+          <w:rFonts w:hint="default" w:ascii="Consolas" w:hAnsi="Consolas" w:eastAsia="Consolas" w:cs="Consolas"/>
+          <w:b w:val="0"/>
+          <w:bCs w:val="0"/>
+          <w:color w:val="D4D4D4"/>
+          <w:kern w:val="0"/>
+          <w:sz w:val="18"/>
+          <w:szCs w:val="18"/>
+          <w:shd w:val="clear" w:fill="1E1E1E"/>
+          <w:lang w:val="en-US" w:eastAsia="zh-CN" w:bidi="ar"/>
+        </w:rPr>
+        <w:t>.</w:t>
+      </w:r>
+      <w:r>
+        <w:rPr>
+          <w:rFonts w:hint="default" w:ascii="Consolas" w:hAnsi="Consolas" w:eastAsia="Consolas" w:cs="Consolas"/>
+          <w:b w:val="0"/>
+          <w:bCs w:val="0"/>
+          <w:color w:val="DCDCAA"/>
+          <w:kern w:val="0"/>
+          <w:sz w:val="18"/>
+          <w:szCs w:val="18"/>
+          <w:shd w:val="clear" w:fill="1E1E1E"/>
+          <w:lang w:val="en-US" w:eastAsia="zh-CN" w:bidi="ar"/>
+        </w:rPr>
+        <w:t>println</w:t>
+      </w:r>
+      <w:r>
+        <w:rPr>
+          <w:rFonts w:hint="default" w:ascii="Consolas" w:hAnsi="Consolas" w:eastAsia="Consolas" w:cs="Consolas"/>
+          <w:b w:val="0"/>
+          <w:bCs w:val="0"/>
+          <w:color w:val="D4D4D4"/>
+          <w:kern w:val="0"/>
+          <w:sz w:val="18"/>
+          <w:szCs w:val="18"/>
+          <w:shd w:val="clear" w:fill="1E1E1E"/>
+          <w:lang w:val="en-US" w:eastAsia="zh-CN" w:bidi="ar"/>
+        </w:rPr>
+        <w:t xml:space="preserve">(name); </w:t>
+      </w:r>
+      <w:r>
+        <w:rPr>
+          <w:rFonts w:hint="default" w:ascii="Consolas" w:hAnsi="Consolas" w:eastAsia="Consolas" w:cs="Consolas"/>
+          <w:b w:val="0"/>
+          <w:bCs w:val="0"/>
+          <w:color w:val="6A9955"/>
+          <w:kern w:val="0"/>
+          <w:sz w:val="18"/>
+          <w:szCs w:val="18"/>
+          <w:shd w:val="clear" w:fill="1E1E1E"/>
+          <w:lang w:val="en-US" w:eastAsia="zh-CN" w:bidi="ar"/>
+        </w:rPr>
+        <w:t>// show the input data // result : Richard</w:t>
+      </w:r>
+    </w:p>
+    <w:p>
+      <w:pPr>
+        <w:keepNext w:val="0"/>
+        <w:keepLines w:val="0"/>
+        <w:widowControl/>
+        <w:suppressLineNumbers w:val="0"/>
+        <w:shd w:val="clear" w:fill="1E1E1E"/>
+        <w:spacing w:line="240" w:lineRule="auto"/>
+        <w:jc w:val="left"/>
+        <w:rPr>
+          <w:rFonts w:hint="default" w:ascii="Consolas" w:hAnsi="Consolas" w:eastAsia="Consolas" w:cs="Consolas"/>
+          <w:b w:val="0"/>
+          <w:bCs w:val="0"/>
+          <w:color w:val="D4D4D4"/>
+          <w:sz w:val="18"/>
+          <w:szCs w:val="18"/>
+        </w:rPr>
+      </w:pPr>
+      <w:r>
+        <w:rPr>
+          <w:rFonts w:hint="default" w:ascii="Consolas" w:hAnsi="Consolas" w:eastAsia="Consolas" w:cs="Consolas"/>
+          <w:b w:val="0"/>
+          <w:bCs w:val="0"/>
+          <w:color w:val="D4D4D4"/>
+          <w:kern w:val="0"/>
+          <w:sz w:val="18"/>
+          <w:szCs w:val="18"/>
+          <w:shd w:val="clear" w:fill="1E1E1E"/>
+          <w:lang w:val="en-US" w:eastAsia="zh-CN" w:bidi="ar"/>
+        </w:rPr>
+        <w:t xml:space="preserve">        </w:t>
+      </w:r>
+      <w:r>
+        <w:rPr>
+          <w:rFonts w:hint="default" w:ascii="Consolas" w:hAnsi="Consolas" w:eastAsia="Consolas" w:cs="Consolas"/>
+          <w:b w:val="0"/>
+          <w:bCs w:val="0"/>
+          <w:color w:val="4EC9B0"/>
+          <w:kern w:val="0"/>
+          <w:sz w:val="18"/>
+          <w:szCs w:val="18"/>
+          <w:shd w:val="clear" w:fill="1E1E1E"/>
+          <w:lang w:val="en-US" w:eastAsia="zh-CN" w:bidi="ar"/>
+        </w:rPr>
+        <w:t>String</w:t>
+      </w:r>
+      <w:r>
+        <w:rPr>
+          <w:rFonts w:hint="default" w:ascii="Consolas" w:hAnsi="Consolas" w:eastAsia="Consolas" w:cs="Consolas"/>
+          <w:b w:val="0"/>
+          <w:bCs w:val="0"/>
+          <w:color w:val="D4D4D4"/>
+          <w:kern w:val="0"/>
+          <w:sz w:val="18"/>
+          <w:szCs w:val="18"/>
+          <w:shd w:val="clear" w:fill="1E1E1E"/>
+          <w:lang w:val="en-US" w:eastAsia="zh-CN" w:bidi="ar"/>
+        </w:rPr>
+        <w:t xml:space="preserve"> </w:t>
+      </w:r>
+      <w:r>
+        <w:rPr>
+          <w:rFonts w:hint="default" w:ascii="Consolas" w:hAnsi="Consolas" w:eastAsia="Consolas" w:cs="Consolas"/>
+          <w:b w:val="0"/>
+          <w:bCs w:val="0"/>
+          <w:color w:val="9CDCFE"/>
+          <w:kern w:val="0"/>
+          <w:sz w:val="18"/>
+          <w:szCs w:val="18"/>
+          <w:shd w:val="clear" w:fill="1E1E1E"/>
+          <w:lang w:val="en-US" w:eastAsia="zh-CN" w:bidi="ar"/>
+        </w:rPr>
+        <w:t>fullname</w:t>
+      </w:r>
+      <w:r>
+        <w:rPr>
+          <w:rFonts w:hint="default" w:ascii="Consolas" w:hAnsi="Consolas" w:eastAsia="Consolas" w:cs="Consolas"/>
+          <w:b w:val="0"/>
+          <w:bCs w:val="0"/>
+          <w:color w:val="D4D4D4"/>
+          <w:kern w:val="0"/>
+          <w:sz w:val="18"/>
+          <w:szCs w:val="18"/>
+          <w:shd w:val="clear" w:fill="1E1E1E"/>
+          <w:lang w:val="en-US" w:eastAsia="zh-CN" w:bidi="ar"/>
+        </w:rPr>
+        <w:t xml:space="preserve"> = </w:t>
+      </w:r>
+      <w:r>
+        <w:rPr>
+          <w:rFonts w:hint="default" w:ascii="Consolas" w:hAnsi="Consolas" w:eastAsia="Consolas" w:cs="Consolas"/>
+          <w:b w:val="0"/>
+          <w:bCs w:val="0"/>
+          <w:color w:val="9CDCFE"/>
+          <w:kern w:val="0"/>
+          <w:sz w:val="18"/>
+          <w:szCs w:val="18"/>
+          <w:shd w:val="clear" w:fill="1E1E1E"/>
+          <w:lang w:val="en-US" w:eastAsia="zh-CN" w:bidi="ar"/>
+        </w:rPr>
+        <w:t>sc</w:t>
+      </w:r>
+      <w:r>
+        <w:rPr>
+          <w:rFonts w:hint="default" w:ascii="Consolas" w:hAnsi="Consolas" w:eastAsia="Consolas" w:cs="Consolas"/>
+          <w:b w:val="0"/>
+          <w:bCs w:val="0"/>
+          <w:color w:val="D4D4D4"/>
+          <w:kern w:val="0"/>
+          <w:sz w:val="18"/>
+          <w:szCs w:val="18"/>
+          <w:shd w:val="clear" w:fill="1E1E1E"/>
+          <w:lang w:val="en-US" w:eastAsia="zh-CN" w:bidi="ar"/>
+        </w:rPr>
+        <w:t>.</w:t>
+      </w:r>
+      <w:r>
+        <w:rPr>
+          <w:rFonts w:hint="default" w:ascii="Consolas" w:hAnsi="Consolas" w:eastAsia="Consolas" w:cs="Consolas"/>
+          <w:b w:val="0"/>
+          <w:bCs w:val="0"/>
+          <w:color w:val="DCDCAA"/>
+          <w:kern w:val="0"/>
+          <w:sz w:val="18"/>
+          <w:szCs w:val="18"/>
+          <w:shd w:val="clear" w:fill="1E1E1E"/>
+          <w:lang w:val="en-US" w:eastAsia="zh-CN" w:bidi="ar"/>
+        </w:rPr>
+        <w:t>nextLine</w:t>
+      </w:r>
+      <w:r>
+        <w:rPr>
+          <w:rFonts w:hint="default" w:ascii="Consolas" w:hAnsi="Consolas" w:eastAsia="Consolas" w:cs="Consolas"/>
+          <w:b w:val="0"/>
+          <w:bCs w:val="0"/>
+          <w:color w:val="D4D4D4"/>
+          <w:kern w:val="0"/>
+          <w:sz w:val="18"/>
+          <w:szCs w:val="18"/>
+          <w:shd w:val="clear" w:fill="1E1E1E"/>
+          <w:lang w:val="en-US" w:eastAsia="zh-CN" w:bidi="ar"/>
+        </w:rPr>
+        <w:t xml:space="preserve">(); </w:t>
+      </w:r>
+      <w:r>
+        <w:rPr>
+          <w:rFonts w:hint="default" w:ascii="Consolas" w:hAnsi="Consolas" w:eastAsia="Consolas" w:cs="Consolas"/>
+          <w:b w:val="0"/>
+          <w:bCs w:val="0"/>
+          <w:color w:val="6A9955"/>
+          <w:kern w:val="0"/>
+          <w:sz w:val="18"/>
+          <w:szCs w:val="18"/>
+          <w:shd w:val="clear" w:fill="1E1E1E"/>
+          <w:lang w:val="en-US" w:eastAsia="zh-CN" w:bidi="ar"/>
+        </w:rPr>
+        <w:t xml:space="preserve">// store full </w:t>
+      </w:r>
+      <w:r>
+        <w:rPr>
+          <w:rFonts w:hint="default" w:ascii="Consolas" w:hAnsi="Consolas" w:eastAsia="Consolas" w:cs="Consolas"/>
+          <w:b w:val="0"/>
+          <w:bCs w:val="0"/>
+          <w:color w:val="6A9955"/>
+          <w:kern w:val="0"/>
+          <w:sz w:val="18"/>
+          <w:szCs w:val="18"/>
+          <w:shd w:val="clear" w:fill="1E1E1E"/>
+          <w:lang w:val="en-IN" w:eastAsia="zh-CN" w:bidi="ar"/>
+        </w:rPr>
+        <w:t>sentence</w:t>
+      </w:r>
+    </w:p>
+    <w:p>
+      <w:pPr>
+        <w:keepNext w:val="0"/>
+        <w:keepLines w:val="0"/>
+        <w:widowControl/>
+        <w:suppressLineNumbers w:val="0"/>
+        <w:shd w:val="clear" w:fill="1E1E1E"/>
+        <w:spacing w:line="240" w:lineRule="auto"/>
+        <w:jc w:val="left"/>
+        <w:rPr>
+          <w:rFonts w:hint="default" w:ascii="Consolas" w:hAnsi="Consolas" w:eastAsia="Consolas" w:cs="Consolas"/>
+          <w:b w:val="0"/>
+          <w:bCs w:val="0"/>
+          <w:color w:val="D4D4D4"/>
+          <w:sz w:val="21"/>
+          <w:szCs w:val="21"/>
+        </w:rPr>
+      </w:pPr>
+      <w:r>
+        <w:rPr>
+          <w:rFonts w:hint="default" w:ascii="Consolas" w:hAnsi="Consolas" w:eastAsia="Consolas" w:cs="Consolas"/>
+          <w:b w:val="0"/>
+          <w:bCs w:val="0"/>
+          <w:color w:val="D4D4D4"/>
+          <w:kern w:val="0"/>
+          <w:sz w:val="18"/>
+          <w:szCs w:val="18"/>
+          <w:shd w:val="clear" w:fill="1E1E1E"/>
+          <w:lang w:val="en-US" w:eastAsia="zh-CN" w:bidi="ar"/>
+        </w:rPr>
+        <w:t xml:space="preserve">        </w:t>
+      </w:r>
+      <w:r>
+        <w:rPr>
+          <w:rFonts w:hint="default" w:ascii="Consolas" w:hAnsi="Consolas" w:eastAsia="Consolas" w:cs="Consolas"/>
+          <w:b w:val="0"/>
+          <w:bCs w:val="0"/>
+          <w:color w:val="9CDCFE"/>
+          <w:kern w:val="0"/>
+          <w:sz w:val="18"/>
+          <w:szCs w:val="18"/>
+          <w:shd w:val="clear" w:fill="1E1E1E"/>
+          <w:lang w:val="en-US" w:eastAsia="zh-CN" w:bidi="ar"/>
+        </w:rPr>
+        <w:t>System</w:t>
+      </w:r>
+      <w:r>
+        <w:rPr>
+          <w:rFonts w:hint="default" w:ascii="Consolas" w:hAnsi="Consolas" w:eastAsia="Consolas" w:cs="Consolas"/>
+          <w:b w:val="0"/>
+          <w:bCs w:val="0"/>
+          <w:color w:val="D4D4D4"/>
+          <w:kern w:val="0"/>
+          <w:sz w:val="18"/>
+          <w:szCs w:val="18"/>
+          <w:shd w:val="clear" w:fill="1E1E1E"/>
+          <w:lang w:val="en-US" w:eastAsia="zh-CN" w:bidi="ar"/>
+        </w:rPr>
+        <w:t>.</w:t>
+      </w:r>
+      <w:r>
+        <w:rPr>
+          <w:rFonts w:hint="default" w:ascii="Consolas" w:hAnsi="Consolas" w:eastAsia="Consolas" w:cs="Consolas"/>
+          <w:b w:val="0"/>
+          <w:bCs w:val="0"/>
+          <w:color w:val="9CDCFE"/>
+          <w:kern w:val="0"/>
+          <w:sz w:val="18"/>
+          <w:szCs w:val="18"/>
+          <w:shd w:val="clear" w:fill="1E1E1E"/>
+          <w:lang w:val="en-US" w:eastAsia="zh-CN" w:bidi="ar"/>
+        </w:rPr>
+        <w:t>out</w:t>
+      </w:r>
+      <w:r>
+        <w:rPr>
+          <w:rFonts w:hint="default" w:ascii="Consolas" w:hAnsi="Consolas" w:eastAsia="Consolas" w:cs="Consolas"/>
+          <w:b w:val="0"/>
+          <w:bCs w:val="0"/>
+          <w:color w:val="D4D4D4"/>
+          <w:kern w:val="0"/>
+          <w:sz w:val="18"/>
+          <w:szCs w:val="18"/>
+          <w:shd w:val="clear" w:fill="1E1E1E"/>
+          <w:lang w:val="en-US" w:eastAsia="zh-CN" w:bidi="ar"/>
+        </w:rPr>
+        <w:t>.</w:t>
+      </w:r>
+      <w:r>
+        <w:rPr>
+          <w:rFonts w:hint="default" w:ascii="Consolas" w:hAnsi="Consolas" w:eastAsia="Consolas" w:cs="Consolas"/>
+          <w:b w:val="0"/>
+          <w:bCs w:val="0"/>
+          <w:color w:val="DCDCAA"/>
+          <w:kern w:val="0"/>
+          <w:sz w:val="18"/>
+          <w:szCs w:val="18"/>
+          <w:shd w:val="clear" w:fill="1E1E1E"/>
+          <w:lang w:val="en-US" w:eastAsia="zh-CN" w:bidi="ar"/>
+        </w:rPr>
+        <w:t>println</w:t>
+      </w:r>
+      <w:r>
+        <w:rPr>
+          <w:rFonts w:hint="default" w:ascii="Consolas" w:hAnsi="Consolas" w:eastAsia="Consolas" w:cs="Consolas"/>
+          <w:b w:val="0"/>
+          <w:bCs w:val="0"/>
+          <w:color w:val="D4D4D4"/>
+          <w:kern w:val="0"/>
+          <w:sz w:val="18"/>
+          <w:szCs w:val="18"/>
+          <w:shd w:val="clear" w:fill="1E1E1E"/>
+          <w:lang w:val="en-US" w:eastAsia="zh-CN" w:bidi="ar"/>
+        </w:rPr>
+        <w:t xml:space="preserve">(fullname); </w:t>
+      </w:r>
+      <w:r>
+        <w:rPr>
+          <w:rFonts w:hint="default" w:ascii="Consolas" w:hAnsi="Consolas" w:eastAsia="Consolas" w:cs="Consolas"/>
+          <w:b w:val="0"/>
+          <w:bCs w:val="0"/>
+          <w:color w:val="6A9955"/>
+          <w:kern w:val="0"/>
+          <w:sz w:val="18"/>
+          <w:szCs w:val="18"/>
+          <w:shd w:val="clear" w:fill="1E1E1E"/>
+          <w:lang w:val="en-US" w:eastAsia="zh-CN" w:bidi="ar"/>
+        </w:rPr>
+        <w:t>// show the input data // result : Richard Roy</w:t>
+      </w:r>
+    </w:p>
+    <w:p>
+      <w:pPr>
+        <w:keepNext w:val="0"/>
+        <w:keepLines w:val="0"/>
+        <w:widowControl/>
+        <w:suppressLineNumbers w:val="0"/>
+        <w:shd w:val="clear" w:fill="1E1E1E"/>
+        <w:spacing w:line="240" w:lineRule="auto"/>
+        <w:jc w:val="left"/>
+        <w:rPr>
+          <w:sz w:val="18"/>
+          <w:szCs w:val="18"/>
+        </w:rPr>
+      </w:pPr>
+    </w:p>
+    <w:p>
+      <w:pPr>
+        <w:keepNext w:val="0"/>
+        <w:keepLines w:val="0"/>
+        <w:widowControl/>
+        <w:suppressLineNumbers w:val="0"/>
+        <w:shd w:val="clear" w:fill="1E1E1E"/>
+        <w:spacing w:line="240" w:lineRule="auto"/>
+        <w:jc w:val="left"/>
+        <w:rPr>
+          <w:rFonts w:hint="default" w:ascii="Consolas" w:hAnsi="Consolas" w:eastAsia="Consolas" w:cs="Consolas"/>
+          <w:b w:val="0"/>
+          <w:bCs w:val="0"/>
+          <w:color w:val="D4D4D4"/>
+          <w:sz w:val="18"/>
+          <w:szCs w:val="18"/>
+        </w:rPr>
+      </w:pPr>
+      <w:r>
+        <w:rPr>
+          <w:rFonts w:hint="default" w:ascii="Consolas" w:hAnsi="Consolas" w:eastAsia="Consolas" w:cs="Consolas"/>
+          <w:b w:val="0"/>
+          <w:bCs w:val="0"/>
+          <w:color w:val="D4D4D4"/>
+          <w:kern w:val="0"/>
+          <w:sz w:val="18"/>
+          <w:szCs w:val="18"/>
+          <w:shd w:val="clear" w:fill="1E1E1E"/>
+          <w:lang w:val="en-US" w:eastAsia="zh-CN" w:bidi="ar"/>
+        </w:rPr>
+        <w:t>    }</w:t>
+      </w:r>
+    </w:p>
+    <w:p>
+      <w:pPr>
+        <w:keepNext w:val="0"/>
+        <w:keepLines w:val="0"/>
+        <w:widowControl/>
+        <w:suppressLineNumbers w:val="0"/>
+        <w:shd w:val="clear" w:fill="1E1E1E"/>
+        <w:spacing w:line="240" w:lineRule="auto"/>
+        <w:jc w:val="left"/>
+        <w:rPr>
+          <w:rFonts w:hint="default" w:ascii="Consolas" w:hAnsi="Consolas" w:eastAsia="Consolas" w:cs="Consolas"/>
+          <w:b w:val="0"/>
+          <w:bCs w:val="0"/>
+          <w:color w:val="D4D4D4"/>
+          <w:sz w:val="18"/>
+          <w:szCs w:val="18"/>
+        </w:rPr>
+      </w:pPr>
+      <w:r>
+        <w:rPr>
+          <w:rFonts w:hint="default" w:ascii="Consolas" w:hAnsi="Consolas" w:eastAsia="Consolas" w:cs="Consolas"/>
+          <w:b w:val="0"/>
+          <w:bCs w:val="0"/>
+          <w:color w:val="D4D4D4"/>
+          <w:kern w:val="0"/>
+          <w:sz w:val="18"/>
+          <w:szCs w:val="18"/>
+          <w:shd w:val="clear" w:fill="1E1E1E"/>
+          <w:lang w:val="en-US" w:eastAsia="zh-CN" w:bidi="ar"/>
+        </w:rPr>
+        <w:t>}</w:t>
+      </w:r>
+    </w:p>
+    <w:p>
+      <w:pPr>
+        <w:numPr>
+          <w:ilvl w:val="0"/>
+          <w:numId w:val="0"/>
+        </w:numPr>
+        <w:rPr>
+          <w:rFonts w:hint="default"/>
+          <w:b w:val="0"/>
+          <w:bCs w:val="0"/>
+          <w:i w:val="0"/>
+          <w:iCs w:val="0"/>
+          <w:lang w:val="en-IN"/>
+        </w:rPr>
+      </w:pPr>
+    </w:p>
+    <w:p>
+      <w:pPr>
+        <w:keepNext w:val="0"/>
+        <w:keepLines w:val="0"/>
+        <w:widowControl/>
+        <w:suppressLineNumbers w:val="0"/>
+        <w:shd w:val="clear" w:fill="1E1E1E"/>
+        <w:spacing w:line="240" w:lineRule="auto"/>
+        <w:jc w:val="left"/>
+        <w:rPr>
+          <w:rFonts w:ascii="Consolas" w:hAnsi="Consolas" w:eastAsia="Consolas" w:cs="Consolas"/>
+          <w:b w:val="0"/>
+          <w:bCs w:val="0"/>
+          <w:color w:val="D4D4D4"/>
+          <w:sz w:val="18"/>
+          <w:szCs w:val="18"/>
+        </w:rPr>
+      </w:pPr>
+      <w:r>
+        <w:rPr>
+          <w:rFonts w:hint="default" w:ascii="Consolas" w:hAnsi="Consolas" w:eastAsia="Consolas" w:cs="Consolas"/>
+          <w:b w:val="0"/>
+          <w:bCs w:val="0"/>
+          <w:color w:val="569CD6"/>
+          <w:kern w:val="0"/>
+          <w:sz w:val="18"/>
+          <w:szCs w:val="18"/>
+          <w:shd w:val="clear" w:fill="1E1E1E"/>
+          <w:lang w:val="en-US" w:eastAsia="zh-CN" w:bidi="ar"/>
+        </w:rPr>
+        <w:t>import</w:t>
+      </w:r>
+      <w:r>
+        <w:rPr>
+          <w:rFonts w:hint="default" w:ascii="Consolas" w:hAnsi="Consolas" w:eastAsia="Consolas" w:cs="Consolas"/>
+          <w:b w:val="0"/>
+          <w:bCs w:val="0"/>
+          <w:color w:val="D4D4D4"/>
+          <w:kern w:val="0"/>
+          <w:sz w:val="18"/>
+          <w:szCs w:val="18"/>
+          <w:shd w:val="clear" w:fill="1E1E1E"/>
+          <w:lang w:val="en-US" w:eastAsia="zh-CN" w:bidi="ar"/>
+        </w:rPr>
+        <w:t xml:space="preserve"> java.util.Scanner;</w:t>
+      </w:r>
+    </w:p>
+    <w:p>
+      <w:pPr>
+        <w:keepNext w:val="0"/>
+        <w:keepLines w:val="0"/>
+        <w:widowControl/>
+        <w:suppressLineNumbers w:val="0"/>
+        <w:shd w:val="clear" w:fill="1E1E1E"/>
+        <w:spacing w:line="240" w:lineRule="auto"/>
+        <w:jc w:val="left"/>
+        <w:rPr>
+          <w:rFonts w:hint="default" w:ascii="Consolas" w:hAnsi="Consolas" w:eastAsia="Consolas" w:cs="Consolas"/>
+          <w:b w:val="0"/>
+          <w:bCs w:val="0"/>
+          <w:color w:val="D4D4D4"/>
+          <w:sz w:val="18"/>
+          <w:szCs w:val="18"/>
+        </w:rPr>
+      </w:pPr>
+    </w:p>
+    <w:p>
+      <w:pPr>
+        <w:keepNext w:val="0"/>
+        <w:keepLines w:val="0"/>
+        <w:widowControl/>
+        <w:suppressLineNumbers w:val="0"/>
+        <w:shd w:val="clear" w:fill="1E1E1E"/>
+        <w:spacing w:line="240" w:lineRule="auto"/>
+        <w:jc w:val="left"/>
+        <w:rPr>
+          <w:rFonts w:hint="default" w:ascii="Consolas" w:hAnsi="Consolas" w:eastAsia="Consolas" w:cs="Consolas"/>
+          <w:b w:val="0"/>
+          <w:bCs w:val="0"/>
+          <w:color w:val="D4D4D4"/>
+          <w:sz w:val="18"/>
+          <w:szCs w:val="18"/>
+        </w:rPr>
+      </w:pPr>
+      <w:r>
+        <w:rPr>
+          <w:rFonts w:hint="default" w:ascii="Consolas" w:hAnsi="Consolas" w:eastAsia="Consolas" w:cs="Consolas"/>
+          <w:b w:val="0"/>
+          <w:bCs w:val="0"/>
+          <w:color w:val="569CD6"/>
+          <w:kern w:val="0"/>
+          <w:sz w:val="18"/>
+          <w:szCs w:val="18"/>
+          <w:shd w:val="clear" w:fill="1E1E1E"/>
+          <w:lang w:val="en-US" w:eastAsia="zh-CN" w:bidi="ar"/>
+        </w:rPr>
+        <w:t>public</w:t>
+      </w:r>
+      <w:r>
+        <w:rPr>
+          <w:rFonts w:hint="default" w:ascii="Consolas" w:hAnsi="Consolas" w:eastAsia="Consolas" w:cs="Consolas"/>
+          <w:b w:val="0"/>
+          <w:bCs w:val="0"/>
+          <w:color w:val="D4D4D4"/>
+          <w:kern w:val="0"/>
+          <w:sz w:val="18"/>
+          <w:szCs w:val="18"/>
+          <w:shd w:val="clear" w:fill="1E1E1E"/>
+          <w:lang w:val="en-US" w:eastAsia="zh-CN" w:bidi="ar"/>
+        </w:rPr>
+        <w:t xml:space="preserve"> </w:t>
+      </w:r>
+      <w:r>
+        <w:rPr>
+          <w:rFonts w:hint="default" w:ascii="Consolas" w:hAnsi="Consolas" w:eastAsia="Consolas" w:cs="Consolas"/>
+          <w:b w:val="0"/>
+          <w:bCs w:val="0"/>
+          <w:color w:val="569CD6"/>
+          <w:kern w:val="0"/>
+          <w:sz w:val="18"/>
+          <w:szCs w:val="18"/>
+          <w:shd w:val="clear" w:fill="1E1E1E"/>
+          <w:lang w:val="en-US" w:eastAsia="zh-CN" w:bidi="ar"/>
+        </w:rPr>
+        <w:t>class</w:t>
+      </w:r>
+      <w:r>
+        <w:rPr>
+          <w:rFonts w:hint="default" w:ascii="Consolas" w:hAnsi="Consolas" w:eastAsia="Consolas" w:cs="Consolas"/>
+          <w:b w:val="0"/>
+          <w:bCs w:val="0"/>
+          <w:color w:val="D4D4D4"/>
+          <w:kern w:val="0"/>
+          <w:sz w:val="18"/>
+          <w:szCs w:val="18"/>
+          <w:shd w:val="clear" w:fill="1E1E1E"/>
+          <w:lang w:val="en-US" w:eastAsia="zh-CN" w:bidi="ar"/>
+        </w:rPr>
+        <w:t xml:space="preserve"> </w:t>
+      </w:r>
+      <w:r>
+        <w:rPr>
+          <w:rFonts w:hint="default" w:ascii="Consolas" w:hAnsi="Consolas" w:eastAsia="Consolas" w:cs="Consolas"/>
+          <w:b w:val="0"/>
+          <w:bCs w:val="0"/>
+          <w:color w:val="4EC9B0"/>
+          <w:kern w:val="0"/>
+          <w:sz w:val="18"/>
+          <w:szCs w:val="18"/>
+          <w:shd w:val="clear" w:fill="1E1E1E"/>
+          <w:lang w:val="en-US" w:eastAsia="zh-CN" w:bidi="ar"/>
+        </w:rPr>
+        <w:t>Main</w:t>
+      </w:r>
+      <w:r>
+        <w:rPr>
+          <w:rFonts w:hint="default" w:ascii="Consolas" w:hAnsi="Consolas" w:eastAsia="Consolas" w:cs="Consolas"/>
+          <w:b w:val="0"/>
+          <w:bCs w:val="0"/>
+          <w:color w:val="D4D4D4"/>
+          <w:kern w:val="0"/>
+          <w:sz w:val="18"/>
+          <w:szCs w:val="18"/>
+          <w:shd w:val="clear" w:fill="1E1E1E"/>
+          <w:lang w:val="en-US" w:eastAsia="zh-CN" w:bidi="ar"/>
+        </w:rPr>
+        <w:t xml:space="preserve"> {</w:t>
+      </w:r>
+    </w:p>
+    <w:p>
+      <w:pPr>
+        <w:keepNext w:val="0"/>
+        <w:keepLines w:val="0"/>
+        <w:widowControl/>
+        <w:suppressLineNumbers w:val="0"/>
+        <w:shd w:val="clear" w:fill="1E1E1E"/>
+        <w:spacing w:line="240" w:lineRule="auto"/>
+        <w:jc w:val="left"/>
+        <w:rPr>
+          <w:sz w:val="18"/>
+          <w:szCs w:val="18"/>
+        </w:rPr>
+      </w:pPr>
+      <w:r>
+        <w:rPr>
+          <w:rFonts w:hint="default" w:ascii="Consolas" w:hAnsi="Consolas" w:eastAsia="Consolas" w:cs="Consolas"/>
+          <w:b w:val="0"/>
+          <w:bCs w:val="0"/>
+          <w:color w:val="D4D4D4"/>
+          <w:kern w:val="0"/>
+          <w:sz w:val="18"/>
+          <w:szCs w:val="18"/>
+          <w:shd w:val="clear" w:fill="1E1E1E"/>
+          <w:lang w:val="en-US" w:eastAsia="zh-CN" w:bidi="ar"/>
+        </w:rPr>
+        <w:t xml:space="preserve">    </w:t>
+      </w:r>
+      <w:r>
+        <w:rPr>
+          <w:rFonts w:hint="default" w:ascii="Consolas" w:hAnsi="Consolas" w:eastAsia="Consolas" w:cs="Consolas"/>
+          <w:b w:val="0"/>
+          <w:bCs w:val="0"/>
+          <w:color w:val="569CD6"/>
+          <w:kern w:val="0"/>
+          <w:sz w:val="18"/>
+          <w:szCs w:val="18"/>
+          <w:shd w:val="clear" w:fill="1E1E1E"/>
+          <w:lang w:val="en-US" w:eastAsia="zh-CN" w:bidi="ar"/>
+        </w:rPr>
+        <w:t>public</w:t>
+      </w:r>
+      <w:r>
+        <w:rPr>
+          <w:rFonts w:hint="default" w:ascii="Consolas" w:hAnsi="Consolas" w:eastAsia="Consolas" w:cs="Consolas"/>
+          <w:b w:val="0"/>
+          <w:bCs w:val="0"/>
+          <w:color w:val="D4D4D4"/>
+          <w:kern w:val="0"/>
+          <w:sz w:val="18"/>
+          <w:szCs w:val="18"/>
+          <w:shd w:val="clear" w:fill="1E1E1E"/>
+          <w:lang w:val="en-US" w:eastAsia="zh-CN" w:bidi="ar"/>
+        </w:rPr>
+        <w:t xml:space="preserve"> </w:t>
+      </w:r>
+      <w:r>
+        <w:rPr>
+          <w:rFonts w:hint="default" w:ascii="Consolas" w:hAnsi="Consolas" w:eastAsia="Consolas" w:cs="Consolas"/>
+          <w:b w:val="0"/>
+          <w:bCs w:val="0"/>
+          <w:color w:val="569CD6"/>
+          <w:kern w:val="0"/>
+          <w:sz w:val="18"/>
+          <w:szCs w:val="18"/>
+          <w:shd w:val="clear" w:fill="1E1E1E"/>
+          <w:lang w:val="en-US" w:eastAsia="zh-CN" w:bidi="ar"/>
+        </w:rPr>
+        <w:t>static</w:t>
+      </w:r>
+      <w:r>
+        <w:rPr>
+          <w:rFonts w:hint="default" w:ascii="Consolas" w:hAnsi="Consolas" w:eastAsia="Consolas" w:cs="Consolas"/>
+          <w:b w:val="0"/>
+          <w:bCs w:val="0"/>
+          <w:color w:val="D4D4D4"/>
+          <w:kern w:val="0"/>
+          <w:sz w:val="18"/>
+          <w:szCs w:val="18"/>
+          <w:shd w:val="clear" w:fill="1E1E1E"/>
+          <w:lang w:val="en-US" w:eastAsia="zh-CN" w:bidi="ar"/>
+        </w:rPr>
+        <w:t xml:space="preserve"> </w:t>
+      </w:r>
+      <w:r>
+        <w:rPr>
+          <w:rFonts w:hint="default" w:ascii="Consolas" w:hAnsi="Consolas" w:eastAsia="Consolas" w:cs="Consolas"/>
+          <w:b w:val="0"/>
+          <w:bCs w:val="0"/>
+          <w:color w:val="4EC9B0"/>
+          <w:kern w:val="0"/>
+          <w:sz w:val="18"/>
+          <w:szCs w:val="18"/>
+          <w:shd w:val="clear" w:fill="1E1E1E"/>
+          <w:lang w:val="en-US" w:eastAsia="zh-CN" w:bidi="ar"/>
+        </w:rPr>
+        <w:t>void</w:t>
+      </w:r>
+      <w:r>
+        <w:rPr>
+          <w:rFonts w:hint="default" w:ascii="Consolas" w:hAnsi="Consolas" w:eastAsia="Consolas" w:cs="Consolas"/>
+          <w:b w:val="0"/>
+          <w:bCs w:val="0"/>
+          <w:color w:val="D4D4D4"/>
+          <w:kern w:val="0"/>
+          <w:sz w:val="18"/>
+          <w:szCs w:val="18"/>
+          <w:shd w:val="clear" w:fill="1E1E1E"/>
+          <w:lang w:val="en-US" w:eastAsia="zh-CN" w:bidi="ar"/>
+        </w:rPr>
+        <w:t xml:space="preserve"> </w:t>
+      </w:r>
+      <w:r>
+        <w:rPr>
+          <w:rFonts w:hint="default" w:ascii="Consolas" w:hAnsi="Consolas" w:eastAsia="Consolas" w:cs="Consolas"/>
+          <w:b w:val="0"/>
+          <w:bCs w:val="0"/>
+          <w:color w:val="DCDCAA"/>
+          <w:kern w:val="0"/>
+          <w:sz w:val="18"/>
+          <w:szCs w:val="18"/>
+          <w:shd w:val="clear" w:fill="1E1E1E"/>
+          <w:lang w:val="en-US" w:eastAsia="zh-CN" w:bidi="ar"/>
+        </w:rPr>
+        <w:t>main</w:t>
+      </w:r>
+      <w:r>
+        <w:rPr>
+          <w:rFonts w:hint="default" w:ascii="Consolas" w:hAnsi="Consolas" w:eastAsia="Consolas" w:cs="Consolas"/>
+          <w:b w:val="0"/>
+          <w:bCs w:val="0"/>
+          <w:color w:val="D4D4D4"/>
+          <w:kern w:val="0"/>
+          <w:sz w:val="18"/>
+          <w:szCs w:val="18"/>
+          <w:shd w:val="clear" w:fill="1E1E1E"/>
+          <w:lang w:val="en-US" w:eastAsia="zh-CN" w:bidi="ar"/>
+        </w:rPr>
+        <w:t>(</w:t>
+      </w:r>
+      <w:r>
+        <w:rPr>
+          <w:rFonts w:hint="default" w:ascii="Consolas" w:hAnsi="Consolas" w:eastAsia="Consolas" w:cs="Consolas"/>
+          <w:b w:val="0"/>
+          <w:bCs w:val="0"/>
+          <w:color w:val="4EC9B0"/>
+          <w:kern w:val="0"/>
+          <w:sz w:val="18"/>
+          <w:szCs w:val="18"/>
+          <w:shd w:val="clear" w:fill="1E1E1E"/>
+          <w:lang w:val="en-US" w:eastAsia="zh-CN" w:bidi="ar"/>
+        </w:rPr>
+        <w:t>String</w:t>
+      </w:r>
+      <w:r>
+        <w:rPr>
+          <w:rFonts w:hint="default" w:ascii="Consolas" w:hAnsi="Consolas" w:eastAsia="Consolas" w:cs="Consolas"/>
+          <w:b w:val="0"/>
+          <w:bCs w:val="0"/>
+          <w:color w:val="D4D4D4"/>
+          <w:kern w:val="0"/>
+          <w:sz w:val="18"/>
+          <w:szCs w:val="18"/>
+          <w:shd w:val="clear" w:fill="1E1E1E"/>
+          <w:lang w:val="en-US" w:eastAsia="zh-CN" w:bidi="ar"/>
+        </w:rPr>
+        <w:t xml:space="preserve">[] </w:t>
+      </w:r>
+      <w:r>
+        <w:rPr>
+          <w:rFonts w:hint="default" w:ascii="Consolas" w:hAnsi="Consolas" w:eastAsia="Consolas" w:cs="Consolas"/>
+          <w:b w:val="0"/>
+          <w:bCs w:val="0"/>
+          <w:color w:val="9CDCFE"/>
+          <w:kern w:val="0"/>
+          <w:sz w:val="18"/>
+          <w:szCs w:val="18"/>
+          <w:shd w:val="clear" w:fill="1E1E1E"/>
+          <w:lang w:val="en-US" w:eastAsia="zh-CN" w:bidi="ar"/>
+        </w:rPr>
+        <w:t>args</w:t>
+      </w:r>
+      <w:r>
+        <w:rPr>
+          <w:rFonts w:hint="default" w:ascii="Consolas" w:hAnsi="Consolas" w:eastAsia="Consolas" w:cs="Consolas"/>
+          <w:b w:val="0"/>
+          <w:bCs w:val="0"/>
+          <w:color w:val="D4D4D4"/>
+          <w:kern w:val="0"/>
+          <w:sz w:val="18"/>
+          <w:szCs w:val="18"/>
+          <w:shd w:val="clear" w:fill="1E1E1E"/>
+          <w:lang w:val="en-US" w:eastAsia="zh-CN" w:bidi="ar"/>
+        </w:rPr>
+        <w:t>) {</w:t>
+      </w:r>
+    </w:p>
+    <w:p>
+      <w:pPr>
+        <w:keepNext w:val="0"/>
+        <w:keepLines w:val="0"/>
+        <w:widowControl/>
+        <w:suppressLineNumbers w:val="0"/>
+        <w:shd w:val="clear" w:fill="1E1E1E"/>
+        <w:spacing w:line="240" w:lineRule="auto"/>
+        <w:jc w:val="left"/>
+        <w:rPr>
+          <w:rFonts w:hint="default" w:ascii="Consolas" w:hAnsi="Consolas" w:eastAsia="Consolas" w:cs="Consolas"/>
+          <w:b w:val="0"/>
+          <w:bCs w:val="0"/>
+          <w:color w:val="D4D4D4"/>
+          <w:sz w:val="18"/>
+          <w:szCs w:val="18"/>
+        </w:rPr>
+      </w:pPr>
+      <w:r>
+        <w:rPr>
+          <w:rFonts w:hint="default" w:ascii="Consolas" w:hAnsi="Consolas" w:eastAsia="Consolas" w:cs="Consolas"/>
+          <w:b w:val="0"/>
+          <w:bCs w:val="0"/>
+          <w:color w:val="D4D4D4"/>
+          <w:kern w:val="0"/>
+          <w:sz w:val="18"/>
+          <w:szCs w:val="18"/>
+          <w:shd w:val="clear" w:fill="1E1E1E"/>
+          <w:lang w:val="en-US" w:eastAsia="zh-CN" w:bidi="ar"/>
+        </w:rPr>
+        <w:t xml:space="preserve">        </w:t>
+      </w:r>
+      <w:r>
+        <w:rPr>
+          <w:rFonts w:hint="default" w:ascii="Consolas" w:hAnsi="Consolas" w:eastAsia="Consolas" w:cs="Consolas"/>
+          <w:b w:val="0"/>
+          <w:bCs w:val="0"/>
+          <w:color w:val="4EC9B0"/>
+          <w:kern w:val="0"/>
+          <w:sz w:val="18"/>
+          <w:szCs w:val="18"/>
+          <w:shd w:val="clear" w:fill="1E1E1E"/>
+          <w:lang w:val="en-US" w:eastAsia="zh-CN" w:bidi="ar"/>
+        </w:rPr>
+        <w:t>Scanner</w:t>
+      </w:r>
+      <w:r>
+        <w:rPr>
+          <w:rFonts w:hint="default" w:ascii="Consolas" w:hAnsi="Consolas" w:eastAsia="Consolas" w:cs="Consolas"/>
+          <w:b w:val="0"/>
+          <w:bCs w:val="0"/>
+          <w:color w:val="D4D4D4"/>
+          <w:kern w:val="0"/>
+          <w:sz w:val="18"/>
+          <w:szCs w:val="18"/>
+          <w:shd w:val="clear" w:fill="1E1E1E"/>
+          <w:lang w:val="en-US" w:eastAsia="zh-CN" w:bidi="ar"/>
+        </w:rPr>
+        <w:t xml:space="preserve"> </w:t>
+      </w:r>
+      <w:r>
+        <w:rPr>
+          <w:rFonts w:hint="default" w:ascii="Consolas" w:hAnsi="Consolas" w:eastAsia="Consolas" w:cs="Consolas"/>
+          <w:b w:val="0"/>
+          <w:bCs w:val="0"/>
+          <w:color w:val="9CDCFE"/>
+          <w:kern w:val="0"/>
+          <w:sz w:val="18"/>
+          <w:szCs w:val="18"/>
+          <w:shd w:val="clear" w:fill="1E1E1E"/>
+          <w:lang w:val="en-US" w:eastAsia="zh-CN" w:bidi="ar"/>
+        </w:rPr>
+        <w:t>sc</w:t>
+      </w:r>
+      <w:r>
+        <w:rPr>
+          <w:rFonts w:hint="default" w:ascii="Consolas" w:hAnsi="Consolas" w:eastAsia="Consolas" w:cs="Consolas"/>
+          <w:b w:val="0"/>
+          <w:bCs w:val="0"/>
+          <w:color w:val="D4D4D4"/>
+          <w:kern w:val="0"/>
+          <w:sz w:val="18"/>
+          <w:szCs w:val="18"/>
+          <w:shd w:val="clear" w:fill="1E1E1E"/>
+          <w:lang w:val="en-US" w:eastAsia="zh-CN" w:bidi="ar"/>
+        </w:rPr>
+        <w:t xml:space="preserve"> = </w:t>
+      </w:r>
+      <w:r>
+        <w:rPr>
+          <w:rFonts w:hint="default" w:ascii="Consolas" w:hAnsi="Consolas" w:eastAsia="Consolas" w:cs="Consolas"/>
+          <w:b w:val="0"/>
+          <w:bCs w:val="0"/>
+          <w:color w:val="C586C0"/>
+          <w:kern w:val="0"/>
+          <w:sz w:val="18"/>
+          <w:szCs w:val="18"/>
+          <w:shd w:val="clear" w:fill="1E1E1E"/>
+          <w:lang w:val="en-US" w:eastAsia="zh-CN" w:bidi="ar"/>
+        </w:rPr>
+        <w:t>new</w:t>
+      </w:r>
+      <w:r>
+        <w:rPr>
+          <w:rFonts w:hint="default" w:ascii="Consolas" w:hAnsi="Consolas" w:eastAsia="Consolas" w:cs="Consolas"/>
+          <w:b w:val="0"/>
+          <w:bCs w:val="0"/>
+          <w:color w:val="D4D4D4"/>
+          <w:kern w:val="0"/>
+          <w:sz w:val="18"/>
+          <w:szCs w:val="18"/>
+          <w:shd w:val="clear" w:fill="1E1E1E"/>
+          <w:lang w:val="en-US" w:eastAsia="zh-CN" w:bidi="ar"/>
+        </w:rPr>
+        <w:t xml:space="preserve"> </w:t>
+      </w:r>
+      <w:r>
+        <w:rPr>
+          <w:rFonts w:hint="default" w:ascii="Consolas" w:hAnsi="Consolas" w:eastAsia="Consolas" w:cs="Consolas"/>
+          <w:b w:val="0"/>
+          <w:bCs w:val="0"/>
+          <w:color w:val="DCDCAA"/>
+          <w:kern w:val="0"/>
+          <w:sz w:val="18"/>
+          <w:szCs w:val="18"/>
+          <w:shd w:val="clear" w:fill="1E1E1E"/>
+          <w:lang w:val="en-US" w:eastAsia="zh-CN" w:bidi="ar"/>
+        </w:rPr>
+        <w:t>Scanner</w:t>
+      </w:r>
+      <w:r>
+        <w:rPr>
+          <w:rFonts w:hint="default" w:ascii="Consolas" w:hAnsi="Consolas" w:eastAsia="Consolas" w:cs="Consolas"/>
+          <w:b w:val="0"/>
+          <w:bCs w:val="0"/>
+          <w:color w:val="D4D4D4"/>
+          <w:kern w:val="0"/>
+          <w:sz w:val="18"/>
+          <w:szCs w:val="18"/>
+          <w:shd w:val="clear" w:fill="1E1E1E"/>
+          <w:lang w:val="en-US" w:eastAsia="zh-CN" w:bidi="ar"/>
+        </w:rPr>
+        <w:t>(</w:t>
+      </w:r>
+      <w:r>
+        <w:rPr>
+          <w:rFonts w:hint="default" w:ascii="Consolas" w:hAnsi="Consolas" w:eastAsia="Consolas" w:cs="Consolas"/>
+          <w:b w:val="0"/>
+          <w:bCs w:val="0"/>
+          <w:color w:val="9CDCFE"/>
+          <w:kern w:val="0"/>
+          <w:sz w:val="18"/>
+          <w:szCs w:val="18"/>
+          <w:shd w:val="clear" w:fill="1E1E1E"/>
+          <w:lang w:val="en-US" w:eastAsia="zh-CN" w:bidi="ar"/>
+        </w:rPr>
+        <w:t>System</w:t>
+      </w:r>
+      <w:r>
+        <w:rPr>
+          <w:rFonts w:hint="default" w:ascii="Consolas" w:hAnsi="Consolas" w:eastAsia="Consolas" w:cs="Consolas"/>
+          <w:b w:val="0"/>
+          <w:bCs w:val="0"/>
+          <w:color w:val="D4D4D4"/>
+          <w:kern w:val="0"/>
+          <w:sz w:val="18"/>
+          <w:szCs w:val="18"/>
+          <w:shd w:val="clear" w:fill="1E1E1E"/>
+          <w:lang w:val="en-US" w:eastAsia="zh-CN" w:bidi="ar"/>
+        </w:rPr>
+        <w:t>.</w:t>
+      </w:r>
+      <w:r>
+        <w:rPr>
+          <w:rFonts w:hint="default" w:ascii="Consolas" w:hAnsi="Consolas" w:eastAsia="Consolas" w:cs="Consolas"/>
+          <w:b w:val="0"/>
+          <w:bCs w:val="0"/>
+          <w:color w:val="9CDCFE"/>
+          <w:kern w:val="0"/>
+          <w:sz w:val="18"/>
+          <w:szCs w:val="18"/>
+          <w:shd w:val="clear" w:fill="1E1E1E"/>
+          <w:lang w:val="en-US" w:eastAsia="zh-CN" w:bidi="ar"/>
+        </w:rPr>
+        <w:t>in</w:t>
+      </w:r>
+      <w:r>
+        <w:rPr>
+          <w:rFonts w:hint="default" w:ascii="Consolas" w:hAnsi="Consolas" w:eastAsia="Consolas" w:cs="Consolas"/>
+          <w:b w:val="0"/>
+          <w:bCs w:val="0"/>
+          <w:color w:val="D4D4D4"/>
+          <w:kern w:val="0"/>
+          <w:sz w:val="18"/>
+          <w:szCs w:val="18"/>
+          <w:shd w:val="clear" w:fill="1E1E1E"/>
+          <w:lang w:val="en-US" w:eastAsia="zh-CN" w:bidi="ar"/>
+        </w:rPr>
+        <w:t>);</w:t>
+      </w:r>
+    </w:p>
+    <w:p>
+      <w:pPr>
+        <w:keepNext w:val="0"/>
+        <w:keepLines w:val="0"/>
+        <w:widowControl/>
+        <w:suppressLineNumbers w:val="0"/>
+        <w:shd w:val="clear" w:fill="1E1E1E"/>
+        <w:spacing w:line="240" w:lineRule="auto"/>
+        <w:jc w:val="left"/>
+        <w:rPr>
+          <w:rFonts w:hint="default" w:ascii="Consolas" w:hAnsi="Consolas" w:eastAsia="Consolas" w:cs="Consolas"/>
+          <w:b w:val="0"/>
+          <w:bCs w:val="0"/>
+          <w:color w:val="D4D4D4"/>
+          <w:sz w:val="18"/>
+          <w:szCs w:val="18"/>
+        </w:rPr>
+      </w:pPr>
+      <w:r>
+        <w:rPr>
+          <w:rFonts w:hint="default" w:ascii="Consolas" w:hAnsi="Consolas" w:eastAsia="Consolas" w:cs="Consolas"/>
+          <w:b w:val="0"/>
+          <w:bCs w:val="0"/>
+          <w:color w:val="D4D4D4"/>
+          <w:kern w:val="0"/>
+          <w:sz w:val="18"/>
+          <w:szCs w:val="18"/>
+          <w:shd w:val="clear" w:fill="1E1E1E"/>
+          <w:lang w:val="en-US" w:eastAsia="zh-CN" w:bidi="ar"/>
+        </w:rPr>
+        <w:t xml:space="preserve">        </w:t>
+      </w:r>
+      <w:r>
+        <w:rPr>
+          <w:rFonts w:hint="default" w:ascii="Consolas" w:hAnsi="Consolas" w:eastAsia="Consolas" w:cs="Consolas"/>
+          <w:b w:val="0"/>
+          <w:bCs w:val="0"/>
+          <w:color w:val="4EC9B0"/>
+          <w:kern w:val="0"/>
+          <w:sz w:val="18"/>
+          <w:szCs w:val="18"/>
+          <w:shd w:val="clear" w:fill="1E1E1E"/>
+          <w:lang w:val="en-US" w:eastAsia="zh-CN" w:bidi="ar"/>
+        </w:rPr>
+        <w:t>int</w:t>
+      </w:r>
+      <w:r>
+        <w:rPr>
+          <w:rFonts w:hint="default" w:ascii="Consolas" w:hAnsi="Consolas" w:eastAsia="Consolas" w:cs="Consolas"/>
+          <w:b w:val="0"/>
+          <w:bCs w:val="0"/>
+          <w:color w:val="D4D4D4"/>
+          <w:kern w:val="0"/>
+          <w:sz w:val="18"/>
+          <w:szCs w:val="18"/>
+          <w:shd w:val="clear" w:fill="1E1E1E"/>
+          <w:lang w:val="en-US" w:eastAsia="zh-CN" w:bidi="ar"/>
+        </w:rPr>
+        <w:t xml:space="preserve"> </w:t>
+      </w:r>
+      <w:r>
+        <w:rPr>
+          <w:rFonts w:hint="default" w:ascii="Consolas" w:hAnsi="Consolas" w:eastAsia="Consolas" w:cs="Consolas"/>
+          <w:b w:val="0"/>
+          <w:bCs w:val="0"/>
+          <w:color w:val="9CDCFE"/>
+          <w:kern w:val="0"/>
+          <w:sz w:val="18"/>
+          <w:szCs w:val="18"/>
+          <w:shd w:val="clear" w:fill="1E1E1E"/>
+          <w:lang w:val="en-US" w:eastAsia="zh-CN" w:bidi="ar"/>
+        </w:rPr>
+        <w:t>a</w:t>
+      </w:r>
+      <w:r>
+        <w:rPr>
+          <w:rFonts w:hint="default" w:ascii="Consolas" w:hAnsi="Consolas" w:eastAsia="Consolas" w:cs="Consolas"/>
+          <w:b w:val="0"/>
+          <w:bCs w:val="0"/>
+          <w:color w:val="D4D4D4"/>
+          <w:kern w:val="0"/>
+          <w:sz w:val="18"/>
+          <w:szCs w:val="18"/>
+          <w:shd w:val="clear" w:fill="1E1E1E"/>
+          <w:lang w:val="en-US" w:eastAsia="zh-CN" w:bidi="ar"/>
+        </w:rPr>
+        <w:t xml:space="preserve"> = </w:t>
+      </w:r>
+      <w:r>
+        <w:rPr>
+          <w:rFonts w:hint="default" w:ascii="Consolas" w:hAnsi="Consolas" w:eastAsia="Consolas" w:cs="Consolas"/>
+          <w:b w:val="0"/>
+          <w:bCs w:val="0"/>
+          <w:color w:val="9CDCFE"/>
+          <w:kern w:val="0"/>
+          <w:sz w:val="18"/>
+          <w:szCs w:val="18"/>
+          <w:shd w:val="clear" w:fill="1E1E1E"/>
+          <w:lang w:val="en-US" w:eastAsia="zh-CN" w:bidi="ar"/>
+        </w:rPr>
+        <w:t>sc</w:t>
+      </w:r>
+      <w:r>
+        <w:rPr>
+          <w:rFonts w:hint="default" w:ascii="Consolas" w:hAnsi="Consolas" w:eastAsia="Consolas" w:cs="Consolas"/>
+          <w:b w:val="0"/>
+          <w:bCs w:val="0"/>
+          <w:color w:val="D4D4D4"/>
+          <w:kern w:val="0"/>
+          <w:sz w:val="18"/>
+          <w:szCs w:val="18"/>
+          <w:shd w:val="clear" w:fill="1E1E1E"/>
+          <w:lang w:val="en-US" w:eastAsia="zh-CN" w:bidi="ar"/>
+        </w:rPr>
+        <w:t>.</w:t>
+      </w:r>
+      <w:r>
+        <w:rPr>
+          <w:rFonts w:hint="default" w:ascii="Consolas" w:hAnsi="Consolas" w:eastAsia="Consolas" w:cs="Consolas"/>
+          <w:b w:val="0"/>
+          <w:bCs w:val="0"/>
+          <w:color w:val="DCDCAA"/>
+          <w:kern w:val="0"/>
+          <w:sz w:val="18"/>
+          <w:szCs w:val="18"/>
+          <w:shd w:val="clear" w:fill="1E1E1E"/>
+          <w:lang w:val="en-US" w:eastAsia="zh-CN" w:bidi="ar"/>
+        </w:rPr>
+        <w:t>nextInt</w:t>
+      </w:r>
+      <w:r>
+        <w:rPr>
+          <w:rFonts w:hint="default" w:ascii="Consolas" w:hAnsi="Consolas" w:eastAsia="Consolas" w:cs="Consolas"/>
+          <w:b w:val="0"/>
+          <w:bCs w:val="0"/>
+          <w:color w:val="D4D4D4"/>
+          <w:kern w:val="0"/>
+          <w:sz w:val="18"/>
+          <w:szCs w:val="18"/>
+          <w:shd w:val="clear" w:fill="1E1E1E"/>
+          <w:lang w:val="en-US" w:eastAsia="zh-CN" w:bidi="ar"/>
+        </w:rPr>
+        <w:t>();</w:t>
+      </w:r>
+    </w:p>
+    <w:p>
+      <w:pPr>
+        <w:keepNext w:val="0"/>
+        <w:keepLines w:val="0"/>
+        <w:widowControl/>
+        <w:suppressLineNumbers w:val="0"/>
+        <w:shd w:val="clear" w:fill="1E1E1E"/>
+        <w:spacing w:line="240" w:lineRule="auto"/>
+        <w:jc w:val="left"/>
+        <w:rPr>
+          <w:rFonts w:hint="default" w:ascii="Consolas" w:hAnsi="Consolas" w:eastAsia="Consolas" w:cs="Consolas"/>
+          <w:b w:val="0"/>
+          <w:bCs w:val="0"/>
+          <w:color w:val="D4D4D4"/>
+          <w:sz w:val="18"/>
+          <w:szCs w:val="18"/>
+        </w:rPr>
+      </w:pPr>
+      <w:r>
+        <w:rPr>
+          <w:rFonts w:hint="default" w:ascii="Consolas" w:hAnsi="Consolas" w:eastAsia="Consolas" w:cs="Consolas"/>
+          <w:b w:val="0"/>
+          <w:bCs w:val="0"/>
+          <w:color w:val="D4D4D4"/>
+          <w:kern w:val="0"/>
+          <w:sz w:val="18"/>
+          <w:szCs w:val="18"/>
+          <w:shd w:val="clear" w:fill="1E1E1E"/>
+          <w:lang w:val="en-US" w:eastAsia="zh-CN" w:bidi="ar"/>
+        </w:rPr>
+        <w:t xml:space="preserve">        </w:t>
+      </w:r>
+      <w:r>
+        <w:rPr>
+          <w:rFonts w:hint="default" w:ascii="Consolas" w:hAnsi="Consolas" w:eastAsia="Consolas" w:cs="Consolas"/>
+          <w:b w:val="0"/>
+          <w:bCs w:val="0"/>
+          <w:color w:val="4EC9B0"/>
+          <w:kern w:val="0"/>
+          <w:sz w:val="18"/>
+          <w:szCs w:val="18"/>
+          <w:shd w:val="clear" w:fill="1E1E1E"/>
+          <w:lang w:val="en-US" w:eastAsia="zh-CN" w:bidi="ar"/>
+        </w:rPr>
+        <w:t>int</w:t>
+      </w:r>
+      <w:r>
+        <w:rPr>
+          <w:rFonts w:hint="default" w:ascii="Consolas" w:hAnsi="Consolas" w:eastAsia="Consolas" w:cs="Consolas"/>
+          <w:b w:val="0"/>
+          <w:bCs w:val="0"/>
+          <w:color w:val="D4D4D4"/>
+          <w:kern w:val="0"/>
+          <w:sz w:val="18"/>
+          <w:szCs w:val="18"/>
+          <w:shd w:val="clear" w:fill="1E1E1E"/>
+          <w:lang w:val="en-US" w:eastAsia="zh-CN" w:bidi="ar"/>
+        </w:rPr>
+        <w:t xml:space="preserve"> </w:t>
+      </w:r>
+      <w:r>
+        <w:rPr>
+          <w:rFonts w:hint="default" w:ascii="Consolas" w:hAnsi="Consolas" w:eastAsia="Consolas" w:cs="Consolas"/>
+          <w:b w:val="0"/>
+          <w:bCs w:val="0"/>
+          <w:color w:val="9CDCFE"/>
+          <w:kern w:val="0"/>
+          <w:sz w:val="18"/>
+          <w:szCs w:val="18"/>
+          <w:shd w:val="clear" w:fill="1E1E1E"/>
+          <w:lang w:val="en-US" w:eastAsia="zh-CN" w:bidi="ar"/>
+        </w:rPr>
+        <w:t>b</w:t>
+      </w:r>
+      <w:r>
+        <w:rPr>
+          <w:rFonts w:hint="default" w:ascii="Consolas" w:hAnsi="Consolas" w:eastAsia="Consolas" w:cs="Consolas"/>
+          <w:b w:val="0"/>
+          <w:bCs w:val="0"/>
+          <w:color w:val="D4D4D4"/>
+          <w:kern w:val="0"/>
+          <w:sz w:val="18"/>
+          <w:szCs w:val="18"/>
+          <w:shd w:val="clear" w:fill="1E1E1E"/>
+          <w:lang w:val="en-US" w:eastAsia="zh-CN" w:bidi="ar"/>
+        </w:rPr>
+        <w:t xml:space="preserve"> = </w:t>
+      </w:r>
+      <w:r>
+        <w:rPr>
+          <w:rFonts w:hint="default" w:ascii="Consolas" w:hAnsi="Consolas" w:eastAsia="Consolas" w:cs="Consolas"/>
+          <w:b w:val="0"/>
+          <w:bCs w:val="0"/>
+          <w:color w:val="9CDCFE"/>
+          <w:kern w:val="0"/>
+          <w:sz w:val="18"/>
+          <w:szCs w:val="18"/>
+          <w:shd w:val="clear" w:fill="1E1E1E"/>
+          <w:lang w:val="en-US" w:eastAsia="zh-CN" w:bidi="ar"/>
+        </w:rPr>
+        <w:t>sc</w:t>
+      </w:r>
+      <w:r>
+        <w:rPr>
+          <w:rFonts w:hint="default" w:ascii="Consolas" w:hAnsi="Consolas" w:eastAsia="Consolas" w:cs="Consolas"/>
+          <w:b w:val="0"/>
+          <w:bCs w:val="0"/>
+          <w:color w:val="D4D4D4"/>
+          <w:kern w:val="0"/>
+          <w:sz w:val="18"/>
+          <w:szCs w:val="18"/>
+          <w:shd w:val="clear" w:fill="1E1E1E"/>
+          <w:lang w:val="en-US" w:eastAsia="zh-CN" w:bidi="ar"/>
+        </w:rPr>
+        <w:t>.</w:t>
+      </w:r>
+      <w:r>
+        <w:rPr>
+          <w:rFonts w:hint="default" w:ascii="Consolas" w:hAnsi="Consolas" w:eastAsia="Consolas" w:cs="Consolas"/>
+          <w:b w:val="0"/>
+          <w:bCs w:val="0"/>
+          <w:color w:val="DCDCAA"/>
+          <w:kern w:val="0"/>
+          <w:sz w:val="18"/>
+          <w:szCs w:val="18"/>
+          <w:shd w:val="clear" w:fill="1E1E1E"/>
+          <w:lang w:val="en-US" w:eastAsia="zh-CN" w:bidi="ar"/>
+        </w:rPr>
+        <w:t>nextInt</w:t>
+      </w:r>
+      <w:r>
+        <w:rPr>
+          <w:rFonts w:hint="default" w:ascii="Consolas" w:hAnsi="Consolas" w:eastAsia="Consolas" w:cs="Consolas"/>
+          <w:b w:val="0"/>
+          <w:bCs w:val="0"/>
+          <w:color w:val="D4D4D4"/>
+          <w:kern w:val="0"/>
+          <w:sz w:val="18"/>
+          <w:szCs w:val="18"/>
+          <w:shd w:val="clear" w:fill="1E1E1E"/>
+          <w:lang w:val="en-US" w:eastAsia="zh-CN" w:bidi="ar"/>
+        </w:rPr>
+        <w:t>();</w:t>
+      </w:r>
+    </w:p>
+    <w:p>
+      <w:pPr>
+        <w:keepNext w:val="0"/>
+        <w:keepLines w:val="0"/>
+        <w:widowControl/>
+        <w:suppressLineNumbers w:val="0"/>
+        <w:shd w:val="clear" w:fill="1E1E1E"/>
+        <w:spacing w:line="240" w:lineRule="auto"/>
+        <w:jc w:val="left"/>
+        <w:rPr>
+          <w:rFonts w:hint="default" w:ascii="Consolas" w:hAnsi="Consolas" w:eastAsia="Consolas" w:cs="Consolas"/>
+          <w:b w:val="0"/>
+          <w:bCs w:val="0"/>
+          <w:color w:val="D4D4D4"/>
+          <w:sz w:val="18"/>
+          <w:szCs w:val="18"/>
+        </w:rPr>
+      </w:pPr>
+      <w:r>
+        <w:rPr>
+          <w:rFonts w:hint="default" w:ascii="Consolas" w:hAnsi="Consolas" w:eastAsia="Consolas" w:cs="Consolas"/>
+          <w:b w:val="0"/>
+          <w:bCs w:val="0"/>
+          <w:color w:val="D4D4D4"/>
+          <w:kern w:val="0"/>
+          <w:sz w:val="18"/>
+          <w:szCs w:val="18"/>
+          <w:shd w:val="clear" w:fill="1E1E1E"/>
+          <w:lang w:val="en-US" w:eastAsia="zh-CN" w:bidi="ar"/>
+        </w:rPr>
+        <w:t xml:space="preserve">        </w:t>
+      </w:r>
+      <w:r>
+        <w:rPr>
+          <w:rFonts w:hint="default" w:ascii="Consolas" w:hAnsi="Consolas" w:eastAsia="Consolas" w:cs="Consolas"/>
+          <w:b w:val="0"/>
+          <w:bCs w:val="0"/>
+          <w:color w:val="4EC9B0"/>
+          <w:kern w:val="0"/>
+          <w:sz w:val="18"/>
+          <w:szCs w:val="18"/>
+          <w:shd w:val="clear" w:fill="1E1E1E"/>
+          <w:lang w:val="en-US" w:eastAsia="zh-CN" w:bidi="ar"/>
+        </w:rPr>
+        <w:t>int</w:t>
+      </w:r>
+      <w:r>
+        <w:rPr>
+          <w:rFonts w:hint="default" w:ascii="Consolas" w:hAnsi="Consolas" w:eastAsia="Consolas" w:cs="Consolas"/>
+          <w:b w:val="0"/>
+          <w:bCs w:val="0"/>
+          <w:color w:val="D4D4D4"/>
+          <w:kern w:val="0"/>
+          <w:sz w:val="18"/>
+          <w:szCs w:val="18"/>
+          <w:shd w:val="clear" w:fill="1E1E1E"/>
+          <w:lang w:val="en-US" w:eastAsia="zh-CN" w:bidi="ar"/>
+        </w:rPr>
+        <w:t xml:space="preserve"> </w:t>
+      </w:r>
+      <w:r>
+        <w:rPr>
+          <w:rFonts w:hint="default" w:ascii="Consolas" w:hAnsi="Consolas" w:eastAsia="Consolas" w:cs="Consolas"/>
+          <w:b w:val="0"/>
+          <w:bCs w:val="0"/>
+          <w:color w:val="9CDCFE"/>
+          <w:kern w:val="0"/>
+          <w:sz w:val="18"/>
+          <w:szCs w:val="18"/>
+          <w:shd w:val="clear" w:fill="1E1E1E"/>
+          <w:lang w:val="en-US" w:eastAsia="zh-CN" w:bidi="ar"/>
+        </w:rPr>
+        <w:t>sum</w:t>
+      </w:r>
+      <w:r>
+        <w:rPr>
+          <w:rFonts w:hint="default" w:ascii="Consolas" w:hAnsi="Consolas" w:eastAsia="Consolas" w:cs="Consolas"/>
+          <w:b w:val="0"/>
+          <w:bCs w:val="0"/>
+          <w:color w:val="D4D4D4"/>
+          <w:kern w:val="0"/>
+          <w:sz w:val="18"/>
+          <w:szCs w:val="18"/>
+          <w:shd w:val="clear" w:fill="1E1E1E"/>
+          <w:lang w:val="en-US" w:eastAsia="zh-CN" w:bidi="ar"/>
+        </w:rPr>
+        <w:t xml:space="preserve"> = a+b;</w:t>
+      </w:r>
+    </w:p>
+    <w:p>
+      <w:pPr>
+        <w:keepNext w:val="0"/>
+        <w:keepLines w:val="0"/>
+        <w:widowControl/>
+        <w:suppressLineNumbers w:val="0"/>
+        <w:shd w:val="clear" w:fill="1E1E1E"/>
+        <w:spacing w:line="240" w:lineRule="auto"/>
+        <w:jc w:val="left"/>
+        <w:rPr>
+          <w:sz w:val="18"/>
+          <w:szCs w:val="18"/>
+        </w:rPr>
+      </w:pPr>
+      <w:r>
+        <w:rPr>
+          <w:rFonts w:hint="default" w:ascii="Consolas" w:hAnsi="Consolas" w:eastAsia="Consolas" w:cs="Consolas"/>
+          <w:b w:val="0"/>
+          <w:bCs w:val="0"/>
+          <w:color w:val="D4D4D4"/>
+          <w:kern w:val="0"/>
+          <w:sz w:val="18"/>
+          <w:szCs w:val="18"/>
+          <w:shd w:val="clear" w:fill="1E1E1E"/>
+          <w:lang w:val="en-US" w:eastAsia="zh-CN" w:bidi="ar"/>
+        </w:rPr>
+        <w:t xml:space="preserve">        </w:t>
+      </w:r>
+      <w:r>
+        <w:rPr>
+          <w:rFonts w:hint="default" w:ascii="Consolas" w:hAnsi="Consolas" w:eastAsia="Consolas" w:cs="Consolas"/>
+          <w:b w:val="0"/>
+          <w:bCs w:val="0"/>
+          <w:color w:val="9CDCFE"/>
+          <w:kern w:val="0"/>
+          <w:sz w:val="18"/>
+          <w:szCs w:val="18"/>
+          <w:shd w:val="clear" w:fill="1E1E1E"/>
+          <w:lang w:val="en-US" w:eastAsia="zh-CN" w:bidi="ar"/>
+        </w:rPr>
+        <w:t>System</w:t>
+      </w:r>
+      <w:r>
+        <w:rPr>
+          <w:rFonts w:hint="default" w:ascii="Consolas" w:hAnsi="Consolas" w:eastAsia="Consolas" w:cs="Consolas"/>
+          <w:b w:val="0"/>
+          <w:bCs w:val="0"/>
+          <w:color w:val="D4D4D4"/>
+          <w:kern w:val="0"/>
+          <w:sz w:val="18"/>
+          <w:szCs w:val="18"/>
+          <w:shd w:val="clear" w:fill="1E1E1E"/>
+          <w:lang w:val="en-US" w:eastAsia="zh-CN" w:bidi="ar"/>
+        </w:rPr>
+        <w:t>.</w:t>
+      </w:r>
+      <w:r>
+        <w:rPr>
+          <w:rFonts w:hint="default" w:ascii="Consolas" w:hAnsi="Consolas" w:eastAsia="Consolas" w:cs="Consolas"/>
+          <w:b w:val="0"/>
+          <w:bCs w:val="0"/>
+          <w:color w:val="9CDCFE"/>
+          <w:kern w:val="0"/>
+          <w:sz w:val="18"/>
+          <w:szCs w:val="18"/>
+          <w:shd w:val="clear" w:fill="1E1E1E"/>
+          <w:lang w:val="en-US" w:eastAsia="zh-CN" w:bidi="ar"/>
+        </w:rPr>
+        <w:t>out</w:t>
+      </w:r>
+      <w:r>
+        <w:rPr>
+          <w:rFonts w:hint="default" w:ascii="Consolas" w:hAnsi="Consolas" w:eastAsia="Consolas" w:cs="Consolas"/>
+          <w:b w:val="0"/>
+          <w:bCs w:val="0"/>
+          <w:color w:val="D4D4D4"/>
+          <w:kern w:val="0"/>
+          <w:sz w:val="18"/>
+          <w:szCs w:val="18"/>
+          <w:shd w:val="clear" w:fill="1E1E1E"/>
+          <w:lang w:val="en-US" w:eastAsia="zh-CN" w:bidi="ar"/>
+        </w:rPr>
+        <w:t>.</w:t>
+      </w:r>
+      <w:r>
+        <w:rPr>
+          <w:rFonts w:hint="default" w:ascii="Consolas" w:hAnsi="Consolas" w:eastAsia="Consolas" w:cs="Consolas"/>
+          <w:b w:val="0"/>
+          <w:bCs w:val="0"/>
+          <w:color w:val="DCDCAA"/>
+          <w:kern w:val="0"/>
+          <w:sz w:val="18"/>
+          <w:szCs w:val="18"/>
+          <w:shd w:val="clear" w:fill="1E1E1E"/>
+          <w:lang w:val="en-US" w:eastAsia="zh-CN" w:bidi="ar"/>
+        </w:rPr>
+        <w:t>println</w:t>
+      </w:r>
+      <w:r>
+        <w:rPr>
+          <w:rFonts w:hint="default" w:ascii="Consolas" w:hAnsi="Consolas" w:eastAsia="Consolas" w:cs="Consolas"/>
+          <w:b w:val="0"/>
+          <w:bCs w:val="0"/>
+          <w:color w:val="D4D4D4"/>
+          <w:kern w:val="0"/>
+          <w:sz w:val="18"/>
+          <w:szCs w:val="18"/>
+          <w:shd w:val="clear" w:fill="1E1E1E"/>
+          <w:lang w:val="en-US" w:eastAsia="zh-CN" w:bidi="ar"/>
+        </w:rPr>
+        <w:t>(</w:t>
+      </w:r>
+      <w:r>
+        <w:rPr>
+          <w:rFonts w:hint="default" w:ascii="Consolas" w:hAnsi="Consolas" w:eastAsia="Consolas" w:cs="Consolas"/>
+          <w:b w:val="0"/>
+          <w:bCs w:val="0"/>
+          <w:color w:val="CE9178"/>
+          <w:kern w:val="0"/>
+          <w:sz w:val="18"/>
+          <w:szCs w:val="18"/>
+          <w:shd w:val="clear" w:fill="1E1E1E"/>
+          <w:lang w:val="en-US" w:eastAsia="zh-CN" w:bidi="ar"/>
+        </w:rPr>
+        <w:t>"sum of inputs is "</w:t>
+      </w:r>
+      <w:r>
+        <w:rPr>
+          <w:rFonts w:hint="default" w:ascii="Consolas" w:hAnsi="Consolas" w:eastAsia="Consolas" w:cs="Consolas"/>
+          <w:b w:val="0"/>
+          <w:bCs w:val="0"/>
+          <w:color w:val="D4D4D4"/>
+          <w:kern w:val="0"/>
+          <w:sz w:val="18"/>
+          <w:szCs w:val="18"/>
+          <w:shd w:val="clear" w:fill="1E1E1E"/>
+          <w:lang w:val="en-US" w:eastAsia="zh-CN" w:bidi="ar"/>
+        </w:rPr>
+        <w:t>+sum);</w:t>
+      </w:r>
+    </w:p>
+    <w:p>
+      <w:pPr>
+        <w:keepNext w:val="0"/>
+        <w:keepLines w:val="0"/>
+        <w:widowControl/>
+        <w:suppressLineNumbers w:val="0"/>
+        <w:shd w:val="clear" w:fill="1E1E1E"/>
+        <w:spacing w:line="240" w:lineRule="auto"/>
+        <w:jc w:val="left"/>
+        <w:rPr>
+          <w:rFonts w:hint="default" w:ascii="Consolas" w:hAnsi="Consolas" w:eastAsia="Consolas" w:cs="Consolas"/>
+          <w:b w:val="0"/>
+          <w:bCs w:val="0"/>
+          <w:color w:val="D4D4D4"/>
+          <w:sz w:val="18"/>
+          <w:szCs w:val="18"/>
+        </w:rPr>
+      </w:pPr>
+      <w:r>
+        <w:rPr>
+          <w:rFonts w:hint="default" w:ascii="Consolas" w:hAnsi="Consolas" w:eastAsia="Consolas" w:cs="Consolas"/>
+          <w:b w:val="0"/>
+          <w:bCs w:val="0"/>
+          <w:color w:val="D4D4D4"/>
+          <w:kern w:val="0"/>
+          <w:sz w:val="18"/>
+          <w:szCs w:val="18"/>
+          <w:shd w:val="clear" w:fill="1E1E1E"/>
+          <w:lang w:val="en-US" w:eastAsia="zh-CN" w:bidi="ar"/>
+        </w:rPr>
+        <w:t>    }</w:t>
+      </w:r>
+    </w:p>
+    <w:p>
+      <w:pPr>
+        <w:keepNext w:val="0"/>
+        <w:keepLines w:val="0"/>
+        <w:widowControl/>
+        <w:suppressLineNumbers w:val="0"/>
+        <w:shd w:val="clear" w:fill="1E1E1E"/>
+        <w:spacing w:line="240" w:lineRule="auto"/>
+        <w:jc w:val="left"/>
+        <w:rPr>
+          <w:rFonts w:hint="default" w:ascii="Consolas" w:hAnsi="Consolas" w:eastAsia="Consolas" w:cs="Consolas"/>
+          <w:b w:val="0"/>
+          <w:bCs w:val="0"/>
+          <w:color w:val="D4D4D4"/>
+          <w:sz w:val="18"/>
+          <w:szCs w:val="18"/>
+        </w:rPr>
+      </w:pPr>
+      <w:r>
+        <w:rPr>
+          <w:rFonts w:hint="default" w:ascii="Consolas" w:hAnsi="Consolas" w:eastAsia="Consolas" w:cs="Consolas"/>
+          <w:b w:val="0"/>
+          <w:bCs w:val="0"/>
+          <w:color w:val="D4D4D4"/>
+          <w:kern w:val="0"/>
+          <w:sz w:val="18"/>
+          <w:szCs w:val="18"/>
+          <w:shd w:val="clear" w:fill="1E1E1E"/>
+          <w:lang w:val="en-US" w:eastAsia="zh-CN" w:bidi="ar"/>
+        </w:rPr>
+        <w:t>}</w:t>
+      </w:r>
+    </w:p>
+    <w:p>
+      <w:pPr>
+        <w:numPr>
+          <w:ilvl w:val="0"/>
+          <w:numId w:val="0"/>
+        </w:numPr>
+        <w:rPr>
+          <w:rFonts w:hint="default"/>
+          <w:i w:val="0"/>
+          <w:iCs w:val="0"/>
+          <w:lang w:val="en-IN"/>
+        </w:rPr>
+      </w:pPr>
+    </w:p>
+    <w:p>
+      <w:pPr>
+        <w:numPr>
+          <w:ilvl w:val="0"/>
+          <w:numId w:val="0"/>
+        </w:numPr>
+        <w:rPr>
+          <w:rFonts w:hint="default"/>
+          <w:i w:val="0"/>
+          <w:iCs w:val="0"/>
+          <w:lang w:val="en-IN"/>
+        </w:rPr>
+      </w:pPr>
+    </w:p>
+    <w:p>
+      <w:pPr>
+        <w:numPr>
+          <w:ilvl w:val="0"/>
+          <w:numId w:val="0"/>
+        </w:numPr>
+        <w:rPr>
+          <w:rFonts w:hint="default"/>
+          <w:i w:val="0"/>
+          <w:iCs w:val="0"/>
+          <w:lang w:val="en-IN"/>
+        </w:rPr>
+      </w:pPr>
+    </w:p>
+    <w:p>
+      <w:pPr>
+        <w:numPr>
+          <w:ilvl w:val="0"/>
+          <w:numId w:val="0"/>
+        </w:numPr>
+        <w:rPr>
+          <w:rFonts w:hint="default"/>
+          <w:i w:val="0"/>
+          <w:iCs w:val="0"/>
+          <w:lang w:val="en-IN"/>
+        </w:rPr>
+      </w:pPr>
+      <w:r>
+        <w:rPr>
+          <w:rFonts w:hint="default"/>
+          <w:b/>
+          <w:bCs/>
+          <w:i w:val="0"/>
+          <w:iCs w:val="0"/>
+          <w:lang w:val="en-IN"/>
+        </w:rPr>
+        <w:t>What is method:</w:t>
+      </w:r>
+    </w:p>
+    <w:p>
+      <w:pPr>
+        <w:numPr>
+          <w:ilvl w:val="0"/>
+          <w:numId w:val="17"/>
+        </w:numPr>
+        <w:ind w:left="420" w:leftChars="0" w:hanging="420" w:firstLineChars="0"/>
+        <w:rPr>
+          <w:rFonts w:hint="default"/>
+          <w:i w:val="0"/>
+          <w:iCs w:val="0"/>
+          <w:lang w:val="en-IN"/>
+        </w:rPr>
+      </w:pPr>
+      <w:r>
+        <w:rPr>
+          <w:rFonts w:hint="default"/>
+          <w:i w:val="0"/>
+          <w:iCs w:val="0"/>
+          <w:lang w:val="en-IN"/>
+        </w:rPr>
+        <w:t>Method is Used to perform certain Task</w:t>
+      </w:r>
+    </w:p>
+    <w:p>
+      <w:pPr>
+        <w:numPr>
+          <w:ilvl w:val="0"/>
+          <w:numId w:val="17"/>
+        </w:numPr>
+        <w:ind w:left="420" w:leftChars="0" w:hanging="420" w:firstLineChars="0"/>
+        <w:rPr>
+          <w:rFonts w:hint="default"/>
+          <w:i w:val="0"/>
+          <w:iCs w:val="0"/>
+          <w:lang w:val="en-IN"/>
+        </w:rPr>
+      </w:pPr>
+      <w:r>
+        <w:rPr>
+          <w:rFonts w:hint="default"/>
+          <w:i w:val="0"/>
+          <w:iCs w:val="0"/>
+          <w:lang w:val="en-IN"/>
+        </w:rPr>
+        <w:t>It's a collection of instruction that perform some specific task</w:t>
+      </w:r>
+    </w:p>
+    <w:p>
+      <w:pPr>
+        <w:numPr>
+          <w:ilvl w:val="0"/>
+          <w:numId w:val="17"/>
+        </w:numPr>
+        <w:ind w:left="420" w:leftChars="0" w:hanging="420" w:firstLineChars="0"/>
+        <w:rPr>
+          <w:rFonts w:hint="default"/>
+          <w:i w:val="0"/>
+          <w:iCs w:val="0"/>
+          <w:lang w:val="en-IN"/>
+        </w:rPr>
+      </w:pPr>
+      <w:r>
+        <w:rPr>
+          <w:rFonts w:hint="default"/>
+          <w:i w:val="0"/>
+          <w:iCs w:val="0"/>
+          <w:lang w:val="en-IN"/>
+        </w:rPr>
+        <w:t>It can be used to bring the code readability and re-usability</w:t>
+      </w:r>
+    </w:p>
+    <w:p>
+      <w:pPr>
+        <w:numPr>
+          <w:ilvl w:val="0"/>
+          <w:numId w:val="0"/>
+        </w:numPr>
+        <w:tabs>
+          <w:tab w:val="left" w:pos="420"/>
+        </w:tabs>
+        <w:rPr>
+          <w:rFonts w:hint="default"/>
+          <w:i w:val="0"/>
+          <w:iCs w:val="0"/>
+          <w:lang w:val="en-IN"/>
+        </w:rPr>
+      </w:pPr>
+    </w:p>
+    <w:p>
+      <w:pPr>
+        <w:keepNext w:val="0"/>
+        <w:keepLines w:val="0"/>
+        <w:widowControl/>
+        <w:suppressLineNumbers w:val="0"/>
+        <w:shd w:val="clear" w:fill="1E1E1E"/>
+        <w:spacing w:line="240" w:lineRule="auto"/>
+        <w:jc w:val="left"/>
+        <w:rPr>
+          <w:rFonts w:ascii="Consolas" w:hAnsi="Consolas" w:eastAsia="Consolas" w:cs="Consolas"/>
+          <w:b w:val="0"/>
+          <w:bCs w:val="0"/>
+          <w:color w:val="D4D4D4"/>
+          <w:sz w:val="18"/>
+          <w:szCs w:val="18"/>
+        </w:rPr>
+      </w:pPr>
+      <w:bookmarkStart w:id="0" w:name="_GoBack"/>
+      <w:r>
+        <w:rPr>
+          <w:rFonts w:hint="default" w:ascii="Consolas" w:hAnsi="Consolas" w:eastAsia="Consolas" w:cs="Consolas"/>
+          <w:b w:val="0"/>
+          <w:bCs w:val="0"/>
+          <w:color w:val="569CD6"/>
+          <w:kern w:val="0"/>
+          <w:sz w:val="18"/>
+          <w:szCs w:val="18"/>
+          <w:shd w:val="clear" w:fill="1E1E1E"/>
+          <w:lang w:val="en-US" w:eastAsia="zh-CN" w:bidi="ar"/>
+        </w:rPr>
+        <w:t>public</w:t>
+      </w:r>
+      <w:r>
+        <w:rPr>
+          <w:rFonts w:hint="default" w:ascii="Consolas" w:hAnsi="Consolas" w:eastAsia="Consolas" w:cs="Consolas"/>
+          <w:b w:val="0"/>
+          <w:bCs w:val="0"/>
+          <w:color w:val="D4D4D4"/>
+          <w:kern w:val="0"/>
+          <w:sz w:val="18"/>
+          <w:szCs w:val="18"/>
+          <w:shd w:val="clear" w:fill="1E1E1E"/>
+          <w:lang w:val="en-US" w:eastAsia="zh-CN" w:bidi="ar"/>
+        </w:rPr>
+        <w:t xml:space="preserve"> </w:t>
+      </w:r>
+      <w:r>
+        <w:rPr>
+          <w:rFonts w:hint="default" w:ascii="Consolas" w:hAnsi="Consolas" w:eastAsia="Consolas" w:cs="Consolas"/>
+          <w:b w:val="0"/>
+          <w:bCs w:val="0"/>
+          <w:color w:val="569CD6"/>
+          <w:kern w:val="0"/>
+          <w:sz w:val="18"/>
+          <w:szCs w:val="18"/>
+          <w:shd w:val="clear" w:fill="1E1E1E"/>
+          <w:lang w:val="en-US" w:eastAsia="zh-CN" w:bidi="ar"/>
+        </w:rPr>
+        <w:t>static</w:t>
+      </w:r>
+      <w:r>
+        <w:rPr>
+          <w:rFonts w:hint="default" w:ascii="Consolas" w:hAnsi="Consolas" w:eastAsia="Consolas" w:cs="Consolas"/>
+          <w:b w:val="0"/>
+          <w:bCs w:val="0"/>
+          <w:color w:val="D4D4D4"/>
+          <w:kern w:val="0"/>
+          <w:sz w:val="18"/>
+          <w:szCs w:val="18"/>
+          <w:shd w:val="clear" w:fill="1E1E1E"/>
+          <w:lang w:val="en-US" w:eastAsia="zh-CN" w:bidi="ar"/>
+        </w:rPr>
+        <w:t xml:space="preserve"> </w:t>
+      </w:r>
+      <w:r>
+        <w:rPr>
+          <w:rFonts w:hint="default" w:ascii="Consolas" w:hAnsi="Consolas" w:eastAsia="Consolas" w:cs="Consolas"/>
+          <w:b w:val="0"/>
+          <w:bCs w:val="0"/>
+          <w:color w:val="569CD6"/>
+          <w:kern w:val="0"/>
+          <w:sz w:val="18"/>
+          <w:szCs w:val="18"/>
+          <w:shd w:val="clear" w:fill="1E1E1E"/>
+          <w:lang w:val="en-US" w:eastAsia="zh-CN" w:bidi="ar"/>
+        </w:rPr>
+        <w:t>class</w:t>
+      </w:r>
+      <w:r>
+        <w:rPr>
+          <w:rFonts w:hint="default" w:ascii="Consolas" w:hAnsi="Consolas" w:eastAsia="Consolas" w:cs="Consolas"/>
+          <w:b w:val="0"/>
+          <w:bCs w:val="0"/>
+          <w:color w:val="D4D4D4"/>
+          <w:kern w:val="0"/>
+          <w:sz w:val="18"/>
+          <w:szCs w:val="18"/>
+          <w:shd w:val="clear" w:fill="1E1E1E"/>
+          <w:lang w:val="en-US" w:eastAsia="zh-CN" w:bidi="ar"/>
+        </w:rPr>
+        <w:t xml:space="preserve"> </w:t>
+      </w:r>
+      <w:r>
+        <w:rPr>
+          <w:rFonts w:hint="default" w:ascii="Consolas" w:hAnsi="Consolas" w:eastAsia="Consolas" w:cs="Consolas"/>
+          <w:b w:val="0"/>
+          <w:bCs w:val="0"/>
+          <w:color w:val="4EC9B0"/>
+          <w:kern w:val="0"/>
+          <w:sz w:val="18"/>
+          <w:szCs w:val="18"/>
+          <w:shd w:val="clear" w:fill="1E1E1E"/>
+          <w:lang w:val="en-US" w:eastAsia="zh-CN" w:bidi="ar"/>
+        </w:rPr>
+        <w:t>Calculation</w:t>
+      </w:r>
+      <w:r>
+        <w:rPr>
+          <w:rFonts w:hint="default" w:ascii="Consolas" w:hAnsi="Consolas" w:eastAsia="Consolas" w:cs="Consolas"/>
+          <w:b w:val="0"/>
+          <w:bCs w:val="0"/>
+          <w:color w:val="D4D4D4"/>
+          <w:kern w:val="0"/>
+          <w:sz w:val="18"/>
+          <w:szCs w:val="18"/>
+          <w:shd w:val="clear" w:fill="1E1E1E"/>
+          <w:lang w:val="en-US" w:eastAsia="zh-CN" w:bidi="ar"/>
+        </w:rPr>
+        <w:t>{</w:t>
+      </w:r>
+    </w:p>
+    <w:p>
+      <w:pPr>
+        <w:keepNext w:val="0"/>
+        <w:keepLines w:val="0"/>
+        <w:widowControl/>
+        <w:suppressLineNumbers w:val="0"/>
+        <w:shd w:val="clear" w:fill="1E1E1E"/>
+        <w:spacing w:line="240" w:lineRule="auto"/>
+        <w:jc w:val="left"/>
+        <w:rPr>
+          <w:rFonts w:hint="default" w:ascii="Consolas" w:hAnsi="Consolas" w:eastAsia="Consolas" w:cs="Consolas"/>
+          <w:b w:val="0"/>
+          <w:bCs w:val="0"/>
+          <w:color w:val="D4D4D4"/>
+          <w:sz w:val="18"/>
+          <w:szCs w:val="18"/>
+        </w:rPr>
+      </w:pPr>
+    </w:p>
+    <w:p>
+      <w:pPr>
+        <w:keepNext w:val="0"/>
+        <w:keepLines w:val="0"/>
+        <w:widowControl/>
+        <w:suppressLineNumbers w:val="0"/>
+        <w:shd w:val="clear" w:fill="1E1E1E"/>
+        <w:spacing w:line="240" w:lineRule="auto"/>
+        <w:jc w:val="left"/>
+        <w:rPr>
+          <w:rFonts w:hint="default" w:ascii="Consolas" w:hAnsi="Consolas" w:eastAsia="Consolas" w:cs="Consolas"/>
+          <w:b w:val="0"/>
+          <w:bCs w:val="0"/>
+          <w:color w:val="D4D4D4"/>
+          <w:sz w:val="18"/>
+          <w:szCs w:val="18"/>
+        </w:rPr>
+      </w:pPr>
+      <w:r>
+        <w:rPr>
+          <w:rFonts w:hint="default" w:ascii="Consolas" w:hAnsi="Consolas" w:eastAsia="Consolas" w:cs="Consolas"/>
+          <w:b w:val="0"/>
+          <w:bCs w:val="0"/>
+          <w:color w:val="D4D4D4"/>
+          <w:kern w:val="0"/>
+          <w:sz w:val="18"/>
+          <w:szCs w:val="18"/>
+          <w:shd w:val="clear" w:fill="1E1E1E"/>
+          <w:lang w:val="en-US" w:eastAsia="zh-CN" w:bidi="ar"/>
+        </w:rPr>
+        <w:t xml:space="preserve">    </w:t>
+      </w:r>
+      <w:r>
+        <w:rPr>
+          <w:rFonts w:hint="default" w:ascii="Consolas" w:hAnsi="Consolas" w:eastAsia="Consolas" w:cs="Consolas"/>
+          <w:b w:val="0"/>
+          <w:bCs w:val="0"/>
+          <w:color w:val="569CD6"/>
+          <w:kern w:val="0"/>
+          <w:sz w:val="18"/>
+          <w:szCs w:val="18"/>
+          <w:shd w:val="clear" w:fill="1E1E1E"/>
+          <w:lang w:val="en-US" w:eastAsia="zh-CN" w:bidi="ar"/>
+        </w:rPr>
+        <w:t>public</w:t>
+      </w:r>
+      <w:r>
+        <w:rPr>
+          <w:rFonts w:hint="default" w:ascii="Consolas" w:hAnsi="Consolas" w:eastAsia="Consolas" w:cs="Consolas"/>
+          <w:b w:val="0"/>
+          <w:bCs w:val="0"/>
+          <w:color w:val="D4D4D4"/>
+          <w:kern w:val="0"/>
+          <w:sz w:val="18"/>
+          <w:szCs w:val="18"/>
+          <w:shd w:val="clear" w:fill="1E1E1E"/>
+          <w:lang w:val="en-US" w:eastAsia="zh-CN" w:bidi="ar"/>
+        </w:rPr>
+        <w:t xml:space="preserve"> </w:t>
+      </w:r>
+      <w:r>
+        <w:rPr>
+          <w:rFonts w:hint="default" w:ascii="Consolas" w:hAnsi="Consolas" w:eastAsia="Consolas" w:cs="Consolas"/>
+          <w:b w:val="0"/>
+          <w:bCs w:val="0"/>
+          <w:color w:val="4EC9B0"/>
+          <w:kern w:val="0"/>
+          <w:sz w:val="18"/>
+          <w:szCs w:val="18"/>
+          <w:shd w:val="clear" w:fill="1E1E1E"/>
+          <w:lang w:val="en-US" w:eastAsia="zh-CN" w:bidi="ar"/>
+        </w:rPr>
+        <w:t>int</w:t>
+      </w:r>
+      <w:r>
+        <w:rPr>
+          <w:rFonts w:hint="default" w:ascii="Consolas" w:hAnsi="Consolas" w:eastAsia="Consolas" w:cs="Consolas"/>
+          <w:b w:val="0"/>
+          <w:bCs w:val="0"/>
+          <w:color w:val="D4D4D4"/>
+          <w:kern w:val="0"/>
+          <w:sz w:val="18"/>
+          <w:szCs w:val="18"/>
+          <w:shd w:val="clear" w:fill="1E1E1E"/>
+          <w:lang w:val="en-US" w:eastAsia="zh-CN" w:bidi="ar"/>
+        </w:rPr>
+        <w:t xml:space="preserve"> </w:t>
+      </w:r>
+      <w:r>
+        <w:rPr>
+          <w:rFonts w:hint="default" w:ascii="Consolas" w:hAnsi="Consolas" w:eastAsia="Consolas" w:cs="Consolas"/>
+          <w:b w:val="0"/>
+          <w:bCs w:val="0"/>
+          <w:color w:val="DCDCAA"/>
+          <w:kern w:val="0"/>
+          <w:sz w:val="18"/>
+          <w:szCs w:val="18"/>
+          <w:shd w:val="clear" w:fill="1E1E1E"/>
+          <w:lang w:val="en-US" w:eastAsia="zh-CN" w:bidi="ar"/>
+        </w:rPr>
+        <w:t>sum</w:t>
+      </w:r>
+      <w:r>
+        <w:rPr>
+          <w:rFonts w:hint="default" w:ascii="Consolas" w:hAnsi="Consolas" w:eastAsia="Consolas" w:cs="Consolas"/>
+          <w:b w:val="0"/>
+          <w:bCs w:val="0"/>
+          <w:color w:val="D4D4D4"/>
+          <w:kern w:val="0"/>
+          <w:sz w:val="18"/>
+          <w:szCs w:val="18"/>
+          <w:shd w:val="clear" w:fill="1E1E1E"/>
+          <w:lang w:val="en-US" w:eastAsia="zh-CN" w:bidi="ar"/>
+        </w:rPr>
+        <w:t xml:space="preserve">( </w:t>
+      </w:r>
+      <w:r>
+        <w:rPr>
+          <w:rFonts w:hint="default" w:ascii="Consolas" w:hAnsi="Consolas" w:eastAsia="Consolas" w:cs="Consolas"/>
+          <w:b w:val="0"/>
+          <w:bCs w:val="0"/>
+          <w:color w:val="4EC9B0"/>
+          <w:kern w:val="0"/>
+          <w:sz w:val="18"/>
+          <w:szCs w:val="18"/>
+          <w:shd w:val="clear" w:fill="1E1E1E"/>
+          <w:lang w:val="en-US" w:eastAsia="zh-CN" w:bidi="ar"/>
+        </w:rPr>
+        <w:t>int</w:t>
+      </w:r>
+      <w:r>
+        <w:rPr>
+          <w:rFonts w:hint="default" w:ascii="Consolas" w:hAnsi="Consolas" w:eastAsia="Consolas" w:cs="Consolas"/>
+          <w:b w:val="0"/>
+          <w:bCs w:val="0"/>
+          <w:color w:val="D4D4D4"/>
+          <w:kern w:val="0"/>
+          <w:sz w:val="18"/>
+          <w:szCs w:val="18"/>
+          <w:shd w:val="clear" w:fill="1E1E1E"/>
+          <w:lang w:val="en-US" w:eastAsia="zh-CN" w:bidi="ar"/>
+        </w:rPr>
+        <w:t xml:space="preserve"> </w:t>
+      </w:r>
+      <w:r>
+        <w:rPr>
+          <w:rFonts w:hint="default" w:ascii="Consolas" w:hAnsi="Consolas" w:eastAsia="Consolas" w:cs="Consolas"/>
+          <w:b w:val="0"/>
+          <w:bCs w:val="0"/>
+          <w:color w:val="9CDCFE"/>
+          <w:kern w:val="0"/>
+          <w:sz w:val="18"/>
+          <w:szCs w:val="18"/>
+          <w:shd w:val="clear" w:fill="1E1E1E"/>
+          <w:lang w:val="en-US" w:eastAsia="zh-CN" w:bidi="ar"/>
+        </w:rPr>
+        <w:t>val1</w:t>
+      </w:r>
+      <w:r>
+        <w:rPr>
+          <w:rFonts w:hint="default" w:ascii="Consolas" w:hAnsi="Consolas" w:eastAsia="Consolas" w:cs="Consolas"/>
+          <w:b w:val="0"/>
+          <w:bCs w:val="0"/>
+          <w:color w:val="D4D4D4"/>
+          <w:kern w:val="0"/>
+          <w:sz w:val="18"/>
+          <w:szCs w:val="18"/>
+          <w:shd w:val="clear" w:fill="1E1E1E"/>
+          <w:lang w:val="en-US" w:eastAsia="zh-CN" w:bidi="ar"/>
+        </w:rPr>
+        <w:t xml:space="preserve">, </w:t>
+      </w:r>
+      <w:r>
+        <w:rPr>
+          <w:rFonts w:hint="default" w:ascii="Consolas" w:hAnsi="Consolas" w:eastAsia="Consolas" w:cs="Consolas"/>
+          <w:b w:val="0"/>
+          <w:bCs w:val="0"/>
+          <w:color w:val="4EC9B0"/>
+          <w:kern w:val="0"/>
+          <w:sz w:val="18"/>
+          <w:szCs w:val="18"/>
+          <w:shd w:val="clear" w:fill="1E1E1E"/>
+          <w:lang w:val="en-US" w:eastAsia="zh-CN" w:bidi="ar"/>
+        </w:rPr>
+        <w:t>int</w:t>
+      </w:r>
+      <w:r>
+        <w:rPr>
+          <w:rFonts w:hint="default" w:ascii="Consolas" w:hAnsi="Consolas" w:eastAsia="Consolas" w:cs="Consolas"/>
+          <w:b w:val="0"/>
+          <w:bCs w:val="0"/>
+          <w:color w:val="D4D4D4"/>
+          <w:kern w:val="0"/>
+          <w:sz w:val="18"/>
+          <w:szCs w:val="18"/>
+          <w:shd w:val="clear" w:fill="1E1E1E"/>
+          <w:lang w:val="en-US" w:eastAsia="zh-CN" w:bidi="ar"/>
+        </w:rPr>
+        <w:t xml:space="preserve"> </w:t>
+      </w:r>
+      <w:r>
+        <w:rPr>
+          <w:rFonts w:hint="default" w:ascii="Consolas" w:hAnsi="Consolas" w:eastAsia="Consolas" w:cs="Consolas"/>
+          <w:b w:val="0"/>
+          <w:bCs w:val="0"/>
+          <w:color w:val="9CDCFE"/>
+          <w:kern w:val="0"/>
+          <w:sz w:val="18"/>
+          <w:szCs w:val="18"/>
+          <w:shd w:val="clear" w:fill="1E1E1E"/>
+          <w:lang w:val="en-US" w:eastAsia="zh-CN" w:bidi="ar"/>
+        </w:rPr>
+        <w:t>val2</w:t>
+      </w:r>
+      <w:r>
+        <w:rPr>
+          <w:rFonts w:hint="default" w:ascii="Consolas" w:hAnsi="Consolas" w:eastAsia="Consolas" w:cs="Consolas"/>
+          <w:b w:val="0"/>
+          <w:bCs w:val="0"/>
+          <w:color w:val="D4D4D4"/>
+          <w:kern w:val="0"/>
+          <w:sz w:val="18"/>
+          <w:szCs w:val="18"/>
+          <w:shd w:val="clear" w:fill="1E1E1E"/>
+          <w:lang w:val="en-US" w:eastAsia="zh-CN" w:bidi="ar"/>
+        </w:rPr>
+        <w:t>){</w:t>
+      </w:r>
+    </w:p>
+    <w:p>
+      <w:pPr>
+        <w:keepNext w:val="0"/>
+        <w:keepLines w:val="0"/>
+        <w:widowControl/>
+        <w:suppressLineNumbers w:val="0"/>
+        <w:shd w:val="clear" w:fill="1E1E1E"/>
+        <w:spacing w:line="240" w:lineRule="auto"/>
+        <w:jc w:val="left"/>
+        <w:rPr>
+          <w:rFonts w:hint="default" w:ascii="Consolas" w:hAnsi="Consolas" w:eastAsia="Consolas" w:cs="Consolas"/>
+          <w:b w:val="0"/>
+          <w:bCs w:val="0"/>
+          <w:color w:val="D4D4D4"/>
+          <w:sz w:val="18"/>
+          <w:szCs w:val="18"/>
+        </w:rPr>
+      </w:pPr>
+      <w:r>
+        <w:rPr>
+          <w:rFonts w:hint="default" w:ascii="Consolas" w:hAnsi="Consolas" w:eastAsia="Consolas" w:cs="Consolas"/>
+          <w:b w:val="0"/>
+          <w:bCs w:val="0"/>
+          <w:color w:val="D4D4D4"/>
+          <w:kern w:val="0"/>
+          <w:sz w:val="18"/>
+          <w:szCs w:val="18"/>
+          <w:shd w:val="clear" w:fill="1E1E1E"/>
+          <w:lang w:val="en-US" w:eastAsia="zh-CN" w:bidi="ar"/>
+        </w:rPr>
+        <w:t xml:space="preserve">        </w:t>
+      </w:r>
+      <w:r>
+        <w:rPr>
+          <w:rFonts w:hint="default" w:ascii="Consolas" w:hAnsi="Consolas" w:eastAsia="Consolas" w:cs="Consolas"/>
+          <w:b w:val="0"/>
+          <w:bCs w:val="0"/>
+          <w:color w:val="4EC9B0"/>
+          <w:kern w:val="0"/>
+          <w:sz w:val="18"/>
+          <w:szCs w:val="18"/>
+          <w:shd w:val="clear" w:fill="1E1E1E"/>
+          <w:lang w:val="en-US" w:eastAsia="zh-CN" w:bidi="ar"/>
+        </w:rPr>
+        <w:t>int</w:t>
+      </w:r>
+      <w:r>
+        <w:rPr>
+          <w:rFonts w:hint="default" w:ascii="Consolas" w:hAnsi="Consolas" w:eastAsia="Consolas" w:cs="Consolas"/>
+          <w:b w:val="0"/>
+          <w:bCs w:val="0"/>
+          <w:color w:val="D4D4D4"/>
+          <w:kern w:val="0"/>
+          <w:sz w:val="18"/>
+          <w:szCs w:val="18"/>
+          <w:shd w:val="clear" w:fill="1E1E1E"/>
+          <w:lang w:val="en-US" w:eastAsia="zh-CN" w:bidi="ar"/>
+        </w:rPr>
+        <w:t xml:space="preserve"> </w:t>
+      </w:r>
+      <w:r>
+        <w:rPr>
+          <w:rFonts w:hint="default" w:ascii="Consolas" w:hAnsi="Consolas" w:eastAsia="Consolas" w:cs="Consolas"/>
+          <w:b w:val="0"/>
+          <w:bCs w:val="0"/>
+          <w:color w:val="9CDCFE"/>
+          <w:kern w:val="0"/>
+          <w:sz w:val="18"/>
+          <w:szCs w:val="18"/>
+          <w:shd w:val="clear" w:fill="1E1E1E"/>
+          <w:lang w:val="en-US" w:eastAsia="zh-CN" w:bidi="ar"/>
+        </w:rPr>
+        <w:t>total</w:t>
+      </w:r>
+      <w:r>
+        <w:rPr>
+          <w:rFonts w:hint="default" w:ascii="Consolas" w:hAnsi="Consolas" w:eastAsia="Consolas" w:cs="Consolas"/>
+          <w:b w:val="0"/>
+          <w:bCs w:val="0"/>
+          <w:color w:val="D4D4D4"/>
+          <w:kern w:val="0"/>
+          <w:sz w:val="18"/>
+          <w:szCs w:val="18"/>
+          <w:shd w:val="clear" w:fill="1E1E1E"/>
+          <w:lang w:val="en-US" w:eastAsia="zh-CN" w:bidi="ar"/>
+        </w:rPr>
+        <w:t xml:space="preserve"> = val1+val2;</w:t>
+      </w:r>
+    </w:p>
+    <w:p>
+      <w:pPr>
+        <w:keepNext w:val="0"/>
+        <w:keepLines w:val="0"/>
+        <w:widowControl/>
+        <w:suppressLineNumbers w:val="0"/>
+        <w:shd w:val="clear" w:fill="1E1E1E"/>
+        <w:spacing w:line="240" w:lineRule="auto"/>
+        <w:jc w:val="left"/>
+        <w:rPr>
+          <w:rFonts w:hint="default" w:ascii="Consolas" w:hAnsi="Consolas" w:eastAsia="Consolas" w:cs="Consolas"/>
+          <w:b w:val="0"/>
+          <w:bCs w:val="0"/>
+          <w:color w:val="D4D4D4"/>
+          <w:sz w:val="18"/>
+          <w:szCs w:val="18"/>
+        </w:rPr>
+      </w:pPr>
+      <w:r>
+        <w:rPr>
+          <w:rFonts w:hint="default" w:ascii="Consolas" w:hAnsi="Consolas" w:eastAsia="Consolas" w:cs="Consolas"/>
+          <w:b w:val="0"/>
+          <w:bCs w:val="0"/>
+          <w:color w:val="D4D4D4"/>
+          <w:kern w:val="0"/>
+          <w:sz w:val="18"/>
+          <w:szCs w:val="18"/>
+          <w:shd w:val="clear" w:fill="1E1E1E"/>
+          <w:lang w:val="en-US" w:eastAsia="zh-CN" w:bidi="ar"/>
+        </w:rPr>
+        <w:t xml:space="preserve">        </w:t>
+      </w:r>
+      <w:r>
+        <w:rPr>
+          <w:rFonts w:hint="default" w:ascii="Consolas" w:hAnsi="Consolas" w:eastAsia="Consolas" w:cs="Consolas"/>
+          <w:b w:val="0"/>
+          <w:bCs w:val="0"/>
+          <w:color w:val="9CDCFE"/>
+          <w:kern w:val="0"/>
+          <w:sz w:val="18"/>
+          <w:szCs w:val="18"/>
+          <w:shd w:val="clear" w:fill="1E1E1E"/>
+          <w:lang w:val="en-US" w:eastAsia="zh-CN" w:bidi="ar"/>
+        </w:rPr>
+        <w:t>System</w:t>
+      </w:r>
+      <w:r>
+        <w:rPr>
+          <w:rFonts w:hint="default" w:ascii="Consolas" w:hAnsi="Consolas" w:eastAsia="Consolas" w:cs="Consolas"/>
+          <w:b w:val="0"/>
+          <w:bCs w:val="0"/>
+          <w:color w:val="D4D4D4"/>
+          <w:kern w:val="0"/>
+          <w:sz w:val="18"/>
+          <w:szCs w:val="18"/>
+          <w:shd w:val="clear" w:fill="1E1E1E"/>
+          <w:lang w:val="en-US" w:eastAsia="zh-CN" w:bidi="ar"/>
+        </w:rPr>
+        <w:t>.</w:t>
+      </w:r>
+      <w:r>
+        <w:rPr>
+          <w:rFonts w:hint="default" w:ascii="Consolas" w:hAnsi="Consolas" w:eastAsia="Consolas" w:cs="Consolas"/>
+          <w:b w:val="0"/>
+          <w:bCs w:val="0"/>
+          <w:color w:val="9CDCFE"/>
+          <w:kern w:val="0"/>
+          <w:sz w:val="18"/>
+          <w:szCs w:val="18"/>
+          <w:shd w:val="clear" w:fill="1E1E1E"/>
+          <w:lang w:val="en-US" w:eastAsia="zh-CN" w:bidi="ar"/>
+        </w:rPr>
+        <w:t>out</w:t>
+      </w:r>
+      <w:r>
+        <w:rPr>
+          <w:rFonts w:hint="default" w:ascii="Consolas" w:hAnsi="Consolas" w:eastAsia="Consolas" w:cs="Consolas"/>
+          <w:b w:val="0"/>
+          <w:bCs w:val="0"/>
+          <w:color w:val="D4D4D4"/>
+          <w:kern w:val="0"/>
+          <w:sz w:val="18"/>
+          <w:szCs w:val="18"/>
+          <w:shd w:val="clear" w:fill="1E1E1E"/>
+          <w:lang w:val="en-US" w:eastAsia="zh-CN" w:bidi="ar"/>
+        </w:rPr>
+        <w:t>.</w:t>
+      </w:r>
+      <w:r>
+        <w:rPr>
+          <w:rFonts w:hint="default" w:ascii="Consolas" w:hAnsi="Consolas" w:eastAsia="Consolas" w:cs="Consolas"/>
+          <w:b w:val="0"/>
+          <w:bCs w:val="0"/>
+          <w:color w:val="DCDCAA"/>
+          <w:kern w:val="0"/>
+          <w:sz w:val="18"/>
+          <w:szCs w:val="18"/>
+          <w:shd w:val="clear" w:fill="1E1E1E"/>
+          <w:lang w:val="en-US" w:eastAsia="zh-CN" w:bidi="ar"/>
+        </w:rPr>
+        <w:t>println</w:t>
+      </w:r>
+      <w:r>
+        <w:rPr>
+          <w:rFonts w:hint="default" w:ascii="Consolas" w:hAnsi="Consolas" w:eastAsia="Consolas" w:cs="Consolas"/>
+          <w:b w:val="0"/>
+          <w:bCs w:val="0"/>
+          <w:color w:val="D4D4D4"/>
+          <w:kern w:val="0"/>
+          <w:sz w:val="18"/>
+          <w:szCs w:val="18"/>
+          <w:shd w:val="clear" w:fill="1E1E1E"/>
+          <w:lang w:val="en-US" w:eastAsia="zh-CN" w:bidi="ar"/>
+        </w:rPr>
+        <w:t>(</w:t>
+      </w:r>
+      <w:r>
+        <w:rPr>
+          <w:rFonts w:hint="default" w:ascii="Consolas" w:hAnsi="Consolas" w:eastAsia="Consolas" w:cs="Consolas"/>
+          <w:b w:val="0"/>
+          <w:bCs w:val="0"/>
+          <w:color w:val="CE9178"/>
+          <w:kern w:val="0"/>
+          <w:sz w:val="18"/>
+          <w:szCs w:val="18"/>
+          <w:shd w:val="clear" w:fill="1E1E1E"/>
+          <w:lang w:val="en-US" w:eastAsia="zh-CN" w:bidi="ar"/>
+        </w:rPr>
+        <w:t>"Total sum is: "</w:t>
+      </w:r>
+      <w:r>
+        <w:rPr>
+          <w:rFonts w:hint="default" w:ascii="Consolas" w:hAnsi="Consolas" w:eastAsia="Consolas" w:cs="Consolas"/>
+          <w:b w:val="0"/>
+          <w:bCs w:val="0"/>
+          <w:color w:val="D4D4D4"/>
+          <w:kern w:val="0"/>
+          <w:sz w:val="18"/>
+          <w:szCs w:val="18"/>
+          <w:shd w:val="clear" w:fill="1E1E1E"/>
+          <w:lang w:val="en-US" w:eastAsia="zh-CN" w:bidi="ar"/>
+        </w:rPr>
+        <w:t>+ total);</w:t>
+      </w:r>
+    </w:p>
+    <w:p>
+      <w:pPr>
+        <w:keepNext w:val="0"/>
+        <w:keepLines w:val="0"/>
+        <w:widowControl/>
+        <w:suppressLineNumbers w:val="0"/>
+        <w:shd w:val="clear" w:fill="1E1E1E"/>
+        <w:spacing w:line="240" w:lineRule="auto"/>
+        <w:jc w:val="left"/>
+        <w:rPr>
+          <w:rFonts w:hint="default" w:ascii="Consolas" w:hAnsi="Consolas" w:eastAsia="Consolas" w:cs="Consolas"/>
+          <w:b w:val="0"/>
+          <w:bCs w:val="0"/>
+          <w:color w:val="D4D4D4"/>
+          <w:sz w:val="18"/>
+          <w:szCs w:val="18"/>
+        </w:rPr>
+      </w:pPr>
+      <w:r>
+        <w:rPr>
+          <w:rFonts w:hint="default" w:ascii="Consolas" w:hAnsi="Consolas" w:eastAsia="Consolas" w:cs="Consolas"/>
+          <w:b w:val="0"/>
+          <w:bCs w:val="0"/>
+          <w:color w:val="D4D4D4"/>
+          <w:kern w:val="0"/>
+          <w:sz w:val="18"/>
+          <w:szCs w:val="18"/>
+          <w:shd w:val="clear" w:fill="1E1E1E"/>
+          <w:lang w:val="en-US" w:eastAsia="zh-CN" w:bidi="ar"/>
+        </w:rPr>
+        <w:t xml:space="preserve">        </w:t>
+      </w:r>
+      <w:r>
+        <w:rPr>
+          <w:rFonts w:hint="default" w:ascii="Consolas" w:hAnsi="Consolas" w:eastAsia="Consolas" w:cs="Consolas"/>
+          <w:b w:val="0"/>
+          <w:bCs w:val="0"/>
+          <w:color w:val="C586C0"/>
+          <w:kern w:val="0"/>
+          <w:sz w:val="18"/>
+          <w:szCs w:val="18"/>
+          <w:shd w:val="clear" w:fill="1E1E1E"/>
+          <w:lang w:val="en-US" w:eastAsia="zh-CN" w:bidi="ar"/>
+        </w:rPr>
+        <w:t>return</w:t>
+      </w:r>
+      <w:r>
+        <w:rPr>
+          <w:rFonts w:hint="default" w:ascii="Consolas" w:hAnsi="Consolas" w:eastAsia="Consolas" w:cs="Consolas"/>
+          <w:b w:val="0"/>
+          <w:bCs w:val="0"/>
+          <w:color w:val="D4D4D4"/>
+          <w:kern w:val="0"/>
+          <w:sz w:val="18"/>
+          <w:szCs w:val="18"/>
+          <w:shd w:val="clear" w:fill="1E1E1E"/>
+          <w:lang w:val="en-US" w:eastAsia="zh-CN" w:bidi="ar"/>
+        </w:rPr>
+        <w:t xml:space="preserve"> total;</w:t>
+      </w:r>
+    </w:p>
+    <w:p>
+      <w:pPr>
+        <w:keepNext w:val="0"/>
+        <w:keepLines w:val="0"/>
+        <w:widowControl/>
+        <w:suppressLineNumbers w:val="0"/>
+        <w:shd w:val="clear" w:fill="1E1E1E"/>
+        <w:spacing w:line="240" w:lineRule="auto"/>
+        <w:ind w:firstLine="395"/>
+        <w:jc w:val="left"/>
+        <w:rPr>
+          <w:rFonts w:hint="default" w:ascii="Consolas" w:hAnsi="Consolas" w:eastAsia="Consolas" w:cs="Consolas"/>
+          <w:b w:val="0"/>
+          <w:bCs w:val="0"/>
+          <w:color w:val="6A9955"/>
+          <w:kern w:val="0"/>
+          <w:sz w:val="18"/>
+          <w:szCs w:val="18"/>
+          <w:shd w:val="clear" w:fill="1E1E1E"/>
+          <w:lang w:val="en-US" w:eastAsia="zh-CN" w:bidi="ar"/>
+        </w:rPr>
+      </w:pPr>
+      <w:r>
+        <w:rPr>
+          <w:rFonts w:hint="default" w:ascii="Consolas" w:hAnsi="Consolas" w:eastAsia="Consolas" w:cs="Consolas"/>
+          <w:b w:val="0"/>
+          <w:bCs w:val="0"/>
+          <w:color w:val="D4D4D4"/>
+          <w:kern w:val="0"/>
+          <w:sz w:val="18"/>
+          <w:szCs w:val="18"/>
+          <w:shd w:val="clear" w:fill="1E1E1E"/>
+          <w:lang w:val="en-US" w:eastAsia="zh-CN" w:bidi="ar"/>
+        </w:rPr>
+        <w:t xml:space="preserve">} </w:t>
+      </w:r>
+      <w:r>
+        <w:rPr>
+          <w:rFonts w:hint="default" w:ascii="Consolas" w:hAnsi="Consolas" w:eastAsia="Consolas" w:cs="Consolas"/>
+          <w:b w:val="0"/>
+          <w:bCs w:val="0"/>
+          <w:color w:val="6A9955"/>
+          <w:kern w:val="0"/>
+          <w:sz w:val="18"/>
+          <w:szCs w:val="18"/>
+          <w:shd w:val="clear" w:fill="1E1E1E"/>
+          <w:lang w:val="en-US" w:eastAsia="zh-CN" w:bidi="ar"/>
+        </w:rPr>
+        <w:t>// above scope is a method. This method is re-usable</w:t>
+      </w:r>
+    </w:p>
+    <w:p>
+      <w:pPr>
+        <w:keepNext w:val="0"/>
+        <w:keepLines w:val="0"/>
+        <w:widowControl/>
+        <w:suppressLineNumbers w:val="0"/>
+        <w:shd w:val="clear" w:fill="1E1E1E"/>
+        <w:spacing w:line="240" w:lineRule="auto"/>
+        <w:ind w:firstLine="395"/>
+        <w:jc w:val="left"/>
+        <w:rPr>
+          <w:rFonts w:hint="default" w:ascii="Consolas" w:hAnsi="Consolas" w:eastAsia="Consolas" w:cs="Consolas"/>
+          <w:b w:val="0"/>
+          <w:bCs w:val="0"/>
+          <w:color w:val="6A9955"/>
+          <w:kern w:val="0"/>
+          <w:sz w:val="18"/>
+          <w:szCs w:val="18"/>
+          <w:shd w:val="clear" w:fill="1E1E1E"/>
+          <w:lang w:val="en-US" w:eastAsia="zh-CN" w:bidi="ar"/>
+        </w:rPr>
+      </w:pPr>
+    </w:p>
+    <w:p>
+      <w:pPr>
+        <w:keepNext w:val="0"/>
+        <w:keepLines w:val="0"/>
+        <w:widowControl/>
+        <w:suppressLineNumbers w:val="0"/>
+        <w:shd w:val="clear" w:fill="1E1E1E"/>
+        <w:spacing w:line="240" w:lineRule="auto"/>
+        <w:jc w:val="left"/>
+        <w:rPr>
+          <w:rFonts w:hint="default" w:ascii="Consolas" w:hAnsi="Consolas" w:eastAsia="Consolas" w:cs="Consolas"/>
+          <w:b w:val="0"/>
+          <w:bCs w:val="0"/>
+          <w:color w:val="D4D4D4"/>
+          <w:sz w:val="18"/>
+          <w:szCs w:val="18"/>
+        </w:rPr>
+      </w:pPr>
+      <w:r>
+        <w:rPr>
+          <w:rFonts w:hint="default" w:ascii="Consolas" w:hAnsi="Consolas" w:eastAsia="Consolas" w:cs="Consolas"/>
+          <w:b w:val="0"/>
+          <w:bCs w:val="0"/>
+          <w:color w:val="D4D4D4"/>
+          <w:kern w:val="0"/>
+          <w:sz w:val="18"/>
+          <w:szCs w:val="18"/>
+          <w:shd w:val="clear" w:fill="1E1E1E"/>
+          <w:lang w:val="en-US" w:eastAsia="zh-CN" w:bidi="ar"/>
+        </w:rPr>
+        <w:t xml:space="preserve">    </w:t>
+      </w:r>
+      <w:r>
+        <w:rPr>
+          <w:rFonts w:hint="default" w:ascii="Consolas" w:hAnsi="Consolas" w:eastAsia="Consolas" w:cs="Consolas"/>
+          <w:b w:val="0"/>
+          <w:bCs w:val="0"/>
+          <w:color w:val="569CD6"/>
+          <w:kern w:val="0"/>
+          <w:sz w:val="18"/>
+          <w:szCs w:val="18"/>
+          <w:shd w:val="clear" w:fill="1E1E1E"/>
+          <w:lang w:val="en-US" w:eastAsia="zh-CN" w:bidi="ar"/>
+        </w:rPr>
+        <w:t>public</w:t>
+      </w:r>
+      <w:r>
+        <w:rPr>
+          <w:rFonts w:hint="default" w:ascii="Consolas" w:hAnsi="Consolas" w:eastAsia="Consolas" w:cs="Consolas"/>
+          <w:b w:val="0"/>
+          <w:bCs w:val="0"/>
+          <w:color w:val="D4D4D4"/>
+          <w:kern w:val="0"/>
+          <w:sz w:val="18"/>
+          <w:szCs w:val="18"/>
+          <w:shd w:val="clear" w:fill="1E1E1E"/>
+          <w:lang w:val="en-US" w:eastAsia="zh-CN" w:bidi="ar"/>
+        </w:rPr>
+        <w:t xml:space="preserve"> </w:t>
+      </w:r>
+      <w:r>
+        <w:rPr>
+          <w:rFonts w:hint="default" w:ascii="Consolas" w:hAnsi="Consolas" w:eastAsia="Consolas" w:cs="Consolas"/>
+          <w:b w:val="0"/>
+          <w:bCs w:val="0"/>
+          <w:color w:val="4EC9B0"/>
+          <w:kern w:val="0"/>
+          <w:sz w:val="18"/>
+          <w:szCs w:val="18"/>
+          <w:shd w:val="clear" w:fill="1E1E1E"/>
+          <w:lang w:val="en-US" w:eastAsia="zh-CN" w:bidi="ar"/>
+        </w:rPr>
+        <w:t>int</w:t>
+      </w:r>
+      <w:r>
+        <w:rPr>
+          <w:rFonts w:hint="default" w:ascii="Consolas" w:hAnsi="Consolas" w:eastAsia="Consolas" w:cs="Consolas"/>
+          <w:b w:val="0"/>
+          <w:bCs w:val="0"/>
+          <w:color w:val="D4D4D4"/>
+          <w:kern w:val="0"/>
+          <w:sz w:val="18"/>
+          <w:szCs w:val="18"/>
+          <w:shd w:val="clear" w:fill="1E1E1E"/>
+          <w:lang w:val="en-US" w:eastAsia="zh-CN" w:bidi="ar"/>
+        </w:rPr>
+        <w:t xml:space="preserve"> </w:t>
+      </w:r>
+      <w:r>
+        <w:rPr>
+          <w:rFonts w:hint="default" w:ascii="Consolas" w:hAnsi="Consolas" w:eastAsia="Consolas" w:cs="Consolas"/>
+          <w:b w:val="0"/>
+          <w:bCs w:val="0"/>
+          <w:color w:val="DCDCAA"/>
+          <w:kern w:val="0"/>
+          <w:sz w:val="18"/>
+          <w:szCs w:val="18"/>
+          <w:shd w:val="clear" w:fill="1E1E1E"/>
+          <w:lang w:val="en-US" w:eastAsia="zh-CN" w:bidi="ar"/>
+        </w:rPr>
+        <w:t>getprice</w:t>
+      </w:r>
+      <w:r>
+        <w:rPr>
+          <w:rFonts w:hint="default" w:ascii="Consolas" w:hAnsi="Consolas" w:eastAsia="Consolas" w:cs="Consolas"/>
+          <w:b w:val="0"/>
+          <w:bCs w:val="0"/>
+          <w:color w:val="D4D4D4"/>
+          <w:kern w:val="0"/>
+          <w:sz w:val="18"/>
+          <w:szCs w:val="18"/>
+          <w:shd w:val="clear" w:fill="1E1E1E"/>
+          <w:lang w:val="en-US" w:eastAsia="zh-CN" w:bidi="ar"/>
+        </w:rPr>
+        <w:t>(){</w:t>
+      </w:r>
+    </w:p>
+    <w:p>
+      <w:pPr>
+        <w:keepNext w:val="0"/>
+        <w:keepLines w:val="0"/>
+        <w:widowControl/>
+        <w:suppressLineNumbers w:val="0"/>
+        <w:shd w:val="clear" w:fill="1E1E1E"/>
+        <w:spacing w:line="240" w:lineRule="auto"/>
+        <w:jc w:val="left"/>
+        <w:rPr>
+          <w:rFonts w:hint="default" w:ascii="Consolas" w:hAnsi="Consolas" w:eastAsia="Consolas" w:cs="Consolas"/>
+          <w:b w:val="0"/>
+          <w:bCs w:val="0"/>
+          <w:color w:val="D4D4D4"/>
+          <w:sz w:val="18"/>
+          <w:szCs w:val="18"/>
+        </w:rPr>
+      </w:pPr>
+      <w:r>
+        <w:rPr>
+          <w:rFonts w:hint="default" w:ascii="Consolas" w:hAnsi="Consolas" w:eastAsia="Consolas" w:cs="Consolas"/>
+          <w:b w:val="0"/>
+          <w:bCs w:val="0"/>
+          <w:color w:val="D4D4D4"/>
+          <w:kern w:val="0"/>
+          <w:sz w:val="18"/>
+          <w:szCs w:val="18"/>
+          <w:shd w:val="clear" w:fill="1E1E1E"/>
+          <w:lang w:val="en-US" w:eastAsia="zh-CN" w:bidi="ar"/>
+        </w:rPr>
+        <w:t xml:space="preserve">        </w:t>
+      </w:r>
+      <w:r>
+        <w:rPr>
+          <w:rFonts w:hint="default" w:ascii="Consolas" w:hAnsi="Consolas" w:eastAsia="Consolas" w:cs="Consolas"/>
+          <w:b w:val="0"/>
+          <w:bCs w:val="0"/>
+          <w:color w:val="4EC9B0"/>
+          <w:kern w:val="0"/>
+          <w:sz w:val="18"/>
+          <w:szCs w:val="18"/>
+          <w:shd w:val="clear" w:fill="1E1E1E"/>
+          <w:lang w:val="en-US" w:eastAsia="zh-CN" w:bidi="ar"/>
+        </w:rPr>
+        <w:t>int</w:t>
+      </w:r>
+      <w:r>
+        <w:rPr>
+          <w:rFonts w:hint="default" w:ascii="Consolas" w:hAnsi="Consolas" w:eastAsia="Consolas" w:cs="Consolas"/>
+          <w:b w:val="0"/>
+          <w:bCs w:val="0"/>
+          <w:color w:val="D4D4D4"/>
+          <w:kern w:val="0"/>
+          <w:sz w:val="18"/>
+          <w:szCs w:val="18"/>
+          <w:shd w:val="clear" w:fill="1E1E1E"/>
+          <w:lang w:val="en-US" w:eastAsia="zh-CN" w:bidi="ar"/>
+        </w:rPr>
+        <w:t xml:space="preserve"> </w:t>
+      </w:r>
+      <w:r>
+        <w:rPr>
+          <w:rFonts w:hint="default" w:ascii="Consolas" w:hAnsi="Consolas" w:eastAsia="Consolas" w:cs="Consolas"/>
+          <w:b w:val="0"/>
+          <w:bCs w:val="0"/>
+          <w:color w:val="9CDCFE"/>
+          <w:kern w:val="0"/>
+          <w:sz w:val="18"/>
+          <w:szCs w:val="18"/>
+          <w:shd w:val="clear" w:fill="1E1E1E"/>
+          <w:lang w:val="en-US" w:eastAsia="zh-CN" w:bidi="ar"/>
+        </w:rPr>
+        <w:t>capPrice</w:t>
+      </w:r>
+      <w:r>
+        <w:rPr>
+          <w:rFonts w:hint="default" w:ascii="Consolas" w:hAnsi="Consolas" w:eastAsia="Consolas" w:cs="Consolas"/>
+          <w:b w:val="0"/>
+          <w:bCs w:val="0"/>
+          <w:color w:val="D4D4D4"/>
+          <w:kern w:val="0"/>
+          <w:sz w:val="18"/>
+          <w:szCs w:val="18"/>
+          <w:shd w:val="clear" w:fill="1E1E1E"/>
+          <w:lang w:val="en-US" w:eastAsia="zh-CN" w:bidi="ar"/>
+        </w:rPr>
+        <w:t xml:space="preserve"> = </w:t>
+      </w:r>
+      <w:r>
+        <w:rPr>
+          <w:rFonts w:hint="default" w:ascii="Consolas" w:hAnsi="Consolas" w:eastAsia="Consolas" w:cs="Consolas"/>
+          <w:b w:val="0"/>
+          <w:bCs w:val="0"/>
+          <w:color w:val="B5CEA8"/>
+          <w:kern w:val="0"/>
+          <w:sz w:val="18"/>
+          <w:szCs w:val="18"/>
+          <w:shd w:val="clear" w:fill="1E1E1E"/>
+          <w:lang w:val="en-US" w:eastAsia="zh-CN" w:bidi="ar"/>
+        </w:rPr>
+        <w:t>10</w:t>
+      </w:r>
+      <w:r>
+        <w:rPr>
+          <w:rFonts w:hint="default" w:ascii="Consolas" w:hAnsi="Consolas" w:eastAsia="Consolas" w:cs="Consolas"/>
+          <w:b w:val="0"/>
+          <w:bCs w:val="0"/>
+          <w:color w:val="D4D4D4"/>
+          <w:kern w:val="0"/>
+          <w:sz w:val="18"/>
+          <w:szCs w:val="18"/>
+          <w:shd w:val="clear" w:fill="1E1E1E"/>
+          <w:lang w:val="en-US" w:eastAsia="zh-CN" w:bidi="ar"/>
+        </w:rPr>
+        <w:t>;</w:t>
+      </w:r>
+    </w:p>
+    <w:p>
+      <w:pPr>
+        <w:keepNext w:val="0"/>
+        <w:keepLines w:val="0"/>
+        <w:widowControl/>
+        <w:suppressLineNumbers w:val="0"/>
+        <w:shd w:val="clear" w:fill="1E1E1E"/>
+        <w:spacing w:line="240" w:lineRule="auto"/>
+        <w:jc w:val="left"/>
+        <w:rPr>
+          <w:rFonts w:hint="default" w:ascii="Consolas" w:hAnsi="Consolas" w:eastAsia="Consolas" w:cs="Consolas"/>
+          <w:b w:val="0"/>
+          <w:bCs w:val="0"/>
+          <w:color w:val="D4D4D4"/>
+          <w:sz w:val="18"/>
+          <w:szCs w:val="18"/>
+        </w:rPr>
+      </w:pPr>
+      <w:r>
+        <w:rPr>
+          <w:rFonts w:hint="default" w:ascii="Consolas" w:hAnsi="Consolas" w:eastAsia="Consolas" w:cs="Consolas"/>
+          <w:b w:val="0"/>
+          <w:bCs w:val="0"/>
+          <w:color w:val="D4D4D4"/>
+          <w:kern w:val="0"/>
+          <w:sz w:val="18"/>
+          <w:szCs w:val="18"/>
+          <w:shd w:val="clear" w:fill="1E1E1E"/>
+          <w:lang w:val="en-US" w:eastAsia="zh-CN" w:bidi="ar"/>
+        </w:rPr>
+        <w:t xml:space="preserve">        </w:t>
+      </w:r>
+      <w:r>
+        <w:rPr>
+          <w:rFonts w:hint="default" w:ascii="Consolas" w:hAnsi="Consolas" w:eastAsia="Consolas" w:cs="Consolas"/>
+          <w:b w:val="0"/>
+          <w:bCs w:val="0"/>
+          <w:color w:val="4EC9B0"/>
+          <w:kern w:val="0"/>
+          <w:sz w:val="18"/>
+          <w:szCs w:val="18"/>
+          <w:shd w:val="clear" w:fill="1E1E1E"/>
+          <w:lang w:val="en-US" w:eastAsia="zh-CN" w:bidi="ar"/>
+        </w:rPr>
+        <w:t>int</w:t>
+      </w:r>
+      <w:r>
+        <w:rPr>
+          <w:rFonts w:hint="default" w:ascii="Consolas" w:hAnsi="Consolas" w:eastAsia="Consolas" w:cs="Consolas"/>
+          <w:b w:val="0"/>
+          <w:bCs w:val="0"/>
+          <w:color w:val="D4D4D4"/>
+          <w:kern w:val="0"/>
+          <w:sz w:val="18"/>
+          <w:szCs w:val="18"/>
+          <w:shd w:val="clear" w:fill="1E1E1E"/>
+          <w:lang w:val="en-US" w:eastAsia="zh-CN" w:bidi="ar"/>
+        </w:rPr>
+        <w:t xml:space="preserve"> </w:t>
+      </w:r>
+      <w:r>
+        <w:rPr>
+          <w:rFonts w:hint="default" w:ascii="Consolas" w:hAnsi="Consolas" w:eastAsia="Consolas" w:cs="Consolas"/>
+          <w:b w:val="0"/>
+          <w:bCs w:val="0"/>
+          <w:color w:val="9CDCFE"/>
+          <w:kern w:val="0"/>
+          <w:sz w:val="18"/>
+          <w:szCs w:val="18"/>
+          <w:shd w:val="clear" w:fill="1E1E1E"/>
+          <w:lang w:val="en-US" w:eastAsia="zh-CN" w:bidi="ar"/>
+        </w:rPr>
+        <w:t>penBodyPrice</w:t>
+      </w:r>
+      <w:r>
+        <w:rPr>
+          <w:rFonts w:hint="default" w:ascii="Consolas" w:hAnsi="Consolas" w:eastAsia="Consolas" w:cs="Consolas"/>
+          <w:b w:val="0"/>
+          <w:bCs w:val="0"/>
+          <w:color w:val="D4D4D4"/>
+          <w:kern w:val="0"/>
+          <w:sz w:val="18"/>
+          <w:szCs w:val="18"/>
+          <w:shd w:val="clear" w:fill="1E1E1E"/>
+          <w:lang w:val="en-US" w:eastAsia="zh-CN" w:bidi="ar"/>
+        </w:rPr>
+        <w:t xml:space="preserve"> = </w:t>
+      </w:r>
+      <w:r>
+        <w:rPr>
+          <w:rFonts w:hint="default" w:ascii="Consolas" w:hAnsi="Consolas" w:eastAsia="Consolas" w:cs="Consolas"/>
+          <w:b w:val="0"/>
+          <w:bCs w:val="0"/>
+          <w:color w:val="B5CEA8"/>
+          <w:kern w:val="0"/>
+          <w:sz w:val="18"/>
+          <w:szCs w:val="18"/>
+          <w:shd w:val="clear" w:fill="1E1E1E"/>
+          <w:lang w:val="en-US" w:eastAsia="zh-CN" w:bidi="ar"/>
+        </w:rPr>
+        <w:t>15</w:t>
+      </w:r>
+      <w:r>
+        <w:rPr>
+          <w:rFonts w:hint="default" w:ascii="Consolas" w:hAnsi="Consolas" w:eastAsia="Consolas" w:cs="Consolas"/>
+          <w:b w:val="0"/>
+          <w:bCs w:val="0"/>
+          <w:color w:val="D4D4D4"/>
+          <w:kern w:val="0"/>
+          <w:sz w:val="18"/>
+          <w:szCs w:val="18"/>
+          <w:shd w:val="clear" w:fill="1E1E1E"/>
+          <w:lang w:val="en-US" w:eastAsia="zh-CN" w:bidi="ar"/>
+        </w:rPr>
+        <w:t>;</w:t>
+      </w:r>
+    </w:p>
+    <w:p>
+      <w:pPr>
+        <w:keepNext w:val="0"/>
+        <w:keepLines w:val="0"/>
+        <w:widowControl/>
+        <w:suppressLineNumbers w:val="0"/>
+        <w:shd w:val="clear" w:fill="1E1E1E"/>
+        <w:spacing w:line="240" w:lineRule="auto"/>
+        <w:jc w:val="left"/>
+        <w:rPr>
+          <w:rFonts w:hint="default" w:ascii="Consolas" w:hAnsi="Consolas" w:eastAsia="Consolas" w:cs="Consolas"/>
+          <w:b w:val="0"/>
+          <w:bCs w:val="0"/>
+          <w:color w:val="D4D4D4"/>
+          <w:sz w:val="18"/>
+          <w:szCs w:val="18"/>
+        </w:rPr>
+      </w:pPr>
+      <w:r>
+        <w:rPr>
+          <w:rFonts w:hint="default" w:ascii="Consolas" w:hAnsi="Consolas" w:eastAsia="Consolas" w:cs="Consolas"/>
+          <w:b w:val="0"/>
+          <w:bCs w:val="0"/>
+          <w:color w:val="D4D4D4"/>
+          <w:kern w:val="0"/>
+          <w:sz w:val="18"/>
+          <w:szCs w:val="18"/>
+          <w:shd w:val="clear" w:fill="1E1E1E"/>
+          <w:lang w:val="en-US" w:eastAsia="zh-CN" w:bidi="ar"/>
+        </w:rPr>
+        <w:t xml:space="preserve">        </w:t>
+      </w:r>
+      <w:r>
+        <w:rPr>
+          <w:rFonts w:hint="default" w:ascii="Consolas" w:hAnsi="Consolas" w:eastAsia="Consolas" w:cs="Consolas"/>
+          <w:b w:val="0"/>
+          <w:bCs w:val="0"/>
+          <w:color w:val="4EC9B0"/>
+          <w:kern w:val="0"/>
+          <w:sz w:val="18"/>
+          <w:szCs w:val="18"/>
+          <w:shd w:val="clear" w:fill="1E1E1E"/>
+          <w:lang w:val="en-US" w:eastAsia="zh-CN" w:bidi="ar"/>
+        </w:rPr>
+        <w:t>int</w:t>
+      </w:r>
+      <w:r>
+        <w:rPr>
+          <w:rFonts w:hint="default" w:ascii="Consolas" w:hAnsi="Consolas" w:eastAsia="Consolas" w:cs="Consolas"/>
+          <w:b w:val="0"/>
+          <w:bCs w:val="0"/>
+          <w:color w:val="D4D4D4"/>
+          <w:kern w:val="0"/>
+          <w:sz w:val="18"/>
+          <w:szCs w:val="18"/>
+          <w:shd w:val="clear" w:fill="1E1E1E"/>
+          <w:lang w:val="en-US" w:eastAsia="zh-CN" w:bidi="ar"/>
+        </w:rPr>
+        <w:t xml:space="preserve"> </w:t>
+      </w:r>
+      <w:r>
+        <w:rPr>
+          <w:rFonts w:hint="default" w:ascii="Consolas" w:hAnsi="Consolas" w:eastAsia="Consolas" w:cs="Consolas"/>
+          <w:b w:val="0"/>
+          <w:bCs w:val="0"/>
+          <w:color w:val="9CDCFE"/>
+          <w:kern w:val="0"/>
+          <w:sz w:val="18"/>
+          <w:szCs w:val="18"/>
+          <w:shd w:val="clear" w:fill="1E1E1E"/>
+          <w:lang w:val="en-US" w:eastAsia="zh-CN" w:bidi="ar"/>
+        </w:rPr>
+        <w:t>totalPenPrice</w:t>
+      </w:r>
+      <w:r>
+        <w:rPr>
+          <w:rFonts w:hint="default" w:ascii="Consolas" w:hAnsi="Consolas" w:eastAsia="Consolas" w:cs="Consolas"/>
+          <w:b w:val="0"/>
+          <w:bCs w:val="0"/>
+          <w:color w:val="D4D4D4"/>
+          <w:kern w:val="0"/>
+          <w:sz w:val="18"/>
+          <w:szCs w:val="18"/>
+          <w:shd w:val="clear" w:fill="1E1E1E"/>
+          <w:lang w:val="en-US" w:eastAsia="zh-CN" w:bidi="ar"/>
+        </w:rPr>
+        <w:t xml:space="preserve"> = </w:t>
+      </w:r>
+      <w:r>
+        <w:rPr>
+          <w:rFonts w:hint="default" w:ascii="Consolas" w:hAnsi="Consolas" w:eastAsia="Consolas" w:cs="Consolas"/>
+          <w:b w:val="0"/>
+          <w:bCs w:val="0"/>
+          <w:color w:val="DCDCAA"/>
+          <w:kern w:val="0"/>
+          <w:sz w:val="18"/>
+          <w:szCs w:val="18"/>
+          <w:shd w:val="clear" w:fill="1E1E1E"/>
+          <w:lang w:val="en-US" w:eastAsia="zh-CN" w:bidi="ar"/>
+        </w:rPr>
+        <w:t>sum</w:t>
+      </w:r>
+      <w:r>
+        <w:rPr>
+          <w:rFonts w:hint="default" w:ascii="Consolas" w:hAnsi="Consolas" w:eastAsia="Consolas" w:cs="Consolas"/>
+          <w:b w:val="0"/>
+          <w:bCs w:val="0"/>
+          <w:color w:val="D4D4D4"/>
+          <w:kern w:val="0"/>
+          <w:sz w:val="18"/>
+          <w:szCs w:val="18"/>
+          <w:shd w:val="clear" w:fill="1E1E1E"/>
+          <w:lang w:val="en-US" w:eastAsia="zh-CN" w:bidi="ar"/>
+        </w:rPr>
+        <w:t xml:space="preserve">(capPrice, penBodyPrice); </w:t>
+      </w:r>
+      <w:r>
+        <w:rPr>
+          <w:rFonts w:hint="default" w:ascii="Consolas" w:hAnsi="Consolas" w:eastAsia="Consolas" w:cs="Consolas"/>
+          <w:b w:val="0"/>
+          <w:bCs w:val="0"/>
+          <w:color w:val="6A9955"/>
+          <w:kern w:val="0"/>
+          <w:sz w:val="18"/>
+          <w:szCs w:val="18"/>
+          <w:shd w:val="clear" w:fill="1E1E1E"/>
+          <w:lang w:val="en-US" w:eastAsia="zh-CN" w:bidi="ar"/>
+        </w:rPr>
+        <w:t>// sum method is re-used</w:t>
+      </w:r>
+    </w:p>
+    <w:p>
+      <w:pPr>
+        <w:keepNext w:val="0"/>
+        <w:keepLines w:val="0"/>
+        <w:widowControl/>
+        <w:suppressLineNumbers w:val="0"/>
+        <w:shd w:val="clear" w:fill="1E1E1E"/>
+        <w:spacing w:line="240" w:lineRule="auto"/>
+        <w:jc w:val="left"/>
+        <w:rPr>
+          <w:rFonts w:hint="default" w:ascii="Consolas" w:hAnsi="Consolas" w:eastAsia="Consolas" w:cs="Consolas"/>
+          <w:b w:val="0"/>
+          <w:bCs w:val="0"/>
+          <w:color w:val="D4D4D4"/>
+          <w:sz w:val="18"/>
+          <w:szCs w:val="18"/>
+        </w:rPr>
+      </w:pPr>
+      <w:r>
+        <w:rPr>
+          <w:rFonts w:hint="default" w:ascii="Consolas" w:hAnsi="Consolas" w:eastAsia="Consolas" w:cs="Consolas"/>
+          <w:b w:val="0"/>
+          <w:bCs w:val="0"/>
+          <w:color w:val="D4D4D4"/>
+          <w:kern w:val="0"/>
+          <w:sz w:val="18"/>
+          <w:szCs w:val="18"/>
+          <w:shd w:val="clear" w:fill="1E1E1E"/>
+          <w:lang w:val="en-US" w:eastAsia="zh-CN" w:bidi="ar"/>
+        </w:rPr>
+        <w:t xml:space="preserve">        </w:t>
+      </w:r>
+      <w:r>
+        <w:rPr>
+          <w:rFonts w:hint="default" w:ascii="Consolas" w:hAnsi="Consolas" w:eastAsia="Consolas" w:cs="Consolas"/>
+          <w:b w:val="0"/>
+          <w:bCs w:val="0"/>
+          <w:color w:val="9CDCFE"/>
+          <w:kern w:val="0"/>
+          <w:sz w:val="18"/>
+          <w:szCs w:val="18"/>
+          <w:shd w:val="clear" w:fill="1E1E1E"/>
+          <w:lang w:val="en-US" w:eastAsia="zh-CN" w:bidi="ar"/>
+        </w:rPr>
+        <w:t>System</w:t>
+      </w:r>
+      <w:r>
+        <w:rPr>
+          <w:rFonts w:hint="default" w:ascii="Consolas" w:hAnsi="Consolas" w:eastAsia="Consolas" w:cs="Consolas"/>
+          <w:b w:val="0"/>
+          <w:bCs w:val="0"/>
+          <w:color w:val="D4D4D4"/>
+          <w:kern w:val="0"/>
+          <w:sz w:val="18"/>
+          <w:szCs w:val="18"/>
+          <w:shd w:val="clear" w:fill="1E1E1E"/>
+          <w:lang w:val="en-US" w:eastAsia="zh-CN" w:bidi="ar"/>
+        </w:rPr>
+        <w:t>.</w:t>
+      </w:r>
+      <w:r>
+        <w:rPr>
+          <w:rFonts w:hint="default" w:ascii="Consolas" w:hAnsi="Consolas" w:eastAsia="Consolas" w:cs="Consolas"/>
+          <w:b w:val="0"/>
+          <w:bCs w:val="0"/>
+          <w:color w:val="9CDCFE"/>
+          <w:kern w:val="0"/>
+          <w:sz w:val="18"/>
+          <w:szCs w:val="18"/>
+          <w:shd w:val="clear" w:fill="1E1E1E"/>
+          <w:lang w:val="en-US" w:eastAsia="zh-CN" w:bidi="ar"/>
+        </w:rPr>
+        <w:t>out</w:t>
+      </w:r>
+      <w:r>
+        <w:rPr>
+          <w:rFonts w:hint="default" w:ascii="Consolas" w:hAnsi="Consolas" w:eastAsia="Consolas" w:cs="Consolas"/>
+          <w:b w:val="0"/>
+          <w:bCs w:val="0"/>
+          <w:color w:val="D4D4D4"/>
+          <w:kern w:val="0"/>
+          <w:sz w:val="18"/>
+          <w:szCs w:val="18"/>
+          <w:shd w:val="clear" w:fill="1E1E1E"/>
+          <w:lang w:val="en-US" w:eastAsia="zh-CN" w:bidi="ar"/>
+        </w:rPr>
+        <w:t>.</w:t>
+      </w:r>
+      <w:r>
+        <w:rPr>
+          <w:rFonts w:hint="default" w:ascii="Consolas" w:hAnsi="Consolas" w:eastAsia="Consolas" w:cs="Consolas"/>
+          <w:b w:val="0"/>
+          <w:bCs w:val="0"/>
+          <w:color w:val="DCDCAA"/>
+          <w:kern w:val="0"/>
+          <w:sz w:val="18"/>
+          <w:szCs w:val="18"/>
+          <w:shd w:val="clear" w:fill="1E1E1E"/>
+          <w:lang w:val="en-US" w:eastAsia="zh-CN" w:bidi="ar"/>
+        </w:rPr>
+        <w:t>println</w:t>
+      </w:r>
+      <w:r>
+        <w:rPr>
+          <w:rFonts w:hint="default" w:ascii="Consolas" w:hAnsi="Consolas" w:eastAsia="Consolas" w:cs="Consolas"/>
+          <w:b w:val="0"/>
+          <w:bCs w:val="0"/>
+          <w:color w:val="D4D4D4"/>
+          <w:kern w:val="0"/>
+          <w:sz w:val="18"/>
+          <w:szCs w:val="18"/>
+          <w:shd w:val="clear" w:fill="1E1E1E"/>
+          <w:lang w:val="en-US" w:eastAsia="zh-CN" w:bidi="ar"/>
+        </w:rPr>
+        <w:t>(</w:t>
+      </w:r>
+      <w:r>
+        <w:rPr>
+          <w:rFonts w:hint="default" w:ascii="Consolas" w:hAnsi="Consolas" w:eastAsia="Consolas" w:cs="Consolas"/>
+          <w:b w:val="0"/>
+          <w:bCs w:val="0"/>
+          <w:color w:val="CE9178"/>
+          <w:kern w:val="0"/>
+          <w:sz w:val="18"/>
+          <w:szCs w:val="18"/>
+          <w:shd w:val="clear" w:fill="1E1E1E"/>
+          <w:lang w:val="en-US" w:eastAsia="zh-CN" w:bidi="ar"/>
+        </w:rPr>
+        <w:t>"Pen price is: "</w:t>
+      </w:r>
+      <w:r>
+        <w:rPr>
+          <w:rFonts w:hint="default" w:ascii="Consolas" w:hAnsi="Consolas" w:eastAsia="Consolas" w:cs="Consolas"/>
+          <w:b w:val="0"/>
+          <w:bCs w:val="0"/>
+          <w:color w:val="D4D4D4"/>
+          <w:kern w:val="0"/>
+          <w:sz w:val="18"/>
+          <w:szCs w:val="18"/>
+          <w:shd w:val="clear" w:fill="1E1E1E"/>
+          <w:lang w:val="en-US" w:eastAsia="zh-CN" w:bidi="ar"/>
+        </w:rPr>
+        <w:t>+ totalPenPrice);</w:t>
+      </w:r>
+    </w:p>
+    <w:p>
+      <w:pPr>
+        <w:keepNext w:val="0"/>
+        <w:keepLines w:val="0"/>
+        <w:widowControl/>
+        <w:suppressLineNumbers w:val="0"/>
+        <w:shd w:val="clear" w:fill="1E1E1E"/>
+        <w:spacing w:line="240" w:lineRule="auto"/>
+        <w:jc w:val="left"/>
+        <w:rPr>
+          <w:rFonts w:hint="default" w:ascii="Consolas" w:hAnsi="Consolas" w:eastAsia="Consolas" w:cs="Consolas"/>
+          <w:b w:val="0"/>
+          <w:bCs w:val="0"/>
+          <w:color w:val="D4D4D4"/>
+          <w:sz w:val="18"/>
+          <w:szCs w:val="18"/>
+        </w:rPr>
+      </w:pPr>
+      <w:r>
+        <w:rPr>
+          <w:rFonts w:hint="default" w:ascii="Consolas" w:hAnsi="Consolas" w:eastAsia="Consolas" w:cs="Consolas"/>
+          <w:b w:val="0"/>
+          <w:bCs w:val="0"/>
+          <w:color w:val="D4D4D4"/>
+          <w:kern w:val="0"/>
+          <w:sz w:val="18"/>
+          <w:szCs w:val="18"/>
+          <w:shd w:val="clear" w:fill="1E1E1E"/>
+          <w:lang w:val="en-US" w:eastAsia="zh-CN" w:bidi="ar"/>
+        </w:rPr>
+        <w:t xml:space="preserve">        </w:t>
+      </w:r>
+      <w:r>
+        <w:rPr>
+          <w:rFonts w:hint="default" w:ascii="Consolas" w:hAnsi="Consolas" w:eastAsia="Consolas" w:cs="Consolas"/>
+          <w:b w:val="0"/>
+          <w:bCs w:val="0"/>
+          <w:color w:val="C586C0"/>
+          <w:kern w:val="0"/>
+          <w:sz w:val="18"/>
+          <w:szCs w:val="18"/>
+          <w:shd w:val="clear" w:fill="1E1E1E"/>
+          <w:lang w:val="en-US" w:eastAsia="zh-CN" w:bidi="ar"/>
+        </w:rPr>
+        <w:t>return</w:t>
+      </w:r>
+      <w:r>
+        <w:rPr>
+          <w:rFonts w:hint="default" w:ascii="Consolas" w:hAnsi="Consolas" w:eastAsia="Consolas" w:cs="Consolas"/>
+          <w:b w:val="0"/>
+          <w:bCs w:val="0"/>
+          <w:color w:val="D4D4D4"/>
+          <w:kern w:val="0"/>
+          <w:sz w:val="18"/>
+          <w:szCs w:val="18"/>
+          <w:shd w:val="clear" w:fill="1E1E1E"/>
+          <w:lang w:val="en-US" w:eastAsia="zh-CN" w:bidi="ar"/>
+        </w:rPr>
+        <w:t xml:space="preserve"> totalPenPrice;</w:t>
+      </w:r>
+    </w:p>
+    <w:p>
+      <w:pPr>
+        <w:keepNext w:val="0"/>
+        <w:keepLines w:val="0"/>
+        <w:widowControl/>
+        <w:suppressLineNumbers w:val="0"/>
+        <w:shd w:val="clear" w:fill="1E1E1E"/>
+        <w:spacing w:line="240" w:lineRule="auto"/>
+        <w:ind w:firstLine="461"/>
+        <w:jc w:val="left"/>
+        <w:rPr>
+          <w:rFonts w:hint="default" w:ascii="Consolas" w:hAnsi="Consolas" w:eastAsia="Consolas" w:cs="Consolas"/>
+          <w:b w:val="0"/>
+          <w:bCs w:val="0"/>
+          <w:color w:val="D4D4D4"/>
+          <w:kern w:val="0"/>
+          <w:sz w:val="18"/>
+          <w:szCs w:val="18"/>
+          <w:shd w:val="clear" w:fill="1E1E1E"/>
+          <w:lang w:val="en-US" w:eastAsia="zh-CN" w:bidi="ar"/>
+        </w:rPr>
+      </w:pPr>
+      <w:r>
+        <w:rPr>
+          <w:rFonts w:hint="default" w:ascii="Consolas" w:hAnsi="Consolas" w:eastAsia="Consolas" w:cs="Consolas"/>
+          <w:b w:val="0"/>
+          <w:bCs w:val="0"/>
+          <w:color w:val="D4D4D4"/>
+          <w:kern w:val="0"/>
+          <w:sz w:val="18"/>
+          <w:szCs w:val="18"/>
+          <w:shd w:val="clear" w:fill="1E1E1E"/>
+          <w:lang w:val="en-US" w:eastAsia="zh-CN" w:bidi="ar"/>
+        </w:rPr>
+        <w:t>}</w:t>
+      </w:r>
+    </w:p>
+    <w:p>
+      <w:pPr>
+        <w:keepNext w:val="0"/>
+        <w:keepLines w:val="0"/>
+        <w:widowControl/>
+        <w:suppressLineNumbers w:val="0"/>
+        <w:shd w:val="clear" w:fill="1E1E1E"/>
+        <w:spacing w:line="240" w:lineRule="auto"/>
+        <w:ind w:firstLine="461"/>
+        <w:jc w:val="left"/>
+        <w:rPr>
+          <w:rFonts w:hint="default" w:ascii="Consolas" w:hAnsi="Consolas" w:eastAsia="Consolas" w:cs="Consolas"/>
+          <w:b w:val="0"/>
+          <w:bCs w:val="0"/>
+          <w:color w:val="D4D4D4"/>
+          <w:kern w:val="0"/>
+          <w:sz w:val="18"/>
+          <w:szCs w:val="18"/>
+          <w:shd w:val="clear" w:fill="1E1E1E"/>
+          <w:lang w:val="en-US" w:eastAsia="zh-CN" w:bidi="ar"/>
+        </w:rPr>
+      </w:pPr>
+    </w:p>
+    <w:p>
+      <w:pPr>
+        <w:keepNext w:val="0"/>
+        <w:keepLines w:val="0"/>
+        <w:widowControl/>
+        <w:suppressLineNumbers w:val="0"/>
+        <w:shd w:val="clear" w:fill="1E1E1E"/>
+        <w:spacing w:line="240" w:lineRule="auto"/>
+        <w:jc w:val="left"/>
+        <w:rPr>
+          <w:rFonts w:hint="default" w:ascii="Consolas" w:hAnsi="Consolas" w:eastAsia="Consolas" w:cs="Consolas"/>
+          <w:b w:val="0"/>
+          <w:bCs w:val="0"/>
+          <w:color w:val="D4D4D4"/>
+          <w:sz w:val="18"/>
+          <w:szCs w:val="18"/>
+        </w:rPr>
+      </w:pPr>
+      <w:r>
+        <w:rPr>
+          <w:rFonts w:hint="default" w:ascii="Consolas" w:hAnsi="Consolas" w:eastAsia="Consolas" w:cs="Consolas"/>
+          <w:b w:val="0"/>
+          <w:bCs w:val="0"/>
+          <w:color w:val="D4D4D4"/>
+          <w:kern w:val="0"/>
+          <w:sz w:val="18"/>
+          <w:szCs w:val="18"/>
+          <w:shd w:val="clear" w:fill="1E1E1E"/>
+          <w:lang w:val="en-US" w:eastAsia="zh-CN" w:bidi="ar"/>
+        </w:rPr>
+        <w:t>}</w:t>
+      </w:r>
+    </w:p>
+    <w:bookmarkEnd w:id="0"/>
+    <w:p>
+      <w:pPr>
+        <w:numPr>
+          <w:ilvl w:val="0"/>
+          <w:numId w:val="0"/>
+        </w:numPr>
+        <w:tabs>
+          <w:tab w:val="left" w:pos="420"/>
+        </w:tabs>
+        <w:rPr>
+          <w:rFonts w:hint="default"/>
+          <w:i w:val="0"/>
+          <w:iCs w:val="0"/>
+          <w:lang w:val="en-IN"/>
+        </w:rPr>
+      </w:pPr>
+    </w:p>
+    <w:p>
+      <w:pPr>
+        <w:bidi w:val="0"/>
+        <w:rPr>
+          <w:rFonts w:hint="default"/>
+          <w:lang w:val="en-IN"/>
+        </w:rPr>
+      </w:pPr>
+      <w:r>
+        <w:rPr>
+          <w:sz w:val="20"/>
+        </w:rPr>
+        <mc:AlternateContent>
+          <mc:Choice Requires="wps">
+            <w:drawing>
+              <wp:anchor distT="0" distB="0" distL="114300" distR="114300" simplePos="0" relativeHeight="251660288" behindDoc="0" locked="0" layoutInCell="1" allowOverlap="1">
+                <wp:simplePos x="0" y="0"/>
+                <wp:positionH relativeFrom="column">
+                  <wp:posOffset>31115</wp:posOffset>
+                </wp:positionH>
+                <wp:positionV relativeFrom="paragraph">
+                  <wp:posOffset>52705</wp:posOffset>
+                </wp:positionV>
+                <wp:extent cx="6600825" cy="3082290"/>
+                <wp:effectExtent l="4445" t="4445" r="5080" b="18415"/>
+                <wp:wrapNone/>
+                <wp:docPr id="8" name="Text Box 8"/>
+                <wp:cNvGraphicFramePr/>
+                <a:graphic xmlns:a="http://schemas.openxmlformats.org/drawingml/2006/main">
+                  <a:graphicData uri="http://schemas.microsoft.com/office/word/2010/wordprocessingShape">
+                    <wps:wsp>
+                      <wps:cNvSpPr txBox="1"/>
+                      <wps:spPr>
+                        <a:xfrm>
+                          <a:off x="488315" y="5253990"/>
+                          <a:ext cx="6600825" cy="3082290"/>
+                        </a:xfrm>
+                        <a:prstGeom prst="rect">
+                          <a:avLst/>
+                        </a:prstGeom>
+                        <a:solidFill>
+                          <a:schemeClr val="accent6">
+                            <a:lumMod val="40000"/>
+                            <a:lumOff val="60000"/>
+                          </a:schemeClr>
+                        </a:solidFill>
+                        <a:ln w="6350">
+                          <a:solidFill>
+                            <a:prstClr val="black"/>
+                          </a:solidFill>
+                        </a:ln>
+                      </wps:spPr>
+                      <wps:style>
+                        <a:lnRef idx="0">
+                          <a:schemeClr val="accent1"/>
+                        </a:lnRef>
+                        <a:fillRef idx="0">
+                          <a:schemeClr val="accent1"/>
+                        </a:fillRef>
+                        <a:effectRef idx="0">
+                          <a:schemeClr val="accent1"/>
+                        </a:effectRef>
+                        <a:fontRef idx="minor">
+                          <a:schemeClr val="dk1"/>
+                        </a:fontRef>
+                      </wps:style>
+                      <wps:txbx>
+                        <w:txbxContent>
+                          <w:p>
+                            <w:pPr>
+                              <w:rPr>
+                                <w:b/>
+                                <w:bCs/>
+                                <w:sz w:val="24"/>
+                                <w:szCs w:val="24"/>
+                              </w:rPr>
+                            </w:pPr>
+                            <w:r>
+                              <w:rPr>
+                                <w:b/>
+                                <w:bCs/>
+                                <w:sz w:val="24"/>
+                                <w:szCs w:val="24"/>
+                              </w:rPr>
+                              <w:t>access specifiers</w:t>
+                            </w:r>
+                            <w:r>
+                              <w:rPr>
+                                <w:rFonts w:hint="default"/>
+                                <w:b/>
+                                <w:bCs/>
+                                <w:sz w:val="24"/>
+                                <w:szCs w:val="24"/>
+                                <w:lang w:val="en-IN"/>
+                              </w:rPr>
+                              <w:t xml:space="preserve"> / </w:t>
+                            </w:r>
+                            <w:r>
+                              <w:rPr>
+                                <w:b/>
+                                <w:bCs/>
+                                <w:sz w:val="24"/>
+                                <w:szCs w:val="24"/>
+                              </w:rPr>
+                              <w:t>access modifiers</w:t>
+                            </w:r>
+                          </w:p>
+                          <w:p>
+                            <w:pPr>
+                              <w:rPr>
+                                <w:rFonts w:ascii="SimSun" w:hAnsi="SimSun" w:eastAsia="SimSun" w:cs="SimSun"/>
+                                <w:sz w:val="24"/>
+                                <w:szCs w:val="24"/>
+                              </w:rPr>
+                            </w:pPr>
+                            <w:r>
+                              <w:t>In Java, access specifiers (also called access modifiers) control the visibility of classes, methods, and variables. There are four main access specifiers</w:t>
+                            </w:r>
+                            <w:r>
+                              <w:rPr>
+                                <w:rFonts w:ascii="SimSun" w:hAnsi="SimSun" w:eastAsia="SimSun" w:cs="SimSun"/>
+                                <w:sz w:val="24"/>
+                                <w:szCs w:val="24"/>
+                              </w:rPr>
+                              <w:t>:</w:t>
+                            </w:r>
+                          </w:p>
+                          <w:p>
+                            <w:pPr>
+                              <w:numPr>
+                                <w:ilvl w:val="0"/>
+                                <w:numId w:val="0"/>
+                              </w:numPr>
+                              <w:bidi w:val="0"/>
+                              <w:rPr>
+                                <w:rFonts w:hint="default"/>
+                                <w:lang w:val="en-IN"/>
+                              </w:rPr>
+                            </w:pPr>
+                          </w:p>
+                          <w:p>
+                            <w:pPr>
+                              <w:numPr>
+                                <w:ilvl w:val="0"/>
+                                <w:numId w:val="18"/>
+                              </w:numPr>
+                              <w:bidi w:val="0"/>
+                              <w:rPr>
+                                <w:rFonts w:hint="default"/>
+                                <w:lang w:val="en-IN"/>
+                              </w:rPr>
+                            </w:pPr>
+                            <w:r>
+                              <w:rPr>
+                                <w:rFonts w:hint="default"/>
+                                <w:b/>
+                                <w:bCs/>
+                                <w:lang w:val="en-IN"/>
+                              </w:rPr>
+                              <w:t>public</w:t>
+                            </w:r>
+                          </w:p>
+                          <w:p>
+                            <w:pPr>
+                              <w:bidi w:val="0"/>
+                              <w:rPr>
+                                <w:rFonts w:hint="default"/>
+                                <w:lang w:val="en-IN"/>
+                              </w:rPr>
+                            </w:pPr>
+                            <w:r>
+                              <w:rPr>
+                                <w:rFonts w:hint="default"/>
+                                <w:lang w:val="en-IN"/>
+                              </w:rPr>
+                              <w:t xml:space="preserve"> can be access through any class in any package. Accessible from anywhere. Used for APIs, libraries, etc.</w:t>
+                            </w:r>
+                          </w:p>
+                          <w:p>
+                            <w:pPr>
+                              <w:bidi w:val="0"/>
+                              <w:rPr>
+                                <w:rFonts w:hint="default"/>
+                                <w:lang w:val="en-IN"/>
+                              </w:rPr>
+                            </w:pPr>
+                          </w:p>
+                          <w:p>
+                            <w:pPr>
+                              <w:numPr>
+                                <w:ilvl w:val="0"/>
+                                <w:numId w:val="18"/>
+                              </w:numPr>
+                              <w:bidi w:val="0"/>
+                              <w:ind w:left="0" w:leftChars="0" w:firstLine="0" w:firstLineChars="0"/>
+                              <w:rPr>
+                                <w:rFonts w:hint="default"/>
+                                <w:lang w:val="en-IN"/>
+                              </w:rPr>
+                            </w:pPr>
+                            <w:r>
+                              <w:rPr>
+                                <w:rFonts w:hint="default"/>
+                                <w:b/>
+                                <w:bCs/>
+                                <w:lang w:val="en-IN"/>
+                              </w:rPr>
+                              <w:t>protected</w:t>
+                            </w:r>
+                          </w:p>
+                          <w:p>
+                            <w:pPr>
+                              <w:bidi w:val="0"/>
+                              <w:rPr>
+                                <w:rFonts w:hint="default"/>
+                                <w:lang w:val="en-IN"/>
+                              </w:rPr>
+                            </w:pPr>
+                            <w:r>
+                              <w:rPr>
+                                <w:rFonts w:hint="default"/>
+                                <w:lang w:val="en-IN"/>
+                              </w:rPr>
+                              <w:t>can be access by other classes in the same Package or other sub-classes in different package. Accessible within the same package and by subclasses (even in different packages).</w:t>
+                            </w:r>
+                          </w:p>
+                          <w:p>
+                            <w:pPr>
+                              <w:bidi w:val="0"/>
+                              <w:rPr>
+                                <w:rFonts w:hint="default"/>
+                                <w:lang w:val="en-IN"/>
+                              </w:rPr>
+                            </w:pPr>
+                          </w:p>
+                          <w:p>
+                            <w:pPr>
+                              <w:numPr>
+                                <w:ilvl w:val="0"/>
+                                <w:numId w:val="18"/>
+                              </w:numPr>
+                              <w:bidi w:val="0"/>
+                              <w:ind w:left="0" w:leftChars="0" w:firstLine="0" w:firstLineChars="0"/>
+                              <w:rPr>
+                                <w:rFonts w:hint="default"/>
+                                <w:lang w:val="en-IN"/>
+                              </w:rPr>
+                            </w:pPr>
+                            <w:r>
+                              <w:rPr>
+                                <w:rFonts w:hint="default"/>
+                                <w:b/>
+                                <w:bCs/>
+                                <w:lang w:val="en-IN"/>
+                              </w:rPr>
+                              <w:t>private</w:t>
+                            </w:r>
+                          </w:p>
+                          <w:p>
+                            <w:pPr>
+                              <w:bidi w:val="0"/>
+                              <w:rPr>
+                                <w:rFonts w:hint="default"/>
+                                <w:lang w:val="en-IN"/>
+                              </w:rPr>
+                            </w:pPr>
+                            <w:r>
+                              <w:rPr>
+                                <w:rFonts w:hint="default"/>
+                                <w:lang w:val="en-IN"/>
+                              </w:rPr>
+                              <w:t>can be access by methods only in the same class. Accessible only within the same class. Not accessible from outside the class, not even by subclasses.</w:t>
+                            </w:r>
+                          </w:p>
+                          <w:p>
+                            <w:pPr>
+                              <w:bidi w:val="0"/>
+                              <w:rPr>
+                                <w:rFonts w:hint="default"/>
+                                <w:lang w:val="en-IN"/>
+                              </w:rPr>
+                            </w:pPr>
+                          </w:p>
+                          <w:p>
+                            <w:pPr>
+                              <w:numPr>
+                                <w:ilvl w:val="0"/>
+                                <w:numId w:val="18"/>
+                              </w:numPr>
+                              <w:bidi w:val="0"/>
+                              <w:ind w:left="0" w:leftChars="0" w:firstLine="0" w:firstLineChars="0"/>
+                              <w:rPr>
+                                <w:rFonts w:hint="default"/>
+                                <w:lang w:val="en-IN"/>
+                              </w:rPr>
+                            </w:pPr>
+                            <w:r>
+                              <w:rPr>
+                                <w:rFonts w:hint="default"/>
+                                <w:b/>
+                                <w:bCs/>
+                                <w:lang w:val="en-IN"/>
+                              </w:rPr>
+                              <w:t xml:space="preserve">default </w:t>
+                            </w:r>
+                            <w:r>
+                              <w:rPr>
+                                <w:rFonts w:hint="default"/>
+                                <w:lang w:val="en-IN"/>
+                              </w:rPr>
+                              <w:t>(no modifier)</w:t>
+                            </w:r>
+                          </w:p>
+                          <w:p>
+                            <w:pPr>
+                              <w:bidi w:val="0"/>
+                              <w:rPr>
+                                <w:rFonts w:hint="default"/>
+                                <w:lang w:val="en-IN"/>
+                              </w:rPr>
+                            </w:pPr>
+                            <w:r>
+                              <w:rPr>
+                                <w:rFonts w:hint="default"/>
+                                <w:lang w:val="en-IN"/>
+                              </w:rPr>
+                              <w:t>if we do not mention anything, then Default access specifier is used by java. It can be only accessed by classes in same package. Accessible within the same package only. If no access specifier is used, it's the default.</w:t>
+                            </w:r>
+                          </w:p>
+                          <w:p/>
+                        </w:txbxContent>
+                      </wps:txbx>
+                      <wps:bodyPr rot="0" spcFirstLastPara="0" vertOverflow="overflow" horzOverflow="overflow" vert="horz" wrap="square" lIns="91440" tIns="45720" rIns="91440" bIns="45720" numCol="1" spcCol="0" rtlCol="0" fromWordArt="0" anchor="t" anchorCtr="0" forceAA="0" compatLnSpc="1">
+                        <a:noAutofit/>
+                      </wps:bodyPr>
+                    </wps:wsp>
+                  </a:graphicData>
+                </a:graphic>
+              </wp:anchor>
+            </w:drawing>
+          </mc:Choice>
+          <mc:Fallback>
+            <w:pict>
+              <v:shape id="_x0000_s1026" o:spid="_x0000_s1026" o:spt="202" type="#_x0000_t202" style="position:absolute;left:0pt;margin-left:2.45pt;margin-top:4.15pt;height:242.7pt;width:519.75pt;z-index:251660288;mso-width-relative:page;mso-height-relative:page;" fillcolor="#C5E0B4 [1305]" filled="t" stroked="t" coordsize="21600,21600" o:gfxdata="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">
+                <v:fill on="t" focussize="0,0"/>
+                <v:stroke weight="0.5pt" color="#000000 [3204]" joinstyle="round"/>
+                <v:imagedata o:title=""/>
+                <o:lock v:ext="edit" aspectratio="f"/>
+                <v:textbox>
+                  <w:txbxContent>
+                    <w:p>
+                      <w:pPr>
+                        <w:rPr>
+                          <w:b/>
+                          <w:bCs/>
+                          <w:sz w:val="24"/>
+                          <w:szCs w:val="24"/>
+                        </w:rPr>
+                      </w:pPr>
+                      <w:r>
+                        <w:rPr>
+                          <w:b/>
+                          <w:bCs/>
+                          <w:sz w:val="24"/>
+                          <w:szCs w:val="24"/>
+                        </w:rPr>
+                        <w:t>access specifiers</w:t>
+                      </w:r>
+                      <w:r>
+                        <w:rPr>
+                          <w:rFonts w:hint="default"/>
+                          <w:b/>
+                          <w:bCs/>
+                          <w:sz w:val="24"/>
+                          <w:szCs w:val="24"/>
+                          <w:lang w:val="en-IN"/>
+                        </w:rPr>
+                        <w:t xml:space="preserve"> / </w:t>
+                      </w:r>
+                      <w:r>
+                        <w:rPr>
+                          <w:b/>
+                          <w:bCs/>
+                          <w:sz w:val="24"/>
+                          <w:szCs w:val="24"/>
+                        </w:rPr>
+                        <w:t>access modifiers</w:t>
+                      </w:r>
+                    </w:p>
+                    <w:p>
+                      <w:pPr>
+                        <w:rPr>
+                          <w:rFonts w:ascii="SimSun" w:hAnsi="SimSun" w:eastAsia="SimSun" w:cs="SimSun"/>
+                          <w:sz w:val="24"/>
+                          <w:szCs w:val="24"/>
+                        </w:rPr>
+                      </w:pPr>
+                      <w:r>
+                        <w:t>In Java, access specifiers (also called access modifiers) control the visibility of classes, methods, and variables. There are four main access specifiers</w:t>
+                      </w:r>
+                      <w:r>
+                        <w:rPr>
+                          <w:rFonts w:ascii="SimSun" w:hAnsi="SimSun" w:eastAsia="SimSun" w:cs="SimSun"/>
+                          <w:sz w:val="24"/>
+                          <w:szCs w:val="24"/>
+                        </w:rPr>
+                        <w:t>:</w:t>
+                      </w:r>
+                    </w:p>
+                    <w:p>
+                      <w:pPr>
+                        <w:numPr>
+                          <w:ilvl w:val="0"/>
+                          <w:numId w:val="0"/>
+                        </w:numPr>
+                        <w:bidi w:val="0"/>
+                        <w:rPr>
+                          <w:rFonts w:hint="default"/>
+                          <w:lang w:val="en-IN"/>
+                        </w:rPr>
+                      </w:pPr>
+                    </w:p>
+                    <w:p>
+                      <w:pPr>
+                        <w:numPr>
+                          <w:ilvl w:val="0"/>
+                          <w:numId w:val="18"/>
+                        </w:numPr>
+                        <w:bidi w:val="0"/>
+                        <w:rPr>
+                          <w:rFonts w:hint="default"/>
+                          <w:lang w:val="en-IN"/>
+                        </w:rPr>
+                      </w:pPr>
+                      <w:r>
+                        <w:rPr>
+                          <w:rFonts w:hint="default"/>
+                          <w:b/>
+                          <w:bCs/>
+                          <w:lang w:val="en-IN"/>
+                        </w:rPr>
+                        <w:t>public</w:t>
+                      </w:r>
+                    </w:p>
+                    <w:p>
+                      <w:pPr>
+                        <w:bidi w:val="0"/>
+                        <w:rPr>
+                          <w:rFonts w:hint="default"/>
+                          <w:lang w:val="en-IN"/>
+                        </w:rPr>
+                      </w:pPr>
+                      <w:r>
+                        <w:rPr>
+                          <w:rFonts w:hint="default"/>
+                          <w:lang w:val="en-IN"/>
+                        </w:rPr>
+                        <w:t xml:space="preserve"> can be access through any class in any package. Accessible from anywhere. Used for APIs, libraries, etc.</w:t>
+                      </w:r>
+                    </w:p>
+                    <w:p>
+                      <w:pPr>
+                        <w:bidi w:val="0"/>
+                        <w:rPr>
+                          <w:rFonts w:hint="default"/>
+                          <w:lang w:val="en-IN"/>
+                        </w:rPr>
+                      </w:pPr>
+                    </w:p>
+                    <w:p>
+                      <w:pPr>
+                        <w:numPr>
+                          <w:ilvl w:val="0"/>
+                          <w:numId w:val="18"/>
+                        </w:numPr>
+                        <w:bidi w:val="0"/>
+                        <w:ind w:left="0" w:leftChars="0" w:firstLine="0" w:firstLineChars="0"/>
+                        <w:rPr>
+                          <w:rFonts w:hint="default"/>
+                          <w:lang w:val="en-IN"/>
+                        </w:rPr>
+                      </w:pPr>
+                      <w:r>
+                        <w:rPr>
+                          <w:rFonts w:hint="default"/>
+                          <w:b/>
+                          <w:bCs/>
+                          <w:lang w:val="en-IN"/>
+                        </w:rPr>
+                        <w:t>protected</w:t>
+                      </w:r>
+                    </w:p>
+                    <w:p>
+                      <w:pPr>
+                        <w:bidi w:val="0"/>
+                        <w:rPr>
+                          <w:rFonts w:hint="default"/>
+                          <w:lang w:val="en-IN"/>
+                        </w:rPr>
+                      </w:pPr>
+                      <w:r>
+                        <w:rPr>
+                          <w:rFonts w:hint="default"/>
+                          <w:lang w:val="en-IN"/>
+                        </w:rPr>
+                        <w:t>can be access by other classes in the same Package or other sub-classes in different package. Accessible within the same package and by subclasses (even in different packages).</w:t>
+                      </w:r>
+                    </w:p>
+                    <w:p>
+                      <w:pPr>
+                        <w:bidi w:val="0"/>
+                        <w:rPr>
+                          <w:rFonts w:hint="default"/>
+                          <w:lang w:val="en-IN"/>
+                        </w:rPr>
+                      </w:pPr>
+                    </w:p>
+                    <w:p>
+                      <w:pPr>
+                        <w:numPr>
+                          <w:ilvl w:val="0"/>
+                          <w:numId w:val="18"/>
+                        </w:numPr>
+                        <w:bidi w:val="0"/>
+                        <w:ind w:left="0" w:leftChars="0" w:firstLine="0" w:firstLineChars="0"/>
+                        <w:rPr>
+                          <w:rFonts w:hint="default"/>
+                          <w:lang w:val="en-IN"/>
+                        </w:rPr>
+                      </w:pPr>
+                      <w:r>
+                        <w:rPr>
+                          <w:rFonts w:hint="default"/>
+                          <w:b/>
+                          <w:bCs/>
+                          <w:lang w:val="en-IN"/>
+                        </w:rPr>
+                        <w:t>private</w:t>
+                      </w:r>
+                    </w:p>
+                    <w:p>
+                      <w:pPr>
+                        <w:bidi w:val="0"/>
+                        <w:rPr>
+                          <w:rFonts w:hint="default"/>
+                          <w:lang w:val="en-IN"/>
+                        </w:rPr>
+                      </w:pPr>
+                      <w:r>
+                        <w:rPr>
+                          <w:rFonts w:hint="default"/>
+                          <w:lang w:val="en-IN"/>
+                        </w:rPr>
+                        <w:t>can be access by methods only in the same class. Accessible only within the same class. Not accessible from outside the class, not even by subclasses.</w:t>
+                      </w:r>
+                    </w:p>
+                    <w:p>
+                      <w:pPr>
+                        <w:bidi w:val="0"/>
+                        <w:rPr>
+                          <w:rFonts w:hint="default"/>
+                          <w:lang w:val="en-IN"/>
+                        </w:rPr>
+                      </w:pPr>
+                    </w:p>
+                    <w:p>
+                      <w:pPr>
+                        <w:numPr>
+                          <w:ilvl w:val="0"/>
+                          <w:numId w:val="18"/>
+                        </w:numPr>
+                        <w:bidi w:val="0"/>
+                        <w:ind w:left="0" w:leftChars="0" w:firstLine="0" w:firstLineChars="0"/>
+                        <w:rPr>
+                          <w:rFonts w:hint="default"/>
+                          <w:lang w:val="en-IN"/>
+                        </w:rPr>
+                      </w:pPr>
+                      <w:r>
+                        <w:rPr>
+                          <w:rFonts w:hint="default"/>
+                          <w:b/>
+                          <w:bCs/>
+                          <w:lang w:val="en-IN"/>
+                        </w:rPr>
+                        <w:t xml:space="preserve">default </w:t>
+                      </w:r>
+                      <w:r>
+                        <w:rPr>
+                          <w:rFonts w:hint="default"/>
+                          <w:lang w:val="en-IN"/>
+                        </w:rPr>
+                        <w:t>(no modifier)</w:t>
+                      </w:r>
+                    </w:p>
+                    <w:p>
+                      <w:pPr>
+                        <w:bidi w:val="0"/>
+                        <w:rPr>
+                          <w:rFonts w:hint="default"/>
+                          <w:lang w:val="en-IN"/>
+                        </w:rPr>
+                      </w:pPr>
+                      <w:r>
+                        <w:rPr>
+                          <w:rFonts w:hint="default"/>
+                          <w:lang w:val="en-IN"/>
+                        </w:rPr>
+                        <w:t>if we do not mention anything, then Default access specifier is used by java. It can be only accessed by classes in same package. Accessible within the same package only. If no access specifier is used, it's the default.</w:t>
+                      </w:r>
+                    </w:p>
+                    <w:p/>
+                  </w:txbxContent>
+                </v:textbox>
+              </v:shape>
+            </w:pict>
+          </mc:Fallback>
+        </mc:AlternateContent>
+      </w:r>
     </w:p>
     <w:sectPr>
       <w:pgSz w:w="11906" w:h="16838"/>
@@ -14366,6 +20629,18 @@
     </w:lvl>
   </w:abstractNum>
   <w:abstractNum w:abstractNumId="11">
+    <w:nsid w:val="130AB870"/>
+    <w:multiLevelType w:val="singleLevel"/>
+    <w:tmpl w:val="130AB870"/>
+    <w:lvl w:ilvl="0" w:tentative="0">
+      <w:start w:val="1"/>
+      <w:numFmt w:val="decimal"/>
+      <w:suff w:val="space"/>
+      <w:lvlText w:val="%1."/>
+      <w:lvlJc w:val="left"/>
+    </w:lvl>
+  </w:abstractNum>
+  <w:abstractNum w:abstractNumId="12">
     <w:nsid w:val="2E8F60EB"/>
     <w:multiLevelType w:val="singleLevel"/>
     <w:tmpl w:val="2E8F60EB"/>
@@ -14377,7 +20652,7 @@
       <w:lvlJc w:val="left"/>
     </w:lvl>
   </w:abstractNum>
-  <w:abstractNum w:abstractNumId="12">
+  <w:abstractNum w:abstractNumId="13">
     <w:nsid w:val="495C58AC"/>
     <w:multiLevelType w:val="singleLevel"/>
     <w:tmpl w:val="495C58AC"/>
@@ -14389,7 +20664,28 @@
       <w:lvlJc w:val="left"/>
     </w:lvl>
   </w:abstractNum>
-  <w:abstractNum w:abstractNumId="13">
+  <w:abstractNum w:abstractNumId="14">
+    <w:nsid w:val="4D16AA1F"/>
+    <w:multiLevelType w:val="singleLevel"/>
+    <w:tmpl w:val="4D16AA1F"/>
+    <w:lvl w:ilvl="0" w:tentative="0">
+      <w:start w:val="1"/>
+      <w:numFmt w:val="bullet"/>
+      <w:lvlText w:val=""/>
+      <w:lvlJc w:val="left"/>
+      <w:pPr>
+        <w:tabs>
+          <w:tab w:val="left" w:pos="420"/>
+        </w:tabs>
+        <w:ind w:left="420" w:leftChars="0" w:hanging="420" w:firstLineChars="0"/>
+      </w:pPr>
+      <w:rPr>
+        <w:rFonts w:hint="default" w:ascii="Wingdings" w:hAnsi="Wingdings"/>
+        <w:sz w:val="16"/>
+      </w:rPr>
+    </w:lvl>
+  </w:abstractNum>
+  <w:abstractNum w:abstractNumId="15">
     <w:nsid w:val="4D66E3F7"/>
     <w:multiLevelType w:val="singleLevel"/>
     <w:tmpl w:val="4D66E3F7"/>
@@ -14406,7 +20702,7 @@
       </w:rPr>
     </w:lvl>
   </w:abstractNum>
-  <w:abstractNum w:abstractNumId="14">
+  <w:abstractNum w:abstractNumId="16">
     <w:nsid w:val="61A65FAF"/>
     <w:multiLevelType w:val="singleLevel"/>
     <w:tmpl w:val="61A65FAF"/>
@@ -14423,7 +20719,7 @@
       </w:rPr>
     </w:lvl>
   </w:abstractNum>
-  <w:abstractNum w:abstractNumId="15">
+  <w:abstractNum w:abstractNumId="17">
     <w:nsid w:val="6CF54501"/>
     <w:multiLevelType w:val="singleLevel"/>
     <w:tmpl w:val="6CF54501"/>
@@ -14453,10 +20749,10 @@
     <w:abstractNumId w:val="7"/>
   </w:num>
   <w:num w:numId="5">
-    <w:abstractNumId w:val="13"/>
+    <w:abstractNumId w:val="15"/>
   </w:num>
   <w:num w:numId="6">
-    <w:abstractNumId w:val="14"/>
+    <w:abstractNumId w:val="16"/>
   </w:num>
   <w:num w:numId="7">
     <w:abstractNumId w:val="1"/>
@@ -14471,22 +20767,28 @@
     <w:abstractNumId w:val="3"/>
   </w:num>
   <w:num w:numId="11">
-    <w:abstractNumId w:val="15"/>
+    <w:abstractNumId w:val="17"/>
   </w:num>
   <w:num w:numId="12">
     <w:abstractNumId w:val="2"/>
   </w:num>
   <w:num w:numId="13">
-    <w:abstractNumId w:val="11"/>
+    <w:abstractNumId w:val="12"/>
   </w:num>
   <w:num w:numId="14">
     <w:abstractNumId w:val="0"/>
   </w:num>
   <w:num w:numId="15">
-    <w:abstractNumId w:val="12"/>
+    <w:abstractNumId w:val="13"/>
   </w:num>
   <w:num w:numId="16">
     <w:abstractNumId w:val="9"/>
+  </w:num>
+  <w:num w:numId="17">
+    <w:abstractNumId w:val="14"/>
+  </w:num>
+  <w:num w:numId="18">
+    <w:abstractNumId w:val="11"/>
   </w:num>
 </w:numbering>
 </file>
@@ -14780,7 +21082,17 @@
       </w:tblCellMar>
     </w:tblPr>
   </w:style>
-  <w:style w:type="table" w:styleId="4">
+  <w:style w:type="character" w:styleId="4">
+    <w:name w:val="Strong"/>
+    <w:basedOn w:val="2"/>
+    <w:qFormat/>
+    <w:uiPriority w:val="0"/>
+    <w:rPr>
+      <w:b/>
+      <w:bCs/>
+    </w:rPr>
+  </w:style>
+  <w:style w:type="table" w:styleId="5">
     <w:name w:val="Table Grid"/>
     <w:basedOn w:val="3"/>
     <w:qFormat/>
@@ -22107,7 +28419,6 @@
             <a:spcAft>
               <a:spcPct val="35000"/>
             </a:spcAft>
-            <a:buNone/>
           </a:pPr>
           <a:r>
             <a:rPr lang="en-IN" altLang="en-US" sz="900" b="1">
@@ -22201,7 +28512,6 @@
             <a:spcAft>
               <a:spcPct val="35000"/>
             </a:spcAft>
-            <a:buNone/>
           </a:pPr>
           <a:r>
             <a:rPr lang="en-US" sz="900" b="1">
@@ -22303,7 +28613,6 @@
             <a:spcAft>
               <a:spcPct val="35000"/>
             </a:spcAft>
-            <a:buNone/>
           </a:pPr>
           <a:r>
             <a:rPr lang="en-US" sz="900" b="1">
@@ -22364,9 +28673,7 @@
         </a:fontRef>
       </dsp:style>
       <dsp:txBody>
-        <a:bodyPr vert="horz" wrap="square" lIns="5715" tIns="5715" rIns="5715" bIns="5715" anchor="ctr">
-          <a:normAutofit/>
-        </a:bodyPr>
+        <a:bodyPr vert="horz" wrap="square" lIns="5715" tIns="5715" rIns="5715" bIns="5715" anchor="ctr"/>
         <a:lstStyle>
           <a:lvl1pPr algn="ctr">
             <a:defRPr sz="6500"/>
@@ -22407,7 +28714,6 @@
             <a:spcAft>
               <a:spcPct val="35000"/>
             </a:spcAft>
-            <a:buNone/>
           </a:pPr>
           <a:r>
             <a:rPr lang="en-US" sz="900" b="1">
@@ -28194,4 +34500,21 @@
   </a:themeElements>
   <a:objectDefaults/>
 </a:theme>
+</file>
+
+<file path=customXml/item1.xml><?xml version="1.0" encoding="utf-8"?>
+<s:customData xmlns="http://www.wps.cn/officeDocument/2013/wpsCustomData" xmlns:s="http://www.wps.cn/officeDocument/2013/wpsCustomData">
+  <customSectProps/>
+  <customShpExts>
+    <customShpInfo spid="_x0000_s1026" textRotate="1"/>
+  </customShpExts>
+</s:customData>
+</file>
+
+<file path=customXml/itemProps1.xml><?xml version="1.0" encoding="utf-8"?>
+<ds:datastoreItem xmlns:ds="http://schemas.openxmlformats.org/officeDocument/2006/customXml" ds:itemID="{B1977F7D-205B-4081-913C-38D41E755F92}">
+  <ds:schemaRefs>
+    <ds:schemaRef ds:uri="http://www.wps.cn/officeDocument/2013/wpsCustomData"/>
+  </ds:schemaRefs>
+</ds:datastoreItem>
 </file>